--- a/Documenti/Project Plan.docx
+++ b/Documenti/Project Plan.docx
@@ -18,47 +18,68 @@
           <w:szCs w:val="32"/>
           <w:lang w:val="it-IT"/>
         </w:rPr>
-        <w:t xml:space="preserve">PROJECT PLAN – </w:t>
-      </w:r>
-      <w:proofErr w:type="spellStart"/>
-      <w:r>
-        <w:rPr>
-          <w:sz w:val="32"/>
-          <w:szCs w:val="32"/>
-          <w:lang w:val="it-IT"/>
-        </w:rPr>
-        <w:t>Ecommerce</w:t>
-      </w:r>
-      <w:proofErr w:type="spellEnd"/>
-      <w:r>
-        <w:rPr>
-          <w:sz w:val="32"/>
-          <w:szCs w:val="32"/>
-          <w:lang w:val="it-IT"/>
-        </w:rPr>
-        <w:t xml:space="preserve"> Agrario</w:t>
+        <w:t>PROJECT PLAN – Ecommerce Agrario</w:t>
       </w:r>
     </w:p>
     <w:p>
       <w:pPr>
-        <w:pStyle w:val="Titolo2"/>
-        <w:rPr>
-          <w:sz w:val="28"/>
-          <w:szCs w:val="28"/>
+        <w:rPr>
+          <w:lang w:val="it-IT"/>
+        </w:rPr>
+      </w:pPr>
+    </w:p>
+    <w:p>
+      <w:pPr>
+        <w:numPr>
+          <w:ilvl w:val="0"/>
+          <w:numId w:val="10"/>
+        </w:numPr>
+        <w:rPr>
+          <w:sz w:val="24"/>
+          <w:szCs w:val="24"/>
           <w:lang w:val="it-IT"/>
         </w:rPr>
       </w:pPr>
       <w:r>
         <w:rPr>
-          <w:sz w:val="28"/>
-          <w:szCs w:val="28"/>
-          <w:lang w:val="it-IT"/>
-        </w:rPr>
-        <w:t>1. Obiettivi del progetto</w:t>
+          <w:color w:val="365F91" w:themeColor="accent1" w:themeShade="BF"/>
+          <w:sz w:val="24"/>
+          <w:szCs w:val="24"/>
+          <w:lang w:val="it-IT"/>
+        </w:rPr>
+        <w:t>OBIETTIVI DEL PROGETTO</w:t>
+      </w:r>
+      <w:r>
+        <w:rPr>
+          <w:sz w:val="24"/>
+          <w:szCs w:val="24"/>
+          <w:lang w:val="it-IT"/>
+        </w:rPr>
+        <w:t>:</w:t>
+      </w:r>
+      <w:r>
+        <w:rPr>
+          <w:sz w:val="24"/>
+          <w:szCs w:val="24"/>
+          <w:lang w:val="it-IT"/>
+        </w:rPr>
+        <w:br/>
+      </w:r>
+      <w:r>
+        <w:rPr>
+          <w:sz w:val="24"/>
+          <w:szCs w:val="24"/>
+          <w:lang w:val="it-IT"/>
+        </w:rPr>
+        <w:t>Il progetto “Ecommerce Agrario” ha l’obiettivo di realizzare un sistema di prenotazione online per prodotti agricoli e floreali stagionali, con ritiro e pagamento esclusivamente in sede. Obiettivi principali:</w:t>
       </w:r>
     </w:p>
     <w:p>
       <w:pPr>
+        <w:numPr>
+          <w:ilvl w:val="0"/>
+          <w:numId w:val="11"/>
+        </w:numPr>
         <w:rPr>
           <w:sz w:val="24"/>
           <w:szCs w:val="24"/>
@@ -71,47 +92,36 @@
           <w:szCs w:val="24"/>
           <w:lang w:val="it-IT"/>
         </w:rPr>
-        <w:t xml:space="preserve">Il progetto </w:t>
-      </w:r>
-      <w:proofErr w:type="spellStart"/>
-      <w:r>
-        <w:rPr>
-          <w:sz w:val="24"/>
-          <w:szCs w:val="24"/>
-          <w:lang w:val="it-IT"/>
-        </w:rPr>
-        <w:t>Ecommerce</w:t>
-      </w:r>
-      <w:proofErr w:type="spellEnd"/>
-      <w:r>
-        <w:rPr>
-          <w:sz w:val="24"/>
-          <w:szCs w:val="24"/>
-          <w:lang w:val="it-IT"/>
-        </w:rPr>
-        <w:t xml:space="preserve"> Agrario ha l’obiettivo di realizzare un sistema di prenotazione online per prodotti agricoli e floreali stagionali, con ritiro e pagamento esclusivamente in sede. Il progetto simula un contesto di sviluppo reale, seguendo una pianificazione per milestone.</w:t>
+        <w:t>fornire ai clienti un catalogo aggiornato dei prodotti disponibili;</w:t>
       </w:r>
     </w:p>
     <w:p>
       <w:pPr>
-        <w:pStyle w:val="Titolo2"/>
-        <w:rPr>
-          <w:sz w:val="28"/>
-          <w:szCs w:val="28"/>
+        <w:numPr>
+          <w:ilvl w:val="0"/>
+          <w:numId w:val="11"/>
+        </w:numPr>
+        <w:rPr>
+          <w:sz w:val="24"/>
+          <w:szCs w:val="24"/>
           <w:lang w:val="it-IT"/>
         </w:rPr>
       </w:pPr>
       <w:r>
         <w:rPr>
-          <w:sz w:val="28"/>
-          <w:szCs w:val="28"/>
-          <w:lang w:val="it-IT"/>
-        </w:rPr>
-        <w:t>2. Ambito del progetto</w:t>
+          <w:sz w:val="24"/>
+          <w:szCs w:val="24"/>
+          <w:lang w:val="it-IT"/>
+        </w:rPr>
+        <w:t>permettere la prenotazione online con gestione delle quantità e delle scorte;</w:t>
       </w:r>
     </w:p>
     <w:p>
       <w:pPr>
+        <w:numPr>
+          <w:ilvl w:val="0"/>
+          <w:numId w:val="11"/>
+        </w:numPr>
         <w:rPr>
           <w:sz w:val="24"/>
           <w:szCs w:val="24"/>
@@ -124,118 +134,36 @@
           <w:szCs w:val="24"/>
           <w:lang w:val="it-IT"/>
         </w:rPr>
-        <w:t>Il progetto include:</w:t>
-      </w:r>
-      <w:r>
-        <w:rPr>
-          <w:sz w:val="24"/>
-          <w:szCs w:val="24"/>
-          <w:lang w:val="it-IT"/>
-        </w:rPr>
-        <w:br/>
-        <w:t>- consultazione catalogo prodotti;</w:t>
-      </w:r>
-      <w:r>
-        <w:rPr>
-          <w:sz w:val="24"/>
-          <w:szCs w:val="24"/>
-          <w:lang w:val="it-IT"/>
-        </w:rPr>
-        <w:br/>
-        <w:t>- prenotazione online;</w:t>
-      </w:r>
-      <w:r>
-        <w:rPr>
-          <w:sz w:val="24"/>
-          <w:szCs w:val="24"/>
-          <w:lang w:val="it-IT"/>
-        </w:rPr>
-        <w:br/>
-        <w:t>- gestione utenti, ordini e ruoli;</w:t>
-      </w:r>
-      <w:r>
-        <w:rPr>
-          <w:sz w:val="24"/>
-          <w:szCs w:val="24"/>
-          <w:lang w:val="it-IT"/>
-        </w:rPr>
-        <w:br/>
-        <w:t>- gestione scorte e prenotazioni concorrenti.</w:t>
-      </w:r>
-      <w:r>
-        <w:rPr>
-          <w:sz w:val="24"/>
-          <w:szCs w:val="24"/>
-          <w:lang w:val="it-IT"/>
-        </w:rPr>
-        <w:br/>
-      </w:r>
-      <w:r>
-        <w:rPr>
-          <w:sz w:val="24"/>
-          <w:szCs w:val="24"/>
-          <w:lang w:val="it-IT"/>
-        </w:rPr>
-        <w:br/>
-      </w:r>
-      <w:r>
-        <w:rPr>
-          <w:b/>
-          <w:bCs/>
-          <w:sz w:val="24"/>
-          <w:szCs w:val="24"/>
-          <w:lang w:val="it-IT"/>
-        </w:rPr>
-        <w:t>Sono esclusi dallo scope:</w:t>
-      </w:r>
-      <w:r>
-        <w:rPr>
-          <w:sz w:val="24"/>
-          <w:szCs w:val="24"/>
-          <w:lang w:val="it-IT"/>
-        </w:rPr>
-        <w:br/>
-        <w:t>- pagamento online anticipato;</w:t>
-      </w:r>
-      <w:r>
-        <w:rPr>
-          <w:sz w:val="24"/>
-          <w:szCs w:val="24"/>
-          <w:lang w:val="it-IT"/>
-        </w:rPr>
-        <w:br/>
-        <w:t>- spedizione;</w:t>
-      </w:r>
-      <w:r>
-        <w:rPr>
-          <w:sz w:val="24"/>
-          <w:szCs w:val="24"/>
-          <w:lang w:val="it-IT"/>
-        </w:rPr>
-        <w:br/>
-        <w:t>- applicazioni mobile.</w:t>
+        <w:t>supportare la gestione interna di utenti, ordini e ruoli;</w:t>
       </w:r>
     </w:p>
     <w:p>
       <w:pPr>
-        <w:pStyle w:val="Titolo2"/>
-        <w:rPr>
-          <w:sz w:val="28"/>
-          <w:szCs w:val="28"/>
+        <w:numPr>
+          <w:ilvl w:val="0"/>
+          <w:numId w:val="11"/>
+        </w:numPr>
+        <w:rPr>
+          <w:sz w:val="24"/>
+          <w:szCs w:val="24"/>
           <w:lang w:val="it-IT"/>
         </w:rPr>
       </w:pPr>
       <w:r>
         <w:rPr>
-          <w:sz w:val="28"/>
-          <w:szCs w:val="28"/>
-          <w:lang w:val="it-IT"/>
-        </w:rPr>
-        <w:t>3. Ruoli e responsabilità</w:t>
+          <w:sz w:val="24"/>
+          <w:szCs w:val="24"/>
+          <w:lang w:val="it-IT"/>
+        </w:rPr>
+        <w:t>simulare un contesto di sviluppo reale, organizzato per milestone, con consegne intermedie e verifiche periodiche.</w:t>
       </w:r>
     </w:p>
     <w:p>
       <w:pPr>
+        <w:numPr>
+          <w:ilvl w:val="0"/>
+          <w:numId w:val="12"/>
+        </w:numPr>
         <w:rPr>
           <w:sz w:val="24"/>
           <w:szCs w:val="24"/>
@@ -244,11 +172,12 @@
       </w:pPr>
       <w:r>
         <w:rPr>
-          <w:sz w:val="24"/>
-          <w:szCs w:val="24"/>
-          <w:lang w:val="it-IT"/>
-        </w:rPr>
-        <w:t>• Asia: Analisi dei requisiti.</w:t>
+          <w:color w:val="365F91" w:themeColor="accent1" w:themeShade="BF"/>
+          <w:sz w:val="24"/>
+          <w:szCs w:val="24"/>
+          <w:lang w:val="it-IT"/>
+        </w:rPr>
+        <w:t>AMBITO DEL PROGETTO</w:t>
       </w:r>
       <w:r>
         <w:rPr>
@@ -256,55 +185,36 @@
           <w:szCs w:val="24"/>
           <w:lang w:val="it-IT"/>
         </w:rPr>
-        <w:br/>
-        <w:t xml:space="preserve">• </w:t>
-      </w:r>
-      <w:r>
-        <w:rPr>
-          <w:sz w:val="24"/>
-          <w:szCs w:val="24"/>
-          <w:lang w:val="it-IT"/>
-        </w:rPr>
-        <w:t>Martino:</w:t>
-      </w:r>
-      <w:r>
-        <w:rPr>
-          <w:sz w:val="24"/>
-          <w:szCs w:val="24"/>
-          <w:lang w:val="it-IT"/>
-        </w:rPr>
-        <w:t xml:space="preserve"> Analisi funzionale e coordinamento del progetto.</w:t>
-      </w:r>
-      <w:r>
-        <w:rPr>
-          <w:sz w:val="24"/>
-          <w:szCs w:val="24"/>
-          <w:lang w:val="it-IT"/>
-        </w:rPr>
-        <w:br/>
-        <w:t>• Eleonora: Analisi tecnica.</w:t>
+        <w:t xml:space="preserve"> (SCOPE) Il progetto include:</w:t>
       </w:r>
     </w:p>
     <w:p>
       <w:pPr>
-        <w:pStyle w:val="Titolo2"/>
-        <w:rPr>
-          <w:sz w:val="28"/>
-          <w:szCs w:val="28"/>
+        <w:numPr>
+          <w:ilvl w:val="0"/>
+          <w:numId w:val="13"/>
+        </w:numPr>
+        <w:rPr>
+          <w:sz w:val="24"/>
+          <w:szCs w:val="24"/>
           <w:lang w:val="it-IT"/>
         </w:rPr>
       </w:pPr>
       <w:r>
         <w:rPr>
-          <w:sz w:val="28"/>
-          <w:szCs w:val="28"/>
-          <w:lang w:val="it-IT"/>
-        </w:rPr>
-        <w:t>4. Tecnologie utilizzate</w:t>
+          <w:sz w:val="24"/>
+          <w:szCs w:val="24"/>
+          <w:lang w:val="it-IT"/>
+        </w:rPr>
+        <w:t>consultazione del catalogo prodotti (agricoli e floreali stagionali);</w:t>
       </w:r>
     </w:p>
     <w:p>
       <w:pPr>
+        <w:numPr>
+          <w:ilvl w:val="0"/>
+          <w:numId w:val="13"/>
+        </w:numPr>
         <w:rPr>
           <w:sz w:val="24"/>
           <w:szCs w:val="24"/>
@@ -317,139 +227,15 @@
           <w:szCs w:val="24"/>
           <w:lang w:val="it-IT"/>
         </w:rPr>
-        <w:t>• WordPress</w:t>
-      </w:r>
-      <w:r>
-        <w:rPr>
-          <w:sz w:val="24"/>
-          <w:szCs w:val="24"/>
-          <w:lang w:val="it-IT"/>
-        </w:rPr>
-        <w:br/>
-        <w:t xml:space="preserve">• </w:t>
-      </w:r>
-      <w:proofErr w:type="spellStart"/>
-      <w:r>
-        <w:rPr>
-          <w:sz w:val="24"/>
-          <w:szCs w:val="24"/>
-          <w:lang w:val="it-IT"/>
-        </w:rPr>
-        <w:t>WooCommerce</w:t>
-      </w:r>
-      <w:proofErr w:type="spellEnd"/>
-      <w:r>
-        <w:rPr>
-          <w:sz w:val="24"/>
-          <w:szCs w:val="24"/>
-          <w:lang w:val="it-IT"/>
-        </w:rPr>
-        <w:br/>
-        <w:t xml:space="preserve">• </w:t>
-      </w:r>
-      <w:proofErr w:type="spellStart"/>
-      <w:r>
-        <w:rPr>
-          <w:sz w:val="24"/>
-          <w:szCs w:val="24"/>
-          <w:lang w:val="it-IT"/>
-        </w:rPr>
-        <w:t>Elementor</w:t>
-      </w:r>
-      <w:proofErr w:type="spellEnd"/>
-      <w:r>
-        <w:rPr>
-          <w:sz w:val="24"/>
-          <w:szCs w:val="24"/>
-          <w:lang w:val="it-IT"/>
-        </w:rPr>
-        <w:t xml:space="preserve"> (versione gratuita)</w:t>
-      </w:r>
-      <w:r>
-        <w:rPr>
-          <w:sz w:val="24"/>
-          <w:szCs w:val="24"/>
-          <w:lang w:val="it-IT"/>
-        </w:rPr>
-        <w:br/>
-        <w:t xml:space="preserve">• </w:t>
-      </w:r>
-      <w:proofErr w:type="spellStart"/>
-      <w:r>
-        <w:rPr>
-          <w:sz w:val="24"/>
-          <w:szCs w:val="24"/>
-          <w:lang w:val="it-IT"/>
-        </w:rPr>
-        <w:t>WooCommerce</w:t>
-      </w:r>
-      <w:proofErr w:type="spellEnd"/>
-      <w:r>
-        <w:rPr>
-          <w:sz w:val="24"/>
-          <w:szCs w:val="24"/>
-          <w:lang w:val="it-IT"/>
-        </w:rPr>
-        <w:t xml:space="preserve"> Payments (utilizzato esclusivamente per pagamento in sede)</w:t>
-      </w:r>
-      <w:r>
-        <w:rPr>
-          <w:sz w:val="24"/>
-          <w:szCs w:val="24"/>
-          <w:lang w:val="it-IT"/>
-        </w:rPr>
-        <w:br/>
-        <w:t xml:space="preserve">• Codice PHP personalizzato tramite </w:t>
-      </w:r>
-      <w:proofErr w:type="spellStart"/>
-      <w:r>
-        <w:rPr>
-          <w:sz w:val="24"/>
-          <w:szCs w:val="24"/>
-          <w:lang w:val="it-IT"/>
-        </w:rPr>
-        <w:t>child</w:t>
-      </w:r>
-      <w:proofErr w:type="spellEnd"/>
-      <w:r>
-        <w:rPr>
-          <w:sz w:val="24"/>
-          <w:szCs w:val="24"/>
-          <w:lang w:val="it-IT"/>
-        </w:rPr>
-        <w:t xml:space="preserve"> </w:t>
-      </w:r>
-      <w:proofErr w:type="spellStart"/>
-      <w:r>
-        <w:rPr>
-          <w:sz w:val="24"/>
-          <w:szCs w:val="24"/>
-          <w:lang w:val="it-IT"/>
-        </w:rPr>
-        <w:t>theme</w:t>
-      </w:r>
-      <w:proofErr w:type="spellEnd"/>
-    </w:p>
-    <w:p>
-      <w:pPr>
-        <w:pStyle w:val="Titolo2"/>
-        <w:rPr>
-          <w:sz w:val="28"/>
-          <w:szCs w:val="28"/>
-          <w:lang w:val="it-IT"/>
-        </w:rPr>
-      </w:pPr>
-      <w:r>
-        <w:rPr>
-          <w:sz w:val="28"/>
-          <w:szCs w:val="28"/>
-          <w:lang w:val="it-IT"/>
-        </w:rPr>
-        <w:t>5. Pianificazione e milestone</w:t>
+        <w:t>prenotazione online con ritiro e pagamento in sede;</w:t>
       </w:r>
     </w:p>
     <w:p>
       <w:pPr>
+        <w:numPr>
+          <w:ilvl w:val="0"/>
+          <w:numId w:val="13"/>
+        </w:numPr>
         <w:rPr>
           <w:sz w:val="24"/>
           <w:szCs w:val="24"/>
@@ -462,7 +248,172 @@
           <w:szCs w:val="24"/>
           <w:lang w:val="it-IT"/>
         </w:rPr>
-        <w:t>• Gennaio: analisi tecnica, project plan e diagramma di Gantt.</w:t>
+        <w:t>gestione utenti (registrazione, autenticazione, ruoli base);</w:t>
+      </w:r>
+    </w:p>
+    <w:p>
+      <w:pPr>
+        <w:numPr>
+          <w:ilvl w:val="0"/>
+          <w:numId w:val="13"/>
+        </w:numPr>
+        <w:rPr>
+          <w:sz w:val="24"/>
+          <w:szCs w:val="24"/>
+          <w:lang w:val="it-IT"/>
+        </w:rPr>
+      </w:pPr>
+      <w:r>
+        <w:rPr>
+          <w:sz w:val="24"/>
+          <w:szCs w:val="24"/>
+          <w:lang w:val="it-IT"/>
+        </w:rPr>
+        <w:t>gestione ordini (creazione, stato, riepilogo);</w:t>
+      </w:r>
+    </w:p>
+    <w:p>
+      <w:pPr>
+        <w:numPr>
+          <w:ilvl w:val="0"/>
+          <w:numId w:val="13"/>
+        </w:numPr>
+        <w:rPr>
+          <w:sz w:val="24"/>
+          <w:szCs w:val="24"/>
+          <w:lang w:val="it-IT"/>
+        </w:rPr>
+      </w:pPr>
+      <w:r>
+        <w:rPr>
+          <w:sz w:val="24"/>
+          <w:szCs w:val="24"/>
+          <w:lang w:val="it-IT"/>
+        </w:rPr>
+        <w:t>gestione scorte e prenotazioni concorrenti (evitare overbooking di prodotti).</w:t>
+      </w:r>
+    </w:p>
+    <w:p>
+      <w:pPr>
+        <w:rPr>
+          <w:sz w:val="24"/>
+          <w:szCs w:val="24"/>
+          <w:lang w:val="it-IT"/>
+        </w:rPr>
+      </w:pPr>
+      <w:r>
+        <w:rPr>
+          <w:sz w:val="24"/>
+          <w:szCs w:val="24"/>
+          <w:lang w:val="it-IT"/>
+        </w:rPr>
+        <w:t>Sono esclusi dallo scope:</w:t>
+      </w:r>
+    </w:p>
+    <w:p>
+      <w:pPr>
+        <w:numPr>
+          <w:ilvl w:val="0"/>
+          <w:numId w:val="14"/>
+        </w:numPr>
+        <w:rPr>
+          <w:sz w:val="24"/>
+          <w:szCs w:val="24"/>
+          <w:lang w:val="it-IT"/>
+        </w:rPr>
+      </w:pPr>
+      <w:r>
+        <w:rPr>
+          <w:sz w:val="24"/>
+          <w:szCs w:val="24"/>
+          <w:lang w:val="it-IT"/>
+        </w:rPr>
+        <w:t>pagamento online anticipato;</w:t>
+      </w:r>
+    </w:p>
+    <w:p>
+      <w:pPr>
+        <w:numPr>
+          <w:ilvl w:val="0"/>
+          <w:numId w:val="14"/>
+        </w:numPr>
+        <w:rPr>
+          <w:sz w:val="24"/>
+          <w:szCs w:val="24"/>
+          <w:lang w:val="it-IT"/>
+        </w:rPr>
+      </w:pPr>
+      <w:r>
+        <w:rPr>
+          <w:sz w:val="24"/>
+          <w:szCs w:val="24"/>
+          <w:lang w:val="it-IT"/>
+        </w:rPr>
+        <w:t>spedizione e logistica esterna;</w:t>
+      </w:r>
+    </w:p>
+    <w:p>
+      <w:pPr>
+        <w:numPr>
+          <w:ilvl w:val="0"/>
+          <w:numId w:val="14"/>
+        </w:numPr>
+        <w:rPr>
+          <w:sz w:val="24"/>
+          <w:szCs w:val="24"/>
+          <w:lang w:val="it-IT"/>
+        </w:rPr>
+      </w:pPr>
+      <w:r>
+        <w:rPr>
+          <w:sz w:val="24"/>
+          <w:szCs w:val="24"/>
+          <w:lang w:val="it-IT"/>
+        </w:rPr>
+        <w:t>applicazioni mobile dedicate;</w:t>
+      </w:r>
+    </w:p>
+    <w:p>
+      <w:pPr>
+        <w:numPr>
+          <w:ilvl w:val="0"/>
+          <w:numId w:val="14"/>
+        </w:numPr>
+        <w:rPr>
+          <w:sz w:val="24"/>
+          <w:szCs w:val="24"/>
+          <w:lang w:val="it-IT"/>
+        </w:rPr>
+      </w:pPr>
+      <w:r>
+        <w:rPr>
+          <w:sz w:val="24"/>
+          <w:szCs w:val="24"/>
+          <w:lang w:val="it-IT"/>
+        </w:rPr>
+        <w:t>funzionalità avanzate di reportistica commerciale.</w:t>
+      </w:r>
+    </w:p>
+    <w:p>
+      <w:pPr>
+        <w:numPr>
+          <w:ilvl w:val="0"/>
+          <w:numId w:val="15"/>
+        </w:numPr>
+        <w:rPr>
+          <w:sz w:val="24"/>
+          <w:szCs w:val="24"/>
+          <w:lang w:val="it-IT"/>
+        </w:rPr>
+      </w:pPr>
+      <w:r>
+        <w:rPr>
+          <w:color w:val="365F91" w:themeColor="accent1" w:themeShade="BF"/>
+          <w:sz w:val="24"/>
+          <w:szCs w:val="24"/>
+          <w:lang w:val="it-IT"/>
+        </w:rPr>
+        <w:t>ORGANIZZAZIONE DEL GRUPPO, RUOLI E RESPONSABILITÀ</w:t>
       </w:r>
       <w:r>
         <w:rPr>
@@ -470,8 +421,381 @@
           <w:szCs w:val="24"/>
           <w:lang w:val="it-IT"/>
         </w:rPr>
-        <w:br/>
-        <w:t>• Inizio febbraio: prima dimostrazione delle funzionalità principali.</w:t>
+        <w:t xml:space="preserve"> L’organizzazione interna è pensata per coprire analisi, sviluppo e verifica, con possibilità di adattamento nel tempo.</w:t>
+      </w:r>
+    </w:p>
+    <w:p>
+      <w:pPr>
+        <w:numPr>
+          <w:ilvl w:val="0"/>
+          <w:numId w:val="16"/>
+        </w:numPr>
+        <w:rPr>
+          <w:sz w:val="24"/>
+          <w:szCs w:val="24"/>
+          <w:lang w:val="it-IT"/>
+        </w:rPr>
+      </w:pPr>
+      <w:r>
+        <w:rPr>
+          <w:sz w:val="24"/>
+          <w:szCs w:val="24"/>
+          <w:lang w:val="it-IT"/>
+        </w:rPr>
+        <w:t>Asia</w:t>
+      </w:r>
+    </w:p>
+    <w:p>
+      <w:pPr>
+        <w:numPr>
+          <w:ilvl w:val="1"/>
+          <w:numId w:val="16"/>
+        </w:numPr>
+        <w:rPr>
+          <w:sz w:val="24"/>
+          <w:szCs w:val="24"/>
+          <w:lang w:val="it-IT"/>
+        </w:rPr>
+      </w:pPr>
+      <w:r>
+        <w:rPr>
+          <w:sz w:val="24"/>
+          <w:szCs w:val="24"/>
+          <w:lang w:val="it-IT"/>
+        </w:rPr>
+        <w:lastRenderedPageBreak/>
+        <w:t>Analisi dei requisiti</w:t>
+      </w:r>
+    </w:p>
+    <w:p>
+      <w:pPr>
+        <w:numPr>
+          <w:ilvl w:val="1"/>
+          <w:numId w:val="16"/>
+        </w:numPr>
+        <w:rPr>
+          <w:sz w:val="24"/>
+          <w:szCs w:val="24"/>
+          <w:lang w:val="it-IT"/>
+        </w:rPr>
+      </w:pPr>
+      <w:r>
+        <w:rPr>
+          <w:sz w:val="24"/>
+          <w:szCs w:val="24"/>
+          <w:lang w:val="it-IT"/>
+        </w:rPr>
+        <w:t>Supporto alla definizione dei casi d’uso</w:t>
+      </w:r>
+    </w:p>
+    <w:p>
+      <w:pPr>
+        <w:numPr>
+          <w:ilvl w:val="1"/>
+          <w:numId w:val="16"/>
+        </w:numPr>
+        <w:rPr>
+          <w:sz w:val="24"/>
+          <w:szCs w:val="24"/>
+          <w:lang w:val="it-IT"/>
+        </w:rPr>
+      </w:pPr>
+      <w:r>
+        <w:rPr>
+          <w:sz w:val="24"/>
+          <w:szCs w:val="24"/>
+          <w:lang w:val="it-IT"/>
+        </w:rPr>
+        <w:t>Coordinamento e conduzione della fase di test</w:t>
+      </w:r>
+    </w:p>
+    <w:p>
+      <w:pPr>
+        <w:numPr>
+          <w:ilvl w:val="1"/>
+          <w:numId w:val="16"/>
+        </w:numPr>
+        <w:rPr>
+          <w:sz w:val="24"/>
+          <w:szCs w:val="24"/>
+          <w:lang w:val="it-IT"/>
+        </w:rPr>
+      </w:pPr>
+      <w:r>
+        <w:rPr>
+          <w:sz w:val="24"/>
+          <w:szCs w:val="24"/>
+          <w:lang w:val="it-IT"/>
+        </w:rPr>
+        <w:t>Redazione dei report di test e stato avanzamento</w:t>
+      </w:r>
+    </w:p>
+    <w:p>
+      <w:pPr>
+        <w:numPr>
+          <w:ilvl w:val="0"/>
+          <w:numId w:val="16"/>
+        </w:numPr>
+        <w:rPr>
+          <w:sz w:val="24"/>
+          <w:szCs w:val="24"/>
+          <w:lang w:val="it-IT"/>
+        </w:rPr>
+      </w:pPr>
+      <w:r>
+        <w:rPr>
+          <w:sz w:val="24"/>
+          <w:szCs w:val="24"/>
+          <w:lang w:val="it-IT"/>
+        </w:rPr>
+        <w:t>Martino</w:t>
+      </w:r>
+    </w:p>
+    <w:p>
+      <w:pPr>
+        <w:numPr>
+          <w:ilvl w:val="1"/>
+          <w:numId w:val="16"/>
+        </w:numPr>
+        <w:rPr>
+          <w:sz w:val="24"/>
+          <w:szCs w:val="24"/>
+          <w:lang w:val="it-IT"/>
+        </w:rPr>
+      </w:pPr>
+      <w:r>
+        <w:rPr>
+          <w:sz w:val="24"/>
+          <w:szCs w:val="24"/>
+          <w:lang w:val="it-IT"/>
+        </w:rPr>
+        <w:t>Analisi funzionale</w:t>
+      </w:r>
+    </w:p>
+    <w:p>
+      <w:pPr>
+        <w:numPr>
+          <w:ilvl w:val="1"/>
+          <w:numId w:val="16"/>
+        </w:numPr>
+        <w:rPr>
+          <w:sz w:val="24"/>
+          <w:szCs w:val="24"/>
+          <w:lang w:val="it-IT"/>
+        </w:rPr>
+      </w:pPr>
+      <w:r>
+        <w:rPr>
+          <w:sz w:val="24"/>
+          <w:szCs w:val="24"/>
+          <w:lang w:val="it-IT"/>
+        </w:rPr>
+        <w:t>Coordinamento generale del progetto (Project Manager)</w:t>
+      </w:r>
+    </w:p>
+    <w:p>
+      <w:pPr>
+        <w:numPr>
+          <w:ilvl w:val="1"/>
+          <w:numId w:val="16"/>
+        </w:numPr>
+        <w:rPr>
+          <w:sz w:val="24"/>
+          <w:szCs w:val="24"/>
+          <w:lang w:val="it-IT"/>
+        </w:rPr>
+      </w:pPr>
+      <w:r>
+        <w:rPr>
+          <w:sz w:val="24"/>
+          <w:szCs w:val="24"/>
+          <w:lang w:val="it-IT"/>
+        </w:rPr>
+        <w:t>Redazione e aggiornamento del Project Plan</w:t>
+      </w:r>
+    </w:p>
+    <w:p>
+      <w:pPr>
+        <w:numPr>
+          <w:ilvl w:val="1"/>
+          <w:numId w:val="16"/>
+        </w:numPr>
+        <w:rPr>
+          <w:sz w:val="24"/>
+          <w:szCs w:val="24"/>
+          <w:lang w:val="it-IT"/>
+        </w:rPr>
+      </w:pPr>
+      <w:r>
+        <w:rPr>
+          <w:sz w:val="24"/>
+          <w:szCs w:val="24"/>
+          <w:lang w:val="it-IT"/>
+        </w:rPr>
+        <w:t>Supporto alla pianificazione del Gantt e alle milestone</w:t>
+      </w:r>
+    </w:p>
+    <w:p>
+      <w:pPr>
+        <w:numPr>
+          <w:ilvl w:val="0"/>
+          <w:numId w:val="16"/>
+        </w:numPr>
+        <w:rPr>
+          <w:sz w:val="24"/>
+          <w:szCs w:val="24"/>
+          <w:lang w:val="it-IT"/>
+        </w:rPr>
+      </w:pPr>
+      <w:r>
+        <w:rPr>
+          <w:sz w:val="24"/>
+          <w:szCs w:val="24"/>
+          <w:lang w:val="it-IT"/>
+        </w:rPr>
+        <w:t>Eleonora</w:t>
+      </w:r>
+    </w:p>
+    <w:p>
+      <w:pPr>
+        <w:numPr>
+          <w:ilvl w:val="1"/>
+          <w:numId w:val="16"/>
+        </w:numPr>
+        <w:rPr>
+          <w:sz w:val="24"/>
+          <w:szCs w:val="24"/>
+          <w:lang w:val="it-IT"/>
+        </w:rPr>
+      </w:pPr>
+      <w:r>
+        <w:rPr>
+          <w:sz w:val="24"/>
+          <w:szCs w:val="24"/>
+          <w:lang w:val="it-IT"/>
+        </w:rPr>
+        <w:t>Analisi tecnica</w:t>
+      </w:r>
+    </w:p>
+    <w:p>
+      <w:pPr>
+        <w:numPr>
+          <w:ilvl w:val="1"/>
+          <w:numId w:val="16"/>
+        </w:numPr>
+        <w:rPr>
+          <w:sz w:val="24"/>
+          <w:szCs w:val="24"/>
+          <w:lang w:val="it-IT"/>
+        </w:rPr>
+      </w:pPr>
+      <w:r>
+        <w:rPr>
+          <w:sz w:val="24"/>
+          <w:szCs w:val="24"/>
+          <w:lang w:val="it-IT"/>
+        </w:rPr>
+        <w:t>Progettazione architetturale e tecnica del sistema</w:t>
+      </w:r>
+    </w:p>
+    <w:p>
+      <w:pPr>
+        <w:numPr>
+          <w:ilvl w:val="1"/>
+          <w:numId w:val="16"/>
+        </w:numPr>
+        <w:rPr>
+          <w:sz w:val="24"/>
+          <w:szCs w:val="24"/>
+          <w:lang w:val="it-IT"/>
+        </w:rPr>
+      </w:pPr>
+      <w:r>
+        <w:rPr>
+          <w:sz w:val="24"/>
+          <w:szCs w:val="24"/>
+          <w:lang w:val="it-IT"/>
+        </w:rPr>
+        <w:t>Sviluppo base e completamento delle funzionalità</w:t>
+      </w:r>
+    </w:p>
+    <w:p>
+      <w:pPr>
+        <w:numPr>
+          <w:ilvl w:val="1"/>
+          <w:numId w:val="16"/>
+        </w:numPr>
+        <w:rPr>
+          <w:sz w:val="24"/>
+          <w:szCs w:val="24"/>
+          <w:lang w:val="it-IT"/>
+        </w:rPr>
+      </w:pPr>
+      <w:r>
+        <w:rPr>
+          <w:sz w:val="24"/>
+          <w:szCs w:val="24"/>
+          <w:lang w:val="it-IT"/>
+        </w:rPr>
+        <w:t>Correzioni finali e ottimizzazioni tecniche</w:t>
+      </w:r>
+    </w:p>
+    <w:p>
+      <w:pPr>
+        <w:rPr>
+          <w:sz w:val="24"/>
+          <w:szCs w:val="24"/>
+          <w:lang w:val="it-IT"/>
+        </w:rPr>
+      </w:pPr>
+      <w:r>
+        <w:rPr>
+          <w:sz w:val="24"/>
+          <w:szCs w:val="24"/>
+          <w:lang w:val="it-IT"/>
+        </w:rPr>
+        <w:t>L’organizzazione interna potrà essere aggiornata in corrispondenza delle milestone, indicando eventuali cambiamenti (“chi fa cosa”) nelle relazioni di avanzamento.</w:t>
+      </w:r>
+    </w:p>
+    <w:p>
+      <w:pPr>
+        <w:pStyle w:val="Paragrafoelenco"/>
+        <w:numPr>
+          <w:ilvl w:val="0"/>
+          <w:numId w:val="15"/>
+        </w:numPr>
+        <w:rPr>
+          <w:color w:val="365F91" w:themeColor="accent1" w:themeShade="BF"/>
+          <w:sz w:val="24"/>
+          <w:szCs w:val="24"/>
+          <w:lang w:val="it-IT"/>
+        </w:rPr>
+      </w:pPr>
+      <w:r>
+        <w:rPr>
+          <w:color w:val="365F91" w:themeColor="accent1" w:themeShade="BF"/>
+          <w:sz w:val="24"/>
+          <w:szCs w:val="24"/>
+          <w:lang w:val="it-IT"/>
+        </w:rPr>
+        <w:t>PIANIFICAZIONE, MILESTONE E DIAGRAMMA DI GANTT</w:t>
+      </w:r>
+    </w:p>
+    <w:p>
+      <w:pPr>
+        <w:rPr>
+          <w:sz w:val="24"/>
+          <w:szCs w:val="24"/>
+          <w:lang w:val="it-IT"/>
+        </w:rPr>
+      </w:pPr>
+      <w:r>
+        <w:rPr>
+          <w:sz w:val="24"/>
+          <w:szCs w:val="24"/>
+          <w:lang w:val="it-IT"/>
+        </w:rPr>
+        <w:t>4</w:t>
       </w:r>
       <w:r>
         <w:rPr>
@@ -479,8 +803,112 @@
           <w:szCs w:val="24"/>
           <w:lang w:val="it-IT"/>
         </w:rPr>
-        <w:br/>
-        <w:t>• Terza settimana di febbraio: bozza definitiva del progetto.</w:t>
+        <w:t>.1 Milestone richieste dal docente</w:t>
+      </w:r>
+    </w:p>
+    <w:p>
+      <w:pPr>
+        <w:numPr>
+          <w:ilvl w:val="0"/>
+          <w:numId w:val="20"/>
+        </w:numPr>
+        <w:rPr>
+          <w:sz w:val="24"/>
+          <w:szCs w:val="24"/>
+          <w:lang w:val="it-IT"/>
+        </w:rPr>
+      </w:pPr>
+      <w:r>
+        <w:rPr>
+          <w:sz w:val="24"/>
+          <w:szCs w:val="24"/>
+          <w:lang w:val="it-IT"/>
+        </w:rPr>
+        <w:t>Entro il 12 gennaio</w:t>
+      </w:r>
+    </w:p>
+    <w:p>
+      <w:pPr>
+        <w:numPr>
+          <w:ilvl w:val="1"/>
+          <w:numId w:val="20"/>
+        </w:numPr>
+        <w:rPr>
+          <w:sz w:val="24"/>
+          <w:szCs w:val="24"/>
+          <w:lang w:val="it-IT"/>
+        </w:rPr>
+      </w:pPr>
+      <w:r>
+        <w:rPr>
+          <w:sz w:val="24"/>
+          <w:szCs w:val="24"/>
+          <w:lang w:val="it-IT"/>
+        </w:rPr>
+        <w:t>Analisi tecnica completata</w:t>
+      </w:r>
+    </w:p>
+    <w:p>
+      <w:pPr>
+        <w:numPr>
+          <w:ilvl w:val="1"/>
+          <w:numId w:val="20"/>
+        </w:numPr>
+        <w:rPr>
+          <w:sz w:val="24"/>
+          <w:szCs w:val="24"/>
+          <w:lang w:val="it-IT"/>
+        </w:rPr>
+      </w:pPr>
+      <w:r>
+        <w:rPr>
+          <w:sz w:val="24"/>
+          <w:szCs w:val="24"/>
+          <w:lang w:val="it-IT"/>
+        </w:rPr>
+        <w:t>Diagramma di Gantt del progetto</w:t>
+      </w:r>
+    </w:p>
+    <w:p>
+      <w:pPr>
+        <w:numPr>
+          <w:ilvl w:val="1"/>
+          <w:numId w:val="20"/>
+        </w:numPr>
+        <w:rPr>
+          <w:sz w:val="24"/>
+          <w:szCs w:val="24"/>
+          <w:lang w:val="it-IT"/>
+        </w:rPr>
+      </w:pPr>
+      <w:r>
+        <w:rPr>
+          <w:sz w:val="24"/>
+          <w:szCs w:val="24"/>
+          <w:lang w:val="it-IT"/>
+        </w:rPr>
+        <w:t>Project Plan iniziale</w:t>
+      </w:r>
+    </w:p>
+    <w:p>
+      <w:pPr>
+        <w:numPr>
+          <w:ilvl w:val="0"/>
+          <w:numId w:val="20"/>
+        </w:numPr>
+        <w:rPr>
+          <w:sz w:val="24"/>
+          <w:szCs w:val="24"/>
+          <w:lang w:val="it-IT"/>
+        </w:rPr>
+      </w:pPr>
+      <w:r>
+        <w:rPr>
+          <w:sz w:val="24"/>
+          <w:szCs w:val="24"/>
+          <w:lang w:val="it-IT"/>
+        </w:rPr>
+        <w:t>Terza</w:t>
       </w:r>
       <w:r>
         <w:rPr>
@@ -488,10 +916,1565 @@
           <w:szCs w:val="24"/>
           <w:lang w:val="it-IT"/>
         </w:rPr>
-        <w:br/>
-        <w:t xml:space="preserve">• </w:t>
+        <w:t xml:space="preserve"> settimana di febbraio</w:t>
       </w:r>
-      <w:proofErr w:type="gramStart"/>
+    </w:p>
+    <w:p>
+      <w:pPr>
+        <w:numPr>
+          <w:ilvl w:val="1"/>
+          <w:numId w:val="20"/>
+        </w:numPr>
+        <w:rPr>
+          <w:sz w:val="24"/>
+          <w:szCs w:val="24"/>
+          <w:lang w:val="it-IT"/>
+        </w:rPr>
+      </w:pPr>
+      <w:r>
+        <w:rPr>
+          <w:sz w:val="24"/>
+          <w:szCs w:val="24"/>
+          <w:lang w:val="it-IT"/>
+        </w:rPr>
+        <w:t>Prima dimostrazione del codice e delle funzionalità principali</w:t>
+      </w:r>
+    </w:p>
+    <w:p>
+      <w:pPr>
+        <w:numPr>
+          <w:ilvl w:val="1"/>
+          <w:numId w:val="20"/>
+        </w:numPr>
+        <w:rPr>
+          <w:sz w:val="24"/>
+          <w:szCs w:val="24"/>
+          <w:lang w:val="it-IT"/>
+        </w:rPr>
+      </w:pPr>
+      <w:r>
+        <w:rPr>
+          <w:sz w:val="24"/>
+          <w:szCs w:val="24"/>
+          <w:lang w:val="it-IT"/>
+        </w:rPr>
+        <w:t>Eventuale revisione/aggiornamento della parte tecnica</w:t>
+      </w:r>
+    </w:p>
+    <w:p>
+      <w:pPr>
+        <w:numPr>
+          <w:ilvl w:val="0"/>
+          <w:numId w:val="20"/>
+        </w:numPr>
+        <w:rPr>
+          <w:sz w:val="24"/>
+          <w:szCs w:val="24"/>
+          <w:lang w:val="it-IT"/>
+        </w:rPr>
+      </w:pPr>
+      <w:r>
+        <w:rPr>
+          <w:sz w:val="24"/>
+          <w:szCs w:val="24"/>
+          <w:lang w:val="it-IT"/>
+        </w:rPr>
+        <w:lastRenderedPageBreak/>
+        <w:t>Quarta</w:t>
+      </w:r>
+      <w:r>
+        <w:rPr>
+          <w:sz w:val="24"/>
+          <w:szCs w:val="24"/>
+          <w:lang w:val="it-IT"/>
+        </w:rPr>
+        <w:t xml:space="preserve"> settimana di febbraio</w:t>
+      </w:r>
+    </w:p>
+    <w:p>
+      <w:pPr>
+        <w:numPr>
+          <w:ilvl w:val="1"/>
+          <w:numId w:val="20"/>
+        </w:numPr>
+        <w:rPr>
+          <w:sz w:val="24"/>
+          <w:szCs w:val="24"/>
+          <w:lang w:val="it-IT"/>
+        </w:rPr>
+      </w:pPr>
+      <w:r>
+        <w:rPr>
+          <w:sz w:val="24"/>
+          <w:szCs w:val="24"/>
+          <w:lang w:val="it-IT"/>
+        </w:rPr>
+        <w:t>Consegna di una bozza definitiva del progetto (funzionalità principali complete)</w:t>
+      </w:r>
+    </w:p>
+    <w:p>
+      <w:pPr>
+        <w:numPr>
+          <w:ilvl w:val="1"/>
+          <w:numId w:val="20"/>
+        </w:numPr>
+        <w:rPr>
+          <w:sz w:val="24"/>
+          <w:szCs w:val="24"/>
+          <w:lang w:val="it-IT"/>
+        </w:rPr>
+      </w:pPr>
+      <w:r>
+        <w:rPr>
+          <w:sz w:val="24"/>
+          <w:szCs w:val="24"/>
+          <w:lang w:val="it-IT"/>
+        </w:rPr>
+        <w:t>Se approvata, avvio della fase di test</w:t>
+      </w:r>
+    </w:p>
+    <w:p>
+      <w:pPr>
+        <w:numPr>
+          <w:ilvl w:val="0"/>
+          <w:numId w:val="20"/>
+        </w:numPr>
+        <w:rPr>
+          <w:sz w:val="24"/>
+          <w:szCs w:val="24"/>
+          <w:lang w:val="it-IT"/>
+        </w:rPr>
+      </w:pPr>
+      <w:r>
+        <w:rPr>
+          <w:sz w:val="24"/>
+          <w:szCs w:val="24"/>
+          <w:lang w:val="it-IT"/>
+        </w:rPr>
+        <w:t>Seconda settimana di marzo</w:t>
+      </w:r>
+    </w:p>
+    <w:p>
+      <w:pPr>
+        <w:numPr>
+          <w:ilvl w:val="1"/>
+          <w:numId w:val="20"/>
+        </w:numPr>
+        <w:rPr>
+          <w:sz w:val="24"/>
+          <w:szCs w:val="24"/>
+          <w:lang w:val="it-IT"/>
+        </w:rPr>
+      </w:pPr>
+      <w:r>
+        <w:rPr>
+          <w:sz w:val="24"/>
+          <w:szCs w:val="24"/>
+          <w:lang w:val="it-IT"/>
+        </w:rPr>
+        <w:t>Conclusione dei test principali</w:t>
+      </w:r>
+    </w:p>
+    <w:p>
+      <w:pPr>
+        <w:numPr>
+          <w:ilvl w:val="1"/>
+          <w:numId w:val="20"/>
+        </w:numPr>
+        <w:rPr>
+          <w:sz w:val="24"/>
+          <w:szCs w:val="24"/>
+          <w:lang w:val="it-IT"/>
+        </w:rPr>
+      </w:pPr>
+      <w:r>
+        <w:rPr>
+          <w:sz w:val="24"/>
+          <w:szCs w:val="24"/>
+          <w:lang w:val="it-IT"/>
+        </w:rPr>
+        <w:t>Correzioni e ritocchi finali</w:t>
+      </w:r>
+    </w:p>
+    <w:p>
+      <w:pPr>
+        <w:numPr>
+          <w:ilvl w:val="0"/>
+          <w:numId w:val="20"/>
+        </w:numPr>
+        <w:rPr>
+          <w:sz w:val="24"/>
+          <w:szCs w:val="24"/>
+          <w:lang w:val="it-IT"/>
+        </w:rPr>
+      </w:pPr>
+      <w:r>
+        <w:rPr>
+          <w:sz w:val="24"/>
+          <w:szCs w:val="24"/>
+          <w:lang w:val="it-IT"/>
+        </w:rPr>
+        <w:t>Prima settimana di aprile</w:t>
+      </w:r>
+    </w:p>
+    <w:p>
+      <w:pPr>
+        <w:numPr>
+          <w:ilvl w:val="1"/>
+          <w:numId w:val="20"/>
+        </w:numPr>
+        <w:rPr>
+          <w:sz w:val="24"/>
+          <w:szCs w:val="24"/>
+          <w:lang w:val="it-IT"/>
+        </w:rPr>
+      </w:pPr>
+      <w:r>
+        <w:rPr>
+          <w:sz w:val="24"/>
+          <w:szCs w:val="24"/>
+          <w:lang w:val="it-IT"/>
+        </w:rPr>
+        <w:t>Conclusione del progetto</w:t>
+      </w:r>
+    </w:p>
+    <w:p>
+      <w:pPr>
+        <w:numPr>
+          <w:ilvl w:val="1"/>
+          <w:numId w:val="20"/>
+        </w:numPr>
+        <w:rPr>
+          <w:sz w:val="24"/>
+          <w:szCs w:val="24"/>
+          <w:lang w:val="it-IT"/>
+        </w:rPr>
+      </w:pPr>
+      <w:r>
+        <w:rPr>
+          <w:sz w:val="24"/>
+          <w:szCs w:val="24"/>
+          <w:lang w:val="it-IT"/>
+        </w:rPr>
+        <w:t>Consegna finale e presentazione</w:t>
+      </w:r>
+    </w:p>
+    <w:p>
+      <w:pPr>
+        <w:rPr>
+          <w:sz w:val="24"/>
+          <w:szCs w:val="24"/>
+          <w:lang w:val="it-IT"/>
+        </w:rPr>
+      </w:pPr>
+      <w:r>
+        <w:rPr>
+          <w:sz w:val="24"/>
+          <w:szCs w:val="24"/>
+          <w:lang w:val="it-IT"/>
+        </w:rPr>
+        <w:t>A ogni milestone saranno prodotti:</w:t>
+      </w:r>
+    </w:p>
+    <w:p>
+      <w:pPr>
+        <w:numPr>
+          <w:ilvl w:val="0"/>
+          <w:numId w:val="21"/>
+        </w:numPr>
+        <w:rPr>
+          <w:sz w:val="24"/>
+          <w:szCs w:val="24"/>
+          <w:lang w:val="it-IT"/>
+        </w:rPr>
+      </w:pPr>
+      <w:r>
+        <w:rPr>
+          <w:sz w:val="24"/>
+          <w:szCs w:val="24"/>
+          <w:lang w:val="it-IT"/>
+        </w:rPr>
+        <w:t>consegne previste (documenti, codice, funzionalità);</w:t>
+      </w:r>
+    </w:p>
+    <w:p>
+      <w:pPr>
+        <w:numPr>
+          <w:ilvl w:val="0"/>
+          <w:numId w:val="21"/>
+        </w:numPr>
+        <w:rPr>
+          <w:sz w:val="24"/>
+          <w:szCs w:val="24"/>
+          <w:lang w:val="it-IT"/>
+        </w:rPr>
+      </w:pPr>
+      <w:r>
+        <w:rPr>
+          <w:sz w:val="24"/>
+          <w:szCs w:val="24"/>
+          <w:lang w:val="it-IT"/>
+        </w:rPr>
+        <w:t>breve relazione sullo stato di avanzamento;</w:t>
+      </w:r>
+    </w:p>
+    <w:p>
+      <w:pPr>
+        <w:numPr>
+          <w:ilvl w:val="0"/>
+          <w:numId w:val="21"/>
+        </w:numPr>
+        <w:rPr>
+          <w:sz w:val="24"/>
+          <w:szCs w:val="24"/>
+          <w:lang w:val="it-IT"/>
+        </w:rPr>
+      </w:pPr>
+      <w:r>
+        <w:rPr>
+          <w:sz w:val="24"/>
+          <w:szCs w:val="24"/>
+          <w:lang w:val="it-IT"/>
+        </w:rPr>
+        <w:t>indicazione di eventuali cambiamenti nell’organizzazione interna del gruppo.</w:t>
+      </w:r>
+    </w:p>
+    <w:p>
+      <w:pPr>
+        <w:rPr>
+          <w:sz w:val="24"/>
+          <w:szCs w:val="24"/>
+          <w:lang w:val="it-IT"/>
+        </w:rPr>
+      </w:pPr>
+      <w:r>
+        <w:rPr>
+          <w:sz w:val="24"/>
+          <w:szCs w:val="24"/>
+          <w:lang w:val="it-IT"/>
+        </w:rPr>
+        <w:t>4</w:t>
+      </w:r>
+      <w:r>
+        <w:rPr>
+          <w:sz w:val="24"/>
+          <w:szCs w:val="24"/>
+          <w:lang w:val="it-IT"/>
+        </w:rPr>
+        <w:t>.2 Attività principali e timeline (coerenti con il Gantt)</w:t>
+      </w:r>
+    </w:p>
+    <w:p>
+      <w:pPr>
+        <w:rPr>
+          <w:sz w:val="24"/>
+          <w:szCs w:val="24"/>
+          <w:lang w:val="it-IT"/>
+        </w:rPr>
+      </w:pPr>
+      <w:r>
+        <w:rPr>
+          <w:sz w:val="24"/>
+          <w:szCs w:val="24"/>
+          <w:lang w:val="it-IT"/>
+        </w:rPr>
+        <w:t>GENNAIO</w:t>
+      </w:r>
+    </w:p>
+    <w:p>
+      <w:pPr>
+        <w:numPr>
+          <w:ilvl w:val="0"/>
+          <w:numId w:val="22"/>
+        </w:numPr>
+        <w:rPr>
+          <w:sz w:val="24"/>
+          <w:szCs w:val="24"/>
+          <w:lang w:val="it-IT"/>
+        </w:rPr>
+      </w:pPr>
+      <w:r>
+        <w:rPr>
+          <w:sz w:val="24"/>
+          <w:szCs w:val="24"/>
+          <w:lang w:val="it-IT"/>
+        </w:rPr>
+        <w:t>Analisi requisiti (Asia)</w:t>
+      </w:r>
+    </w:p>
+    <w:p>
+      <w:pPr>
+        <w:numPr>
+          <w:ilvl w:val="0"/>
+          <w:numId w:val="22"/>
+        </w:numPr>
+        <w:rPr>
+          <w:sz w:val="24"/>
+          <w:szCs w:val="24"/>
+          <w:lang w:val="it-IT"/>
+        </w:rPr>
+      </w:pPr>
+      <w:r>
+        <w:rPr>
+          <w:sz w:val="24"/>
+          <w:szCs w:val="24"/>
+          <w:lang w:val="it-IT"/>
+        </w:rPr>
+        <w:t>Analisi funzionale (Martino)</w:t>
+      </w:r>
+    </w:p>
+    <w:p>
+      <w:pPr>
+        <w:numPr>
+          <w:ilvl w:val="0"/>
+          <w:numId w:val="22"/>
+        </w:numPr>
+        <w:rPr>
+          <w:sz w:val="24"/>
+          <w:szCs w:val="24"/>
+          <w:lang w:val="it-IT"/>
+        </w:rPr>
+      </w:pPr>
+      <w:r>
+        <w:rPr>
+          <w:sz w:val="24"/>
+          <w:szCs w:val="24"/>
+          <w:lang w:val="it-IT"/>
+        </w:rPr>
+        <w:t>Analisi tecnica (Eleonora)</w:t>
+      </w:r>
+    </w:p>
+    <w:p>
+      <w:pPr>
+        <w:numPr>
+          <w:ilvl w:val="0"/>
+          <w:numId w:val="22"/>
+        </w:numPr>
+        <w:rPr>
+          <w:sz w:val="24"/>
+          <w:szCs w:val="24"/>
+          <w:lang w:val="it-IT"/>
+        </w:rPr>
+      </w:pPr>
+      <w:r>
+        <w:rPr>
+          <w:sz w:val="24"/>
+          <w:szCs w:val="24"/>
+          <w:lang w:val="it-IT"/>
+        </w:rPr>
+        <w:t>Redazione Project Plan e Diagramma di Gantt (Martino, con contributo del gruppo)</w:t>
+      </w:r>
+    </w:p>
+    <w:p>
+      <w:pPr>
+        <w:rPr>
+          <w:sz w:val="24"/>
+          <w:szCs w:val="24"/>
+          <w:lang w:val="it-IT"/>
+        </w:rPr>
+      </w:pPr>
+      <w:r>
+        <w:rPr>
+          <w:sz w:val="24"/>
+          <w:szCs w:val="24"/>
+          <w:lang w:val="it-IT"/>
+        </w:rPr>
+        <w:t>Output previsti:</w:t>
+      </w:r>
+    </w:p>
+    <w:p>
+      <w:pPr>
+        <w:numPr>
+          <w:ilvl w:val="0"/>
+          <w:numId w:val="23"/>
+        </w:numPr>
+        <w:rPr>
+          <w:sz w:val="24"/>
+          <w:szCs w:val="24"/>
+          <w:lang w:val="it-IT"/>
+        </w:rPr>
+      </w:pPr>
+      <w:r>
+        <w:rPr>
+          <w:sz w:val="24"/>
+          <w:szCs w:val="24"/>
+          <w:lang w:val="it-IT"/>
+        </w:rPr>
+        <w:t>Documento requisiti</w:t>
+      </w:r>
+    </w:p>
+    <w:p>
+      <w:pPr>
+        <w:numPr>
+          <w:ilvl w:val="0"/>
+          <w:numId w:val="23"/>
+        </w:numPr>
+        <w:rPr>
+          <w:sz w:val="24"/>
+          <w:szCs w:val="24"/>
+          <w:lang w:val="it-IT"/>
+        </w:rPr>
+      </w:pPr>
+      <w:r>
+        <w:rPr>
+          <w:sz w:val="24"/>
+          <w:szCs w:val="24"/>
+          <w:lang w:val="it-IT"/>
+        </w:rPr>
+        <w:t>Documento funzionale</w:t>
+      </w:r>
+    </w:p>
+    <w:p>
+      <w:pPr>
+        <w:numPr>
+          <w:ilvl w:val="0"/>
+          <w:numId w:val="23"/>
+        </w:numPr>
+        <w:rPr>
+          <w:sz w:val="24"/>
+          <w:szCs w:val="24"/>
+          <w:lang w:val="it-IT"/>
+        </w:rPr>
+      </w:pPr>
+      <w:r>
+        <w:rPr>
+          <w:sz w:val="24"/>
+          <w:szCs w:val="24"/>
+          <w:lang w:val="it-IT"/>
+        </w:rPr>
+        <w:t>Documento tecnico</w:t>
+      </w:r>
+    </w:p>
+    <w:p>
+      <w:pPr>
+        <w:numPr>
+          <w:ilvl w:val="0"/>
+          <w:numId w:val="23"/>
+        </w:numPr>
+        <w:rPr>
+          <w:sz w:val="24"/>
+          <w:szCs w:val="24"/>
+          <w:lang w:val="it-IT"/>
+        </w:rPr>
+      </w:pPr>
+      <w:r>
+        <w:rPr>
+          <w:sz w:val="24"/>
+          <w:szCs w:val="24"/>
+          <w:lang w:val="it-IT"/>
+        </w:rPr>
+        <w:lastRenderedPageBreak/>
+        <w:t>Project Plan</w:t>
+      </w:r>
+    </w:p>
+    <w:p>
+      <w:pPr>
+        <w:numPr>
+          <w:ilvl w:val="0"/>
+          <w:numId w:val="23"/>
+        </w:numPr>
+        <w:rPr>
+          <w:sz w:val="24"/>
+          <w:szCs w:val="24"/>
+          <w:lang w:val="it-IT"/>
+        </w:rPr>
+      </w:pPr>
+      <w:r>
+        <w:rPr>
+          <w:sz w:val="24"/>
+          <w:szCs w:val="24"/>
+          <w:lang w:val="it-IT"/>
+        </w:rPr>
+        <w:t>Diagramma di Gantt</w:t>
+      </w:r>
+    </w:p>
+    <w:p>
+      <w:pPr>
+        <w:rPr>
+          <w:sz w:val="24"/>
+          <w:szCs w:val="24"/>
+          <w:lang w:val="it-IT"/>
+        </w:rPr>
+      </w:pPr>
+      <w:r>
+        <w:rPr>
+          <w:sz w:val="24"/>
+          <w:szCs w:val="24"/>
+          <w:lang w:val="it-IT"/>
+        </w:rPr>
+        <w:t>FEBBRAIO</w:t>
+      </w:r>
+    </w:p>
+    <w:p>
+      <w:pPr>
+        <w:numPr>
+          <w:ilvl w:val="0"/>
+          <w:numId w:val="24"/>
+        </w:numPr>
+        <w:rPr>
+          <w:sz w:val="24"/>
+          <w:szCs w:val="24"/>
+          <w:lang w:val="it-IT"/>
+        </w:rPr>
+      </w:pPr>
+      <w:r>
+        <w:rPr>
+          <w:sz w:val="24"/>
+          <w:szCs w:val="24"/>
+          <w:lang w:val="it-IT"/>
+        </w:rPr>
+        <w:t>Sviluppo base delle funzionalità principali (Eleonora)</w:t>
+      </w:r>
+    </w:p>
+    <w:p>
+      <w:pPr>
+        <w:numPr>
+          <w:ilvl w:val="1"/>
+          <w:numId w:val="24"/>
+        </w:numPr>
+        <w:rPr>
+          <w:sz w:val="24"/>
+          <w:szCs w:val="24"/>
+          <w:lang w:val="it-IT"/>
+        </w:rPr>
+      </w:pPr>
+      <w:r>
+        <w:rPr>
+          <w:sz w:val="24"/>
+          <w:szCs w:val="24"/>
+          <w:lang w:val="it-IT"/>
+        </w:rPr>
+        <w:t>installazione e configurazione ambiente WordPress/WooCommerce;</w:t>
+      </w:r>
+    </w:p>
+    <w:p>
+      <w:pPr>
+        <w:numPr>
+          <w:ilvl w:val="1"/>
+          <w:numId w:val="24"/>
+        </w:numPr>
+        <w:rPr>
+          <w:sz w:val="24"/>
+          <w:szCs w:val="24"/>
+          <w:lang w:val="it-IT"/>
+        </w:rPr>
+      </w:pPr>
+      <w:r>
+        <w:rPr>
+          <w:sz w:val="24"/>
+          <w:szCs w:val="24"/>
+          <w:lang w:val="it-IT"/>
+        </w:rPr>
+        <w:t>impostazione catalogo prodotti;</w:t>
+      </w:r>
+    </w:p>
+    <w:p>
+      <w:pPr>
+        <w:numPr>
+          <w:ilvl w:val="1"/>
+          <w:numId w:val="24"/>
+        </w:numPr>
+        <w:rPr>
+          <w:sz w:val="24"/>
+          <w:szCs w:val="24"/>
+          <w:lang w:val="it-IT"/>
+        </w:rPr>
+      </w:pPr>
+      <w:r>
+        <w:rPr>
+          <w:sz w:val="24"/>
+          <w:szCs w:val="24"/>
+          <w:lang w:val="it-IT"/>
+        </w:rPr>
+        <w:t>flusso base di prenotazione.</w:t>
+      </w:r>
+    </w:p>
+    <w:p>
+      <w:pPr>
+        <w:numPr>
+          <w:ilvl w:val="0"/>
+          <w:numId w:val="24"/>
+        </w:numPr>
+        <w:rPr>
+          <w:sz w:val="24"/>
+          <w:szCs w:val="24"/>
+          <w:lang w:val="it-IT"/>
+        </w:rPr>
+      </w:pPr>
+      <w:r>
+        <w:rPr>
+          <w:sz w:val="24"/>
+          <w:szCs w:val="24"/>
+          <w:lang w:val="it-IT"/>
+        </w:rPr>
+        <w:t>Inizio febbraio: dimostrazione intermedia (Gruppo)</w:t>
+      </w:r>
+    </w:p>
+    <w:p>
+      <w:pPr>
+        <w:numPr>
+          <w:ilvl w:val="1"/>
+          <w:numId w:val="24"/>
+        </w:numPr>
+        <w:rPr>
+          <w:sz w:val="24"/>
+          <w:szCs w:val="24"/>
+          <w:lang w:val="it-IT"/>
+        </w:rPr>
+      </w:pPr>
+      <w:r>
+        <w:rPr>
+          <w:sz w:val="24"/>
+          <w:szCs w:val="24"/>
+          <w:lang w:val="it-IT"/>
+        </w:rPr>
+        <w:t>presentazione delle funzionalità principali implementate;</w:t>
+      </w:r>
+    </w:p>
+    <w:p>
+      <w:pPr>
+        <w:numPr>
+          <w:ilvl w:val="1"/>
+          <w:numId w:val="24"/>
+        </w:numPr>
+        <w:rPr>
+          <w:sz w:val="24"/>
+          <w:szCs w:val="24"/>
+          <w:lang w:val="it-IT"/>
+        </w:rPr>
+      </w:pPr>
+      <w:r>
+        <w:rPr>
+          <w:sz w:val="24"/>
+          <w:szCs w:val="24"/>
+          <w:lang w:val="it-IT"/>
+        </w:rPr>
+        <w:t>raccolta feedback del docente;</w:t>
+      </w:r>
+    </w:p>
+    <w:p>
+      <w:pPr>
+        <w:numPr>
+          <w:ilvl w:val="1"/>
+          <w:numId w:val="24"/>
+        </w:numPr>
+        <w:rPr>
+          <w:sz w:val="24"/>
+          <w:szCs w:val="24"/>
+          <w:lang w:val="it-IT"/>
+        </w:rPr>
+      </w:pPr>
+      <w:r>
+        <w:rPr>
+          <w:sz w:val="24"/>
+          <w:szCs w:val="24"/>
+          <w:lang w:val="it-IT"/>
+        </w:rPr>
+        <w:t>eventuale revisione della parte tecnica e del piano.</w:t>
+      </w:r>
+    </w:p>
+    <w:p>
+      <w:pPr>
+        <w:numPr>
+          <w:ilvl w:val="0"/>
+          <w:numId w:val="24"/>
+        </w:numPr>
+        <w:rPr>
+          <w:sz w:val="24"/>
+          <w:szCs w:val="24"/>
+          <w:lang w:val="it-IT"/>
+        </w:rPr>
+      </w:pPr>
+      <w:r>
+        <w:rPr>
+          <w:sz w:val="24"/>
+          <w:szCs w:val="24"/>
+          <w:lang w:val="it-IT"/>
+        </w:rPr>
+        <w:t>Fine febbraio: completamento funzionalità (Eleonora, con supporto del gruppo)</w:t>
+      </w:r>
+    </w:p>
+    <w:p>
+      <w:pPr>
+        <w:numPr>
+          <w:ilvl w:val="1"/>
+          <w:numId w:val="24"/>
+        </w:numPr>
+        <w:rPr>
+          <w:sz w:val="24"/>
+          <w:szCs w:val="24"/>
+          <w:lang w:val="it-IT"/>
+        </w:rPr>
+      </w:pPr>
+      <w:r>
+        <w:rPr>
+          <w:sz w:val="24"/>
+          <w:szCs w:val="24"/>
+          <w:lang w:val="it-IT"/>
+        </w:rPr>
+        <w:t>completamento delle funzionalità mancanti;</w:t>
+      </w:r>
+    </w:p>
+    <w:p>
+      <w:pPr>
+        <w:numPr>
+          <w:ilvl w:val="1"/>
+          <w:numId w:val="24"/>
+        </w:numPr>
+        <w:rPr>
+          <w:sz w:val="24"/>
+          <w:szCs w:val="24"/>
+          <w:lang w:val="it-IT"/>
+        </w:rPr>
+      </w:pPr>
+      <w:r>
+        <w:rPr>
+          <w:sz w:val="24"/>
+          <w:szCs w:val="24"/>
+          <w:lang w:val="it-IT"/>
+        </w:rPr>
+        <w:t>gestione ruoli e utenti;</w:t>
+      </w:r>
+    </w:p>
+    <w:p>
+      <w:pPr>
+        <w:numPr>
+          <w:ilvl w:val="1"/>
+          <w:numId w:val="24"/>
+        </w:numPr>
+        <w:rPr>
+          <w:sz w:val="24"/>
+          <w:szCs w:val="24"/>
+          <w:lang w:val="it-IT"/>
+        </w:rPr>
+      </w:pPr>
+      <w:r>
+        <w:rPr>
+          <w:sz w:val="24"/>
+          <w:szCs w:val="24"/>
+          <w:lang w:val="it-IT"/>
+        </w:rPr>
+        <w:t>gestione scorte e prenotazioni concorrenti;</w:t>
+      </w:r>
+    </w:p>
+    <w:p>
+      <w:pPr>
+        <w:numPr>
+          <w:ilvl w:val="1"/>
+          <w:numId w:val="24"/>
+        </w:numPr>
+        <w:rPr>
+          <w:sz w:val="24"/>
+          <w:szCs w:val="24"/>
+          <w:lang w:val="it-IT"/>
+        </w:rPr>
+      </w:pPr>
+      <w:r>
+        <w:rPr>
+          <w:sz w:val="24"/>
+          <w:szCs w:val="24"/>
+          <w:lang w:val="it-IT"/>
+        </w:rPr>
+        <w:t>preparazione della bozza definitiva del progetto.</w:t>
+      </w:r>
+    </w:p>
+    <w:p>
+      <w:pPr>
+        <w:rPr>
+          <w:sz w:val="24"/>
+          <w:szCs w:val="24"/>
+          <w:lang w:val="it-IT"/>
+        </w:rPr>
+      </w:pPr>
+      <w:r>
+        <w:rPr>
+          <w:sz w:val="24"/>
+          <w:szCs w:val="24"/>
+          <w:lang w:val="it-IT"/>
+        </w:rPr>
+        <w:t>Output previsti:</w:t>
+      </w:r>
+    </w:p>
+    <w:p>
+      <w:pPr>
+        <w:numPr>
+          <w:ilvl w:val="0"/>
+          <w:numId w:val="25"/>
+        </w:numPr>
+        <w:rPr>
+          <w:sz w:val="24"/>
+          <w:szCs w:val="24"/>
+          <w:lang w:val="it-IT"/>
+        </w:rPr>
+      </w:pPr>
+      <w:r>
+        <w:rPr>
+          <w:sz w:val="24"/>
+          <w:szCs w:val="24"/>
+          <w:lang w:val="it-IT"/>
+        </w:rPr>
+        <w:t>Demo funzionalità principali (prima settimana di febbraio)</w:t>
+      </w:r>
+    </w:p>
+    <w:p>
+      <w:pPr>
+        <w:numPr>
+          <w:ilvl w:val="0"/>
+          <w:numId w:val="25"/>
+        </w:numPr>
+        <w:rPr>
+          <w:sz w:val="24"/>
+          <w:szCs w:val="24"/>
+          <w:lang w:val="it-IT"/>
+        </w:rPr>
+      </w:pPr>
+      <w:r>
+        <w:rPr>
+          <w:sz w:val="24"/>
+          <w:szCs w:val="24"/>
+          <w:lang w:val="it-IT"/>
+        </w:rPr>
+        <w:t>Sistema quasi completo (terza settimana di febbraio)</w:t>
+      </w:r>
+    </w:p>
+    <w:p>
+      <w:pPr>
+        <w:numPr>
+          <w:ilvl w:val="0"/>
+          <w:numId w:val="25"/>
+        </w:numPr>
+        <w:rPr>
+          <w:sz w:val="24"/>
+          <w:szCs w:val="24"/>
+          <w:lang w:val="it-IT"/>
+        </w:rPr>
+      </w:pPr>
+      <w:r>
+        <w:rPr>
+          <w:sz w:val="24"/>
+          <w:szCs w:val="24"/>
+          <w:lang w:val="it-IT"/>
+        </w:rPr>
+        <w:t>Aggiornamento del Project Plan e del Gantt, se necessario</w:t>
+      </w:r>
+    </w:p>
+    <w:p>
+      <w:pPr>
+        <w:rPr>
+          <w:sz w:val="24"/>
+          <w:szCs w:val="24"/>
+          <w:lang w:val="it-IT"/>
+        </w:rPr>
+      </w:pPr>
+      <w:r>
+        <w:rPr>
+          <w:sz w:val="24"/>
+          <w:szCs w:val="24"/>
+          <w:lang w:val="it-IT"/>
+        </w:rPr>
+        <w:t>MARZO</w:t>
+      </w:r>
+    </w:p>
+    <w:p>
+      <w:pPr>
+        <w:numPr>
+          <w:ilvl w:val="0"/>
+          <w:numId w:val="26"/>
+        </w:numPr>
+        <w:rPr>
+          <w:sz w:val="24"/>
+          <w:szCs w:val="24"/>
+          <w:lang w:val="it-IT"/>
+        </w:rPr>
+      </w:pPr>
+      <w:r>
+        <w:rPr>
+          <w:sz w:val="24"/>
+          <w:szCs w:val="24"/>
+          <w:lang w:val="it-IT"/>
+        </w:rPr>
+        <w:t>Test (Asia, con supporto del gruppo)</w:t>
+      </w:r>
+    </w:p>
+    <w:p>
+      <w:pPr>
+        <w:numPr>
+          <w:ilvl w:val="1"/>
+          <w:numId w:val="26"/>
+        </w:numPr>
+        <w:rPr>
+          <w:sz w:val="24"/>
+          <w:szCs w:val="24"/>
+          <w:lang w:val="it-IT"/>
+        </w:rPr>
+      </w:pPr>
+      <w:r>
+        <w:rPr>
+          <w:sz w:val="24"/>
+          <w:szCs w:val="24"/>
+          <w:lang w:val="it-IT"/>
+        </w:rPr>
+        <w:t>definizione casi di test;</w:t>
+      </w:r>
+    </w:p>
+    <w:p>
+      <w:pPr>
+        <w:numPr>
+          <w:ilvl w:val="1"/>
+          <w:numId w:val="26"/>
+        </w:numPr>
+        <w:rPr>
+          <w:sz w:val="24"/>
+          <w:szCs w:val="24"/>
+          <w:lang w:val="it-IT"/>
+        </w:rPr>
+      </w:pPr>
+      <w:r>
+        <w:rPr>
+          <w:sz w:val="24"/>
+          <w:szCs w:val="24"/>
+          <w:lang w:val="it-IT"/>
+        </w:rPr>
+        <w:t>esecuzione test funzionali;</w:t>
+      </w:r>
+    </w:p>
+    <w:p>
+      <w:pPr>
+        <w:numPr>
+          <w:ilvl w:val="1"/>
+          <w:numId w:val="26"/>
+        </w:numPr>
+        <w:rPr>
+          <w:sz w:val="24"/>
+          <w:szCs w:val="24"/>
+          <w:lang w:val="it-IT"/>
+        </w:rPr>
+      </w:pPr>
+      <w:r>
+        <w:rPr>
+          <w:sz w:val="24"/>
+          <w:szCs w:val="24"/>
+          <w:lang w:val="it-IT"/>
+        </w:rPr>
+        <w:lastRenderedPageBreak/>
+        <w:t>verifica gestione scorte e prenotazioni;</w:t>
+      </w:r>
+    </w:p>
+    <w:p>
+      <w:pPr>
+        <w:numPr>
+          <w:ilvl w:val="1"/>
+          <w:numId w:val="26"/>
+        </w:numPr>
+        <w:rPr>
+          <w:sz w:val="24"/>
+          <w:szCs w:val="24"/>
+          <w:lang w:val="it-IT"/>
+        </w:rPr>
+      </w:pPr>
+      <w:r>
+        <w:rPr>
+          <w:sz w:val="24"/>
+          <w:szCs w:val="24"/>
+          <w:lang w:val="it-IT"/>
+        </w:rPr>
+        <w:t>raccolta bug e anomalie.</w:t>
+      </w:r>
+    </w:p>
+    <w:p>
+      <w:pPr>
+        <w:numPr>
+          <w:ilvl w:val="0"/>
+          <w:numId w:val="26"/>
+        </w:numPr>
+        <w:rPr>
+          <w:sz w:val="24"/>
+          <w:szCs w:val="24"/>
+          <w:lang w:val="it-IT"/>
+        </w:rPr>
+      </w:pPr>
+      <w:r>
+        <w:rPr>
+          <w:sz w:val="24"/>
+          <w:szCs w:val="24"/>
+          <w:lang w:val="it-IT"/>
+        </w:rPr>
+        <w:t>Correzioni finali (Eleonora)</w:t>
+      </w:r>
+    </w:p>
+    <w:p>
+      <w:pPr>
+        <w:numPr>
+          <w:ilvl w:val="1"/>
+          <w:numId w:val="26"/>
+        </w:numPr>
+        <w:rPr>
+          <w:sz w:val="24"/>
+          <w:szCs w:val="24"/>
+          <w:lang w:val="it-IT"/>
+        </w:rPr>
+      </w:pPr>
+      <w:r>
+        <w:rPr>
+          <w:sz w:val="24"/>
+          <w:szCs w:val="24"/>
+          <w:lang w:val="it-IT"/>
+        </w:rPr>
+        <w:t>risoluzione bug emersi dai test;</w:t>
+      </w:r>
+    </w:p>
+    <w:p>
+      <w:pPr>
+        <w:numPr>
+          <w:ilvl w:val="1"/>
+          <w:numId w:val="26"/>
+        </w:numPr>
+        <w:rPr>
+          <w:sz w:val="24"/>
+          <w:szCs w:val="24"/>
+          <w:lang w:val="it-IT"/>
+        </w:rPr>
+      </w:pPr>
+      <w:r>
+        <w:rPr>
+          <w:sz w:val="24"/>
+          <w:szCs w:val="24"/>
+          <w:lang w:val="it-IT"/>
+        </w:rPr>
+        <w:t>ottimizzazioni di usabilità e prestazioni;</w:t>
+      </w:r>
+    </w:p>
+    <w:p>
+      <w:pPr>
+        <w:numPr>
+          <w:ilvl w:val="1"/>
+          <w:numId w:val="26"/>
+        </w:numPr>
+        <w:rPr>
+          <w:sz w:val="24"/>
+          <w:szCs w:val="24"/>
+          <w:lang w:val="it-IT"/>
+        </w:rPr>
+      </w:pPr>
+      <w:r>
+        <w:rPr>
+          <w:sz w:val="24"/>
+          <w:szCs w:val="24"/>
+          <w:lang w:val="it-IT"/>
+        </w:rPr>
+        <w:t>rifinitura interfaccia e flussi.</w:t>
+      </w:r>
+    </w:p>
+    <w:p>
+      <w:pPr>
+        <w:rPr>
+          <w:sz w:val="24"/>
+          <w:szCs w:val="24"/>
+          <w:lang w:val="it-IT"/>
+        </w:rPr>
+      </w:pPr>
+      <w:r>
+        <w:rPr>
+          <w:sz w:val="24"/>
+          <w:szCs w:val="24"/>
+          <w:lang w:val="it-IT"/>
+        </w:rPr>
+        <w:t>Output previsti:</w:t>
+      </w:r>
+    </w:p>
+    <w:p>
+      <w:pPr>
+        <w:numPr>
+          <w:ilvl w:val="0"/>
+          <w:numId w:val="27"/>
+        </w:numPr>
+        <w:rPr>
+          <w:sz w:val="24"/>
+          <w:szCs w:val="24"/>
+          <w:lang w:val="it-IT"/>
+        </w:rPr>
+      </w:pPr>
+      <w:r>
+        <w:rPr>
+          <w:sz w:val="24"/>
+          <w:szCs w:val="24"/>
+          <w:lang w:val="it-IT"/>
+        </w:rPr>
+        <w:t>Report test</w:t>
+      </w:r>
+    </w:p>
+    <w:p>
+      <w:pPr>
+        <w:numPr>
+          <w:ilvl w:val="0"/>
+          <w:numId w:val="27"/>
+        </w:numPr>
+        <w:rPr>
+          <w:sz w:val="24"/>
+          <w:szCs w:val="24"/>
+          <w:lang w:val="it-IT"/>
+        </w:rPr>
+      </w:pPr>
+      <w:r>
+        <w:rPr>
+          <w:sz w:val="24"/>
+          <w:szCs w:val="24"/>
+          <w:lang w:val="it-IT"/>
+        </w:rPr>
+        <w:t>Versione stabile del sistema</w:t>
+      </w:r>
+    </w:p>
+    <w:p>
+      <w:pPr>
+        <w:rPr>
+          <w:sz w:val="24"/>
+          <w:szCs w:val="24"/>
+          <w:lang w:val="it-IT"/>
+        </w:rPr>
+      </w:pPr>
+      <w:r>
+        <w:rPr>
+          <w:sz w:val="24"/>
+          <w:szCs w:val="24"/>
+          <w:lang w:val="it-IT"/>
+        </w:rPr>
+        <w:t>APRILE</w:t>
+      </w:r>
+    </w:p>
+    <w:p>
+      <w:pPr>
+        <w:numPr>
+          <w:ilvl w:val="0"/>
+          <w:numId w:val="28"/>
+        </w:numPr>
+        <w:rPr>
+          <w:sz w:val="24"/>
+          <w:szCs w:val="24"/>
+          <w:lang w:val="it-IT"/>
+        </w:rPr>
+      </w:pPr>
+      <w:r>
+        <w:rPr>
+          <w:sz w:val="24"/>
+          <w:szCs w:val="24"/>
+          <w:lang w:val="it-IT"/>
+        </w:rPr>
+        <w:t>Consegna finale (Gruppo)</w:t>
+      </w:r>
+    </w:p>
+    <w:p>
+      <w:pPr>
+        <w:numPr>
+          <w:ilvl w:val="1"/>
+          <w:numId w:val="28"/>
+        </w:numPr>
+        <w:rPr>
+          <w:sz w:val="24"/>
+          <w:szCs w:val="24"/>
+          <w:lang w:val="it-IT"/>
+        </w:rPr>
+      </w:pPr>
+      <w:r>
+        <w:rPr>
+          <w:sz w:val="24"/>
+          <w:szCs w:val="24"/>
+          <w:lang w:val="it-IT"/>
+        </w:rPr>
+        <w:t>verifica finale rispetto ai requisiti iniziali;</w:t>
+      </w:r>
+    </w:p>
+    <w:p>
+      <w:pPr>
+        <w:numPr>
+          <w:ilvl w:val="1"/>
+          <w:numId w:val="28"/>
+        </w:numPr>
+        <w:rPr>
+          <w:sz w:val="24"/>
+          <w:szCs w:val="24"/>
+          <w:lang w:val="it-IT"/>
+        </w:rPr>
+      </w:pPr>
+      <w:r>
+        <w:rPr>
+          <w:sz w:val="24"/>
+          <w:szCs w:val="24"/>
+          <w:lang w:val="it-IT"/>
+        </w:rPr>
+        <w:t>preparazione materiale di consegna (documentazione, eventuale presentazione);</w:t>
+      </w:r>
+    </w:p>
+    <w:p>
+      <w:pPr>
+        <w:numPr>
+          <w:ilvl w:val="1"/>
+          <w:numId w:val="28"/>
+        </w:numPr>
+        <w:rPr>
+          <w:sz w:val="24"/>
+          <w:szCs w:val="24"/>
+          <w:lang w:val="it-IT"/>
+        </w:rPr>
+      </w:pPr>
+      <w:r>
+        <w:rPr>
+          <w:sz w:val="24"/>
+          <w:szCs w:val="24"/>
+          <w:lang w:val="it-IT"/>
+        </w:rPr>
+        <w:t>consegna del progetto e chiusura del lavoro.</w:t>
+      </w:r>
+    </w:p>
+    <w:p>
+      <w:pPr>
+        <w:rPr>
+          <w:sz w:val="24"/>
+          <w:szCs w:val="24"/>
+          <w:lang w:val="it-IT"/>
+        </w:rPr>
+      </w:pPr>
+      <w:r>
+        <w:rPr>
+          <w:sz w:val="24"/>
+          <w:szCs w:val="24"/>
+          <w:lang w:val="it-IT"/>
+        </w:rPr>
+        <w:t>Output previsti:</w:t>
+      </w:r>
+    </w:p>
+    <w:p>
+      <w:pPr>
+        <w:numPr>
+          <w:ilvl w:val="0"/>
+          <w:numId w:val="29"/>
+        </w:numPr>
+        <w:rPr>
+          <w:sz w:val="24"/>
+          <w:szCs w:val="24"/>
+          <w:lang w:val="it-IT"/>
+        </w:rPr>
+      </w:pPr>
+      <w:r>
+        <w:rPr>
+          <w:sz w:val="24"/>
+          <w:szCs w:val="24"/>
+          <w:lang w:val="it-IT"/>
+        </w:rPr>
+        <w:t>Progetto concluso</w:t>
+      </w:r>
+    </w:p>
+    <w:p>
+      <w:pPr>
+        <w:numPr>
+          <w:ilvl w:val="0"/>
+          <w:numId w:val="29"/>
+        </w:numPr>
+        <w:rPr>
+          <w:sz w:val="24"/>
+          <w:szCs w:val="24"/>
+          <w:lang w:val="it-IT"/>
+        </w:rPr>
+      </w:pPr>
+      <w:r>
+        <w:rPr>
+          <w:sz w:val="24"/>
+          <w:szCs w:val="24"/>
+          <w:lang w:val="it-IT"/>
+        </w:rPr>
+        <w:t>Documentazione finale aggiornata (inclusi Project Plan e Gantt aggiornati, se variati)</w:t>
+      </w:r>
+    </w:p>
+    <w:p>
+      <w:pPr>
+        <w:pStyle w:val="Paragrafoelenco"/>
+        <w:numPr>
+          <w:ilvl w:val="0"/>
+          <w:numId w:val="15"/>
+        </w:numPr>
+        <w:rPr>
+          <w:sz w:val="24"/>
+          <w:szCs w:val="24"/>
+          <w:lang w:val="it-IT"/>
+        </w:rPr>
+      </w:pPr>
+      <w:r>
+        <w:rPr>
+          <w:color w:val="365F91" w:themeColor="accent1" w:themeShade="BF"/>
+          <w:sz w:val="24"/>
+          <w:szCs w:val="24"/>
+          <w:lang w:val="it-IT"/>
+        </w:rPr>
+        <w:t>ASSORBIMENTO DELLE RISORSE</w:t>
+      </w:r>
+      <w:r>
+        <w:rPr>
+          <w:sz w:val="24"/>
+          <w:szCs w:val="24"/>
+          <w:lang w:val="it-IT"/>
+        </w:rPr>
+        <w:t xml:space="preserve"> (CHI FA COSA NEL TEMPO) In coerenza con il diagramma di Gantt:</w:t>
+      </w:r>
+    </w:p>
+    <w:p>
+      <w:pPr>
+        <w:numPr>
+          <w:ilvl w:val="0"/>
+          <w:numId w:val="31"/>
+        </w:numPr>
+        <w:rPr>
+          <w:sz w:val="24"/>
+          <w:szCs w:val="24"/>
+          <w:lang w:val="it-IT"/>
+        </w:rPr>
+      </w:pPr>
+      <w:r>
+        <w:rPr>
+          <w:sz w:val="24"/>
+          <w:szCs w:val="24"/>
+          <w:lang w:val="it-IT"/>
+        </w:rPr>
+        <w:t>Gennaio</w:t>
+      </w:r>
+    </w:p>
+    <w:p>
+      <w:pPr>
+        <w:numPr>
+          <w:ilvl w:val="1"/>
+          <w:numId w:val="31"/>
+        </w:numPr>
+        <w:rPr>
+          <w:sz w:val="24"/>
+          <w:szCs w:val="24"/>
+          <w:lang w:val="it-IT"/>
+        </w:rPr>
+      </w:pPr>
+      <w:r>
+        <w:rPr>
+          <w:sz w:val="24"/>
+          <w:szCs w:val="24"/>
+          <w:lang w:val="it-IT"/>
+        </w:rPr>
+        <w:t>Asia: analisi requisiti, contributo alla definizione delle milestone.</w:t>
+      </w:r>
+    </w:p>
+    <w:p>
+      <w:pPr>
+        <w:numPr>
+          <w:ilvl w:val="1"/>
+          <w:numId w:val="31"/>
+        </w:numPr>
+        <w:rPr>
+          <w:sz w:val="24"/>
+          <w:szCs w:val="24"/>
+          <w:lang w:val="it-IT"/>
+        </w:rPr>
+      </w:pPr>
+      <w:r>
+        <w:rPr>
+          <w:sz w:val="24"/>
+          <w:szCs w:val="24"/>
+          <w:lang w:val="it-IT"/>
+        </w:rPr>
+        <w:t>Martino: analisi funzionale, redazione Project Plan e Gantt.</w:t>
+      </w:r>
+    </w:p>
+    <w:p>
+      <w:pPr>
+        <w:numPr>
+          <w:ilvl w:val="1"/>
+          <w:numId w:val="31"/>
+        </w:numPr>
+        <w:rPr>
+          <w:sz w:val="24"/>
+          <w:szCs w:val="24"/>
+          <w:lang w:val="it-IT"/>
+        </w:rPr>
+      </w:pPr>
+      <w:r>
+        <w:rPr>
+          <w:sz w:val="24"/>
+          <w:szCs w:val="24"/>
+          <w:lang w:val="it-IT"/>
+        </w:rPr>
+        <w:t>Eleonora: analisi tecnica, definizione architettura e scelte tecnologiche.</w:t>
+      </w:r>
+    </w:p>
+    <w:p>
+      <w:pPr>
+        <w:numPr>
+          <w:ilvl w:val="0"/>
+          <w:numId w:val="31"/>
+        </w:numPr>
+        <w:rPr>
+          <w:sz w:val="24"/>
+          <w:szCs w:val="24"/>
+          <w:lang w:val="it-IT"/>
+        </w:rPr>
+      </w:pPr>
+      <w:r>
+        <w:rPr>
+          <w:sz w:val="24"/>
+          <w:szCs w:val="24"/>
+          <w:lang w:val="it-IT"/>
+        </w:rPr>
+        <w:lastRenderedPageBreak/>
+        <w:t>Febbraio</w:t>
+      </w:r>
+    </w:p>
+    <w:p>
+      <w:pPr>
+        <w:numPr>
+          <w:ilvl w:val="1"/>
+          <w:numId w:val="31"/>
+        </w:numPr>
+        <w:rPr>
+          <w:sz w:val="24"/>
+          <w:szCs w:val="24"/>
+          <w:lang w:val="it-IT"/>
+        </w:rPr>
+      </w:pPr>
+      <w:r>
+        <w:rPr>
+          <w:sz w:val="24"/>
+          <w:szCs w:val="24"/>
+          <w:lang w:val="it-IT"/>
+        </w:rPr>
+        <w:t>Eleonora: sviluppo base e completamento funzionalità.</w:t>
+      </w:r>
+    </w:p>
+    <w:p>
+      <w:pPr>
+        <w:numPr>
+          <w:ilvl w:val="1"/>
+          <w:numId w:val="31"/>
+        </w:numPr>
+        <w:rPr>
+          <w:sz w:val="24"/>
+          <w:szCs w:val="24"/>
+          <w:lang w:val="it-IT"/>
+        </w:rPr>
+      </w:pPr>
+      <w:r>
+        <w:rPr>
+          <w:sz w:val="24"/>
+          <w:szCs w:val="24"/>
+          <w:lang w:val="it-IT"/>
+        </w:rPr>
+        <w:t>Gruppo: preparazione e conduzione della dimostrazione intermedia; revisione tecnica.</w:t>
+      </w:r>
+    </w:p>
+    <w:p>
+      <w:pPr>
+        <w:numPr>
+          <w:ilvl w:val="0"/>
+          <w:numId w:val="31"/>
+        </w:numPr>
+        <w:rPr>
+          <w:sz w:val="24"/>
+          <w:szCs w:val="24"/>
+          <w:lang w:val="it-IT"/>
+        </w:rPr>
+      </w:pPr>
       <w:r>
         <w:rPr>
           <w:sz w:val="24"/>
@@ -500,25 +2483,82 @@
         </w:rPr>
         <w:t>Marzo</w:t>
       </w:r>
-      <w:proofErr w:type="gramEnd"/>
+    </w:p>
+    <w:p>
+      <w:pPr>
+        <w:numPr>
+          <w:ilvl w:val="1"/>
+          <w:numId w:val="31"/>
+        </w:numPr>
+        <w:rPr>
+          <w:sz w:val="24"/>
+          <w:szCs w:val="24"/>
+          <w:lang w:val="it-IT"/>
+        </w:rPr>
+      </w:pPr>
       <w:r>
         <w:rPr>
           <w:sz w:val="24"/>
           <w:szCs w:val="24"/>
           <w:lang w:val="it-IT"/>
         </w:rPr>
-        <w:t>: fase di test e correzioni.</w:t>
+        <w:t>Asia: pianificazione ed esecuzione test, redazione report.</w:t>
       </w:r>
+    </w:p>
+    <w:p>
+      <w:pPr>
+        <w:numPr>
+          <w:ilvl w:val="1"/>
+          <w:numId w:val="31"/>
+        </w:numPr>
+        <w:rPr>
+          <w:sz w:val="24"/>
+          <w:szCs w:val="24"/>
+          <w:lang w:val="it-IT"/>
+        </w:rPr>
+      </w:pPr>
       <w:r>
         <w:rPr>
           <w:sz w:val="24"/>
           <w:szCs w:val="24"/>
           <w:lang w:val="it-IT"/>
         </w:rPr>
-        <w:br/>
-        <w:t xml:space="preserve">• </w:t>
+        <w:t>Eleonora: correzioni finali e ottimizzazioni.</w:t>
       </w:r>
-      <w:proofErr w:type="gramStart"/>
+    </w:p>
+    <w:p>
+      <w:pPr>
+        <w:numPr>
+          <w:ilvl w:val="1"/>
+          <w:numId w:val="31"/>
+        </w:numPr>
+        <w:rPr>
+          <w:sz w:val="24"/>
+          <w:szCs w:val="24"/>
+          <w:lang w:val="it-IT"/>
+        </w:rPr>
+      </w:pPr>
+      <w:r>
+        <w:rPr>
+          <w:sz w:val="24"/>
+          <w:szCs w:val="24"/>
+          <w:lang w:val="it-IT"/>
+        </w:rPr>
+        <w:t>Martino: monitoraggio avanzamento, aggiornamento Project Plan e rendicontazione.</w:t>
+      </w:r>
+    </w:p>
+    <w:p>
+      <w:pPr>
+        <w:numPr>
+          <w:ilvl w:val="0"/>
+          <w:numId w:val="31"/>
+        </w:numPr>
+        <w:rPr>
+          <w:sz w:val="24"/>
+          <w:szCs w:val="24"/>
+          <w:lang w:val="it-IT"/>
+        </w:rPr>
+      </w:pPr>
       <w:r>
         <w:rPr>
           <w:sz w:val="24"/>
@@ -527,15 +2567,162 @@
         </w:rPr>
         <w:t>Aprile</w:t>
       </w:r>
-      <w:proofErr w:type="gramEnd"/>
+    </w:p>
+    <w:p>
+      <w:pPr>
+        <w:numPr>
+          <w:ilvl w:val="1"/>
+          <w:numId w:val="31"/>
+        </w:numPr>
+        <w:rPr>
+          <w:sz w:val="24"/>
+          <w:szCs w:val="24"/>
+          <w:lang w:val="it-IT"/>
+        </w:rPr>
+      </w:pPr>
       <w:r>
         <w:rPr>
           <w:sz w:val="24"/>
           <w:szCs w:val="24"/>
           <w:lang w:val="it-IT"/>
         </w:rPr>
-        <w:t>: conclusione e consegna finale.</w:t>
+        <w:t>Gruppo: rifinitura finale, preparazione consegna e presentazione.</w:t>
       </w:r>
+    </w:p>
+    <w:p>
+      <w:pPr>
+        <w:numPr>
+          <w:ilvl w:val="0"/>
+          <w:numId w:val="32"/>
+        </w:numPr>
+        <w:rPr>
+          <w:sz w:val="24"/>
+          <w:szCs w:val="24"/>
+          <w:lang w:val="it-IT"/>
+        </w:rPr>
+      </w:pPr>
+      <w:r>
+        <w:rPr>
+          <w:sz w:val="24"/>
+          <w:szCs w:val="24"/>
+          <w:lang w:val="it-IT"/>
+        </w:rPr>
+        <w:t>MONITORAGGIO, AGGIORNAMENTO E RENDICONTAZIONE Il Project Plan e il diagramma di Gantt non sono documenti statici:</w:t>
+      </w:r>
+    </w:p>
+    <w:p>
+      <w:pPr>
+        <w:numPr>
+          <w:ilvl w:val="0"/>
+          <w:numId w:val="33"/>
+        </w:numPr>
+        <w:rPr>
+          <w:sz w:val="24"/>
+          <w:szCs w:val="24"/>
+          <w:lang w:val="it-IT"/>
+        </w:rPr>
+      </w:pPr>
+      <w:r>
+        <w:rPr>
+          <w:sz w:val="24"/>
+          <w:szCs w:val="24"/>
+          <w:lang w:val="it-IT"/>
+        </w:rPr>
+        <w:t>verranno aggiornati in corrispondenza delle milestone, per riflettere eventuali variazioni di tempi, attività e ruoli;</w:t>
+      </w:r>
+    </w:p>
+    <w:p>
+      <w:pPr>
+        <w:numPr>
+          <w:ilvl w:val="0"/>
+          <w:numId w:val="33"/>
+        </w:numPr>
+        <w:rPr>
+          <w:sz w:val="24"/>
+          <w:szCs w:val="24"/>
+          <w:lang w:val="it-IT"/>
+        </w:rPr>
+      </w:pPr>
+      <w:r>
+        <w:rPr>
+          <w:sz w:val="24"/>
+          <w:szCs w:val="24"/>
+          <w:lang w:val="it-IT"/>
+        </w:rPr>
+        <w:t>a ogni milestone sarà prodotta una breve relazione di avanzamento che includerà:</w:t>
+      </w:r>
+    </w:p>
+    <w:p>
+      <w:pPr>
+        <w:numPr>
+          <w:ilvl w:val="1"/>
+          <w:numId w:val="33"/>
+        </w:numPr>
+        <w:rPr>
+          <w:sz w:val="24"/>
+          <w:szCs w:val="24"/>
+          <w:lang w:val="it-IT"/>
+        </w:rPr>
+      </w:pPr>
+      <w:r>
+        <w:rPr>
+          <w:sz w:val="24"/>
+          <w:szCs w:val="24"/>
+          <w:lang w:val="it-IT"/>
+        </w:rPr>
+        <w:t>stato delle attività rispetto al Gantt;</w:t>
+      </w:r>
+    </w:p>
+    <w:p>
+      <w:pPr>
+        <w:numPr>
+          <w:ilvl w:val="1"/>
+          <w:numId w:val="33"/>
+        </w:numPr>
+        <w:rPr>
+          <w:sz w:val="24"/>
+          <w:szCs w:val="24"/>
+          <w:lang w:val="it-IT"/>
+        </w:rPr>
+      </w:pPr>
+      <w:r>
+        <w:rPr>
+          <w:sz w:val="24"/>
+          <w:szCs w:val="24"/>
+          <w:lang w:val="it-IT"/>
+        </w:rPr>
+        <w:t>problemi riscontrati e azioni correttive;</w:t>
+      </w:r>
+    </w:p>
+    <w:p>
+      <w:pPr>
+        <w:numPr>
+          <w:ilvl w:val="1"/>
+          <w:numId w:val="33"/>
+        </w:numPr>
+        <w:rPr>
+          <w:sz w:val="24"/>
+          <w:szCs w:val="24"/>
+          <w:lang w:val="it-IT"/>
+        </w:rPr>
+      </w:pPr>
+      <w:r>
+        <w:rPr>
+          <w:sz w:val="24"/>
+          <w:szCs w:val="24"/>
+          <w:lang w:val="it-IT"/>
+        </w:rPr>
+        <w:t>eventuali cambiamenti nell’organizzazione interna del gruppo.</w:t>
+      </w:r>
+    </w:p>
+    <w:p>
+      <w:pPr>
+        <w:rPr>
+          <w:sz w:val="24"/>
+          <w:szCs w:val="24"/>
+          <w:lang w:val="it-IT"/>
+        </w:rPr>
+      </w:pPr>
     </w:p>
     <w:sectPr>
       <w:pgSz w:w="12240" w:h="15840"/>
@@ -717,6 +2904,3330 @@
       </w:pPr>
       <w:rPr>
         <w:rFonts w:ascii="Symbol" w:hAnsi="Symbol" w:hint="default"/>
+      </w:rPr>
+    </w:lvl>
+  </w:abstractNum>
+  <w:abstractNum w:abstractNumId="9" w15:restartNumberingAfterBreak="0">
+    <w:nsid w:val="064E1FC6"/>
+    <w:multiLevelType w:val="multilevel"/>
+    <w:tmpl w:val="6AC0CEBE"/>
+    <w:lvl w:ilvl="0">
+      <w:start w:val="1"/>
+      <w:numFmt w:val="bullet"/>
+      <w:lvlText w:val=""/>
+      <w:lvlJc w:val="left"/>
+      <w:pPr>
+        <w:tabs>
+          <w:tab w:val="num" w:pos="720"/>
+        </w:tabs>
+        <w:ind w:left="720" w:hanging="360"/>
+      </w:pPr>
+      <w:rPr>
+        <w:rFonts w:ascii="Symbol" w:hAnsi="Symbol" w:hint="default"/>
+        <w:sz w:val="20"/>
+      </w:rPr>
+    </w:lvl>
+    <w:lvl w:ilvl="1">
+      <w:start w:val="1"/>
+      <w:numFmt w:val="bullet"/>
+      <w:lvlText w:val="o"/>
+      <w:lvlJc w:val="left"/>
+      <w:pPr>
+        <w:tabs>
+          <w:tab w:val="num" w:pos="1440"/>
+        </w:tabs>
+        <w:ind w:left="1440" w:hanging="360"/>
+      </w:pPr>
+      <w:rPr>
+        <w:rFonts w:ascii="Courier New" w:hAnsi="Courier New" w:hint="default"/>
+        <w:sz w:val="20"/>
+      </w:rPr>
+    </w:lvl>
+    <w:lvl w:ilvl="2" w:tentative="1">
+      <w:start w:val="1"/>
+      <w:numFmt w:val="bullet"/>
+      <w:lvlText w:val=""/>
+      <w:lvlJc w:val="left"/>
+      <w:pPr>
+        <w:tabs>
+          <w:tab w:val="num" w:pos="2160"/>
+        </w:tabs>
+        <w:ind w:left="2160" w:hanging="360"/>
+      </w:pPr>
+      <w:rPr>
+        <w:rFonts w:ascii="Wingdings" w:hAnsi="Wingdings" w:hint="default"/>
+        <w:sz w:val="20"/>
+      </w:rPr>
+    </w:lvl>
+    <w:lvl w:ilvl="3" w:tentative="1">
+      <w:start w:val="1"/>
+      <w:numFmt w:val="bullet"/>
+      <w:lvlText w:val=""/>
+      <w:lvlJc w:val="left"/>
+      <w:pPr>
+        <w:tabs>
+          <w:tab w:val="num" w:pos="2880"/>
+        </w:tabs>
+        <w:ind w:left="2880" w:hanging="360"/>
+      </w:pPr>
+      <w:rPr>
+        <w:rFonts w:ascii="Wingdings" w:hAnsi="Wingdings" w:hint="default"/>
+        <w:sz w:val="20"/>
+      </w:rPr>
+    </w:lvl>
+    <w:lvl w:ilvl="4" w:tentative="1">
+      <w:start w:val="1"/>
+      <w:numFmt w:val="bullet"/>
+      <w:lvlText w:val=""/>
+      <w:lvlJc w:val="left"/>
+      <w:pPr>
+        <w:tabs>
+          <w:tab w:val="num" w:pos="3600"/>
+        </w:tabs>
+        <w:ind w:left="3600" w:hanging="360"/>
+      </w:pPr>
+      <w:rPr>
+        <w:rFonts w:ascii="Wingdings" w:hAnsi="Wingdings" w:hint="default"/>
+        <w:sz w:val="20"/>
+      </w:rPr>
+    </w:lvl>
+    <w:lvl w:ilvl="5" w:tentative="1">
+      <w:start w:val="1"/>
+      <w:numFmt w:val="bullet"/>
+      <w:lvlText w:val=""/>
+      <w:lvlJc w:val="left"/>
+      <w:pPr>
+        <w:tabs>
+          <w:tab w:val="num" w:pos="4320"/>
+        </w:tabs>
+        <w:ind w:left="4320" w:hanging="360"/>
+      </w:pPr>
+      <w:rPr>
+        <w:rFonts w:ascii="Wingdings" w:hAnsi="Wingdings" w:hint="default"/>
+        <w:sz w:val="20"/>
+      </w:rPr>
+    </w:lvl>
+    <w:lvl w:ilvl="6" w:tentative="1">
+      <w:start w:val="1"/>
+      <w:numFmt w:val="bullet"/>
+      <w:lvlText w:val=""/>
+      <w:lvlJc w:val="left"/>
+      <w:pPr>
+        <w:tabs>
+          <w:tab w:val="num" w:pos="5040"/>
+        </w:tabs>
+        <w:ind w:left="5040" w:hanging="360"/>
+      </w:pPr>
+      <w:rPr>
+        <w:rFonts w:ascii="Wingdings" w:hAnsi="Wingdings" w:hint="default"/>
+        <w:sz w:val="20"/>
+      </w:rPr>
+    </w:lvl>
+    <w:lvl w:ilvl="7" w:tentative="1">
+      <w:start w:val="1"/>
+      <w:numFmt w:val="bullet"/>
+      <w:lvlText w:val=""/>
+      <w:lvlJc w:val="left"/>
+      <w:pPr>
+        <w:tabs>
+          <w:tab w:val="num" w:pos="5760"/>
+        </w:tabs>
+        <w:ind w:left="5760" w:hanging="360"/>
+      </w:pPr>
+      <w:rPr>
+        <w:rFonts w:ascii="Wingdings" w:hAnsi="Wingdings" w:hint="default"/>
+        <w:sz w:val="20"/>
+      </w:rPr>
+    </w:lvl>
+    <w:lvl w:ilvl="8" w:tentative="1">
+      <w:start w:val="1"/>
+      <w:numFmt w:val="bullet"/>
+      <w:lvlText w:val=""/>
+      <w:lvlJc w:val="left"/>
+      <w:pPr>
+        <w:tabs>
+          <w:tab w:val="num" w:pos="6480"/>
+        </w:tabs>
+        <w:ind w:left="6480" w:hanging="360"/>
+      </w:pPr>
+      <w:rPr>
+        <w:rFonts w:ascii="Wingdings" w:hAnsi="Wingdings" w:hint="default"/>
+        <w:sz w:val="20"/>
+      </w:rPr>
+    </w:lvl>
+  </w:abstractNum>
+  <w:abstractNum w:abstractNumId="10" w15:restartNumberingAfterBreak="0">
+    <w:nsid w:val="09CA4AA2"/>
+    <w:multiLevelType w:val="multilevel"/>
+    <w:tmpl w:val="DD7A5024"/>
+    <w:lvl w:ilvl="0">
+      <w:start w:val="1"/>
+      <w:numFmt w:val="bullet"/>
+      <w:lvlText w:val=""/>
+      <w:lvlJc w:val="left"/>
+      <w:pPr>
+        <w:tabs>
+          <w:tab w:val="num" w:pos="720"/>
+        </w:tabs>
+        <w:ind w:left="720" w:hanging="360"/>
+      </w:pPr>
+      <w:rPr>
+        <w:rFonts w:ascii="Symbol" w:hAnsi="Symbol" w:hint="default"/>
+        <w:sz w:val="20"/>
+      </w:rPr>
+    </w:lvl>
+    <w:lvl w:ilvl="1" w:tentative="1">
+      <w:start w:val="1"/>
+      <w:numFmt w:val="bullet"/>
+      <w:lvlText w:val="o"/>
+      <w:lvlJc w:val="left"/>
+      <w:pPr>
+        <w:tabs>
+          <w:tab w:val="num" w:pos="1440"/>
+        </w:tabs>
+        <w:ind w:left="1440" w:hanging="360"/>
+      </w:pPr>
+      <w:rPr>
+        <w:rFonts w:ascii="Courier New" w:hAnsi="Courier New" w:hint="default"/>
+        <w:sz w:val="20"/>
+      </w:rPr>
+    </w:lvl>
+    <w:lvl w:ilvl="2" w:tentative="1">
+      <w:start w:val="1"/>
+      <w:numFmt w:val="bullet"/>
+      <w:lvlText w:val=""/>
+      <w:lvlJc w:val="left"/>
+      <w:pPr>
+        <w:tabs>
+          <w:tab w:val="num" w:pos="2160"/>
+        </w:tabs>
+        <w:ind w:left="2160" w:hanging="360"/>
+      </w:pPr>
+      <w:rPr>
+        <w:rFonts w:ascii="Wingdings" w:hAnsi="Wingdings" w:hint="default"/>
+        <w:sz w:val="20"/>
+      </w:rPr>
+    </w:lvl>
+    <w:lvl w:ilvl="3" w:tentative="1">
+      <w:start w:val="1"/>
+      <w:numFmt w:val="bullet"/>
+      <w:lvlText w:val=""/>
+      <w:lvlJc w:val="left"/>
+      <w:pPr>
+        <w:tabs>
+          <w:tab w:val="num" w:pos="2880"/>
+        </w:tabs>
+        <w:ind w:left="2880" w:hanging="360"/>
+      </w:pPr>
+      <w:rPr>
+        <w:rFonts w:ascii="Wingdings" w:hAnsi="Wingdings" w:hint="default"/>
+        <w:sz w:val="20"/>
+      </w:rPr>
+    </w:lvl>
+    <w:lvl w:ilvl="4" w:tentative="1">
+      <w:start w:val="1"/>
+      <w:numFmt w:val="bullet"/>
+      <w:lvlText w:val=""/>
+      <w:lvlJc w:val="left"/>
+      <w:pPr>
+        <w:tabs>
+          <w:tab w:val="num" w:pos="3600"/>
+        </w:tabs>
+        <w:ind w:left="3600" w:hanging="360"/>
+      </w:pPr>
+      <w:rPr>
+        <w:rFonts w:ascii="Wingdings" w:hAnsi="Wingdings" w:hint="default"/>
+        <w:sz w:val="20"/>
+      </w:rPr>
+    </w:lvl>
+    <w:lvl w:ilvl="5" w:tentative="1">
+      <w:start w:val="1"/>
+      <w:numFmt w:val="bullet"/>
+      <w:lvlText w:val=""/>
+      <w:lvlJc w:val="left"/>
+      <w:pPr>
+        <w:tabs>
+          <w:tab w:val="num" w:pos="4320"/>
+        </w:tabs>
+        <w:ind w:left="4320" w:hanging="360"/>
+      </w:pPr>
+      <w:rPr>
+        <w:rFonts w:ascii="Wingdings" w:hAnsi="Wingdings" w:hint="default"/>
+        <w:sz w:val="20"/>
+      </w:rPr>
+    </w:lvl>
+    <w:lvl w:ilvl="6" w:tentative="1">
+      <w:start w:val="1"/>
+      <w:numFmt w:val="bullet"/>
+      <w:lvlText w:val=""/>
+      <w:lvlJc w:val="left"/>
+      <w:pPr>
+        <w:tabs>
+          <w:tab w:val="num" w:pos="5040"/>
+        </w:tabs>
+        <w:ind w:left="5040" w:hanging="360"/>
+      </w:pPr>
+      <w:rPr>
+        <w:rFonts w:ascii="Wingdings" w:hAnsi="Wingdings" w:hint="default"/>
+        <w:sz w:val="20"/>
+      </w:rPr>
+    </w:lvl>
+    <w:lvl w:ilvl="7" w:tentative="1">
+      <w:start w:val="1"/>
+      <w:numFmt w:val="bullet"/>
+      <w:lvlText w:val=""/>
+      <w:lvlJc w:val="left"/>
+      <w:pPr>
+        <w:tabs>
+          <w:tab w:val="num" w:pos="5760"/>
+        </w:tabs>
+        <w:ind w:left="5760" w:hanging="360"/>
+      </w:pPr>
+      <w:rPr>
+        <w:rFonts w:ascii="Wingdings" w:hAnsi="Wingdings" w:hint="default"/>
+        <w:sz w:val="20"/>
+      </w:rPr>
+    </w:lvl>
+    <w:lvl w:ilvl="8" w:tentative="1">
+      <w:start w:val="1"/>
+      <w:numFmt w:val="bullet"/>
+      <w:lvlText w:val=""/>
+      <w:lvlJc w:val="left"/>
+      <w:pPr>
+        <w:tabs>
+          <w:tab w:val="num" w:pos="6480"/>
+        </w:tabs>
+        <w:ind w:left="6480" w:hanging="360"/>
+      </w:pPr>
+      <w:rPr>
+        <w:rFonts w:ascii="Wingdings" w:hAnsi="Wingdings" w:hint="default"/>
+        <w:sz w:val="20"/>
+      </w:rPr>
+    </w:lvl>
+  </w:abstractNum>
+  <w:abstractNum w:abstractNumId="11" w15:restartNumberingAfterBreak="0">
+    <w:nsid w:val="09FE157A"/>
+    <w:multiLevelType w:val="multilevel"/>
+    <w:tmpl w:val="1A964A7C"/>
+    <w:lvl w:ilvl="0">
+      <w:start w:val="1"/>
+      <w:numFmt w:val="bullet"/>
+      <w:lvlText w:val=""/>
+      <w:lvlJc w:val="left"/>
+      <w:pPr>
+        <w:tabs>
+          <w:tab w:val="num" w:pos="720"/>
+        </w:tabs>
+        <w:ind w:left="720" w:hanging="360"/>
+      </w:pPr>
+      <w:rPr>
+        <w:rFonts w:ascii="Symbol" w:hAnsi="Symbol" w:hint="default"/>
+        <w:sz w:val="20"/>
+      </w:rPr>
+    </w:lvl>
+    <w:lvl w:ilvl="1" w:tentative="1">
+      <w:start w:val="1"/>
+      <w:numFmt w:val="bullet"/>
+      <w:lvlText w:val="o"/>
+      <w:lvlJc w:val="left"/>
+      <w:pPr>
+        <w:tabs>
+          <w:tab w:val="num" w:pos="1440"/>
+        </w:tabs>
+        <w:ind w:left="1440" w:hanging="360"/>
+      </w:pPr>
+      <w:rPr>
+        <w:rFonts w:ascii="Courier New" w:hAnsi="Courier New" w:hint="default"/>
+        <w:sz w:val="20"/>
+      </w:rPr>
+    </w:lvl>
+    <w:lvl w:ilvl="2" w:tentative="1">
+      <w:start w:val="1"/>
+      <w:numFmt w:val="bullet"/>
+      <w:lvlText w:val=""/>
+      <w:lvlJc w:val="left"/>
+      <w:pPr>
+        <w:tabs>
+          <w:tab w:val="num" w:pos="2160"/>
+        </w:tabs>
+        <w:ind w:left="2160" w:hanging="360"/>
+      </w:pPr>
+      <w:rPr>
+        <w:rFonts w:ascii="Wingdings" w:hAnsi="Wingdings" w:hint="default"/>
+        <w:sz w:val="20"/>
+      </w:rPr>
+    </w:lvl>
+    <w:lvl w:ilvl="3" w:tentative="1">
+      <w:start w:val="1"/>
+      <w:numFmt w:val="bullet"/>
+      <w:lvlText w:val=""/>
+      <w:lvlJc w:val="left"/>
+      <w:pPr>
+        <w:tabs>
+          <w:tab w:val="num" w:pos="2880"/>
+        </w:tabs>
+        <w:ind w:left="2880" w:hanging="360"/>
+      </w:pPr>
+      <w:rPr>
+        <w:rFonts w:ascii="Wingdings" w:hAnsi="Wingdings" w:hint="default"/>
+        <w:sz w:val="20"/>
+      </w:rPr>
+    </w:lvl>
+    <w:lvl w:ilvl="4" w:tentative="1">
+      <w:start w:val="1"/>
+      <w:numFmt w:val="bullet"/>
+      <w:lvlText w:val=""/>
+      <w:lvlJc w:val="left"/>
+      <w:pPr>
+        <w:tabs>
+          <w:tab w:val="num" w:pos="3600"/>
+        </w:tabs>
+        <w:ind w:left="3600" w:hanging="360"/>
+      </w:pPr>
+      <w:rPr>
+        <w:rFonts w:ascii="Wingdings" w:hAnsi="Wingdings" w:hint="default"/>
+        <w:sz w:val="20"/>
+      </w:rPr>
+    </w:lvl>
+    <w:lvl w:ilvl="5" w:tentative="1">
+      <w:start w:val="1"/>
+      <w:numFmt w:val="bullet"/>
+      <w:lvlText w:val=""/>
+      <w:lvlJc w:val="left"/>
+      <w:pPr>
+        <w:tabs>
+          <w:tab w:val="num" w:pos="4320"/>
+        </w:tabs>
+        <w:ind w:left="4320" w:hanging="360"/>
+      </w:pPr>
+      <w:rPr>
+        <w:rFonts w:ascii="Wingdings" w:hAnsi="Wingdings" w:hint="default"/>
+        <w:sz w:val="20"/>
+      </w:rPr>
+    </w:lvl>
+    <w:lvl w:ilvl="6" w:tentative="1">
+      <w:start w:val="1"/>
+      <w:numFmt w:val="bullet"/>
+      <w:lvlText w:val=""/>
+      <w:lvlJc w:val="left"/>
+      <w:pPr>
+        <w:tabs>
+          <w:tab w:val="num" w:pos="5040"/>
+        </w:tabs>
+        <w:ind w:left="5040" w:hanging="360"/>
+      </w:pPr>
+      <w:rPr>
+        <w:rFonts w:ascii="Wingdings" w:hAnsi="Wingdings" w:hint="default"/>
+        <w:sz w:val="20"/>
+      </w:rPr>
+    </w:lvl>
+    <w:lvl w:ilvl="7" w:tentative="1">
+      <w:start w:val="1"/>
+      <w:numFmt w:val="bullet"/>
+      <w:lvlText w:val=""/>
+      <w:lvlJc w:val="left"/>
+      <w:pPr>
+        <w:tabs>
+          <w:tab w:val="num" w:pos="5760"/>
+        </w:tabs>
+        <w:ind w:left="5760" w:hanging="360"/>
+      </w:pPr>
+      <w:rPr>
+        <w:rFonts w:ascii="Wingdings" w:hAnsi="Wingdings" w:hint="default"/>
+        <w:sz w:val="20"/>
+      </w:rPr>
+    </w:lvl>
+    <w:lvl w:ilvl="8" w:tentative="1">
+      <w:start w:val="1"/>
+      <w:numFmt w:val="bullet"/>
+      <w:lvlText w:val=""/>
+      <w:lvlJc w:val="left"/>
+      <w:pPr>
+        <w:tabs>
+          <w:tab w:val="num" w:pos="6480"/>
+        </w:tabs>
+        <w:ind w:left="6480" w:hanging="360"/>
+      </w:pPr>
+      <w:rPr>
+        <w:rFonts w:ascii="Wingdings" w:hAnsi="Wingdings" w:hint="default"/>
+        <w:sz w:val="20"/>
+      </w:rPr>
+    </w:lvl>
+  </w:abstractNum>
+  <w:abstractNum w:abstractNumId="12" w15:restartNumberingAfterBreak="0">
+    <w:nsid w:val="0D2A28DB"/>
+    <w:multiLevelType w:val="multilevel"/>
+    <w:tmpl w:val="2FB8EADA"/>
+    <w:lvl w:ilvl="0">
+      <w:start w:val="1"/>
+      <w:numFmt w:val="bullet"/>
+      <w:lvlText w:val=""/>
+      <w:lvlJc w:val="left"/>
+      <w:pPr>
+        <w:tabs>
+          <w:tab w:val="num" w:pos="720"/>
+        </w:tabs>
+        <w:ind w:left="720" w:hanging="360"/>
+      </w:pPr>
+      <w:rPr>
+        <w:rFonts w:ascii="Symbol" w:hAnsi="Symbol" w:hint="default"/>
+        <w:sz w:val="20"/>
+      </w:rPr>
+    </w:lvl>
+    <w:lvl w:ilvl="1" w:tentative="1">
+      <w:start w:val="1"/>
+      <w:numFmt w:val="bullet"/>
+      <w:lvlText w:val="o"/>
+      <w:lvlJc w:val="left"/>
+      <w:pPr>
+        <w:tabs>
+          <w:tab w:val="num" w:pos="1440"/>
+        </w:tabs>
+        <w:ind w:left="1440" w:hanging="360"/>
+      </w:pPr>
+      <w:rPr>
+        <w:rFonts w:ascii="Courier New" w:hAnsi="Courier New" w:hint="default"/>
+        <w:sz w:val="20"/>
+      </w:rPr>
+    </w:lvl>
+    <w:lvl w:ilvl="2" w:tentative="1">
+      <w:start w:val="1"/>
+      <w:numFmt w:val="bullet"/>
+      <w:lvlText w:val=""/>
+      <w:lvlJc w:val="left"/>
+      <w:pPr>
+        <w:tabs>
+          <w:tab w:val="num" w:pos="2160"/>
+        </w:tabs>
+        <w:ind w:left="2160" w:hanging="360"/>
+      </w:pPr>
+      <w:rPr>
+        <w:rFonts w:ascii="Wingdings" w:hAnsi="Wingdings" w:hint="default"/>
+        <w:sz w:val="20"/>
+      </w:rPr>
+    </w:lvl>
+    <w:lvl w:ilvl="3" w:tentative="1">
+      <w:start w:val="1"/>
+      <w:numFmt w:val="bullet"/>
+      <w:lvlText w:val=""/>
+      <w:lvlJc w:val="left"/>
+      <w:pPr>
+        <w:tabs>
+          <w:tab w:val="num" w:pos="2880"/>
+        </w:tabs>
+        <w:ind w:left="2880" w:hanging="360"/>
+      </w:pPr>
+      <w:rPr>
+        <w:rFonts w:ascii="Wingdings" w:hAnsi="Wingdings" w:hint="default"/>
+        <w:sz w:val="20"/>
+      </w:rPr>
+    </w:lvl>
+    <w:lvl w:ilvl="4" w:tentative="1">
+      <w:start w:val="1"/>
+      <w:numFmt w:val="bullet"/>
+      <w:lvlText w:val=""/>
+      <w:lvlJc w:val="left"/>
+      <w:pPr>
+        <w:tabs>
+          <w:tab w:val="num" w:pos="3600"/>
+        </w:tabs>
+        <w:ind w:left="3600" w:hanging="360"/>
+      </w:pPr>
+      <w:rPr>
+        <w:rFonts w:ascii="Wingdings" w:hAnsi="Wingdings" w:hint="default"/>
+        <w:sz w:val="20"/>
+      </w:rPr>
+    </w:lvl>
+    <w:lvl w:ilvl="5" w:tentative="1">
+      <w:start w:val="1"/>
+      <w:numFmt w:val="bullet"/>
+      <w:lvlText w:val=""/>
+      <w:lvlJc w:val="left"/>
+      <w:pPr>
+        <w:tabs>
+          <w:tab w:val="num" w:pos="4320"/>
+        </w:tabs>
+        <w:ind w:left="4320" w:hanging="360"/>
+      </w:pPr>
+      <w:rPr>
+        <w:rFonts w:ascii="Wingdings" w:hAnsi="Wingdings" w:hint="default"/>
+        <w:sz w:val="20"/>
+      </w:rPr>
+    </w:lvl>
+    <w:lvl w:ilvl="6" w:tentative="1">
+      <w:start w:val="1"/>
+      <w:numFmt w:val="bullet"/>
+      <w:lvlText w:val=""/>
+      <w:lvlJc w:val="left"/>
+      <w:pPr>
+        <w:tabs>
+          <w:tab w:val="num" w:pos="5040"/>
+        </w:tabs>
+        <w:ind w:left="5040" w:hanging="360"/>
+      </w:pPr>
+      <w:rPr>
+        <w:rFonts w:ascii="Wingdings" w:hAnsi="Wingdings" w:hint="default"/>
+        <w:sz w:val="20"/>
+      </w:rPr>
+    </w:lvl>
+    <w:lvl w:ilvl="7" w:tentative="1">
+      <w:start w:val="1"/>
+      <w:numFmt w:val="bullet"/>
+      <w:lvlText w:val=""/>
+      <w:lvlJc w:val="left"/>
+      <w:pPr>
+        <w:tabs>
+          <w:tab w:val="num" w:pos="5760"/>
+        </w:tabs>
+        <w:ind w:left="5760" w:hanging="360"/>
+      </w:pPr>
+      <w:rPr>
+        <w:rFonts w:ascii="Wingdings" w:hAnsi="Wingdings" w:hint="default"/>
+        <w:sz w:val="20"/>
+      </w:rPr>
+    </w:lvl>
+    <w:lvl w:ilvl="8" w:tentative="1">
+      <w:start w:val="1"/>
+      <w:numFmt w:val="bullet"/>
+      <w:lvlText w:val=""/>
+      <w:lvlJc w:val="left"/>
+      <w:pPr>
+        <w:tabs>
+          <w:tab w:val="num" w:pos="6480"/>
+        </w:tabs>
+        <w:ind w:left="6480" w:hanging="360"/>
+      </w:pPr>
+      <w:rPr>
+        <w:rFonts w:ascii="Wingdings" w:hAnsi="Wingdings" w:hint="default"/>
+        <w:sz w:val="20"/>
+      </w:rPr>
+    </w:lvl>
+  </w:abstractNum>
+  <w:abstractNum w:abstractNumId="13" w15:restartNumberingAfterBreak="0">
+    <w:nsid w:val="0F59001E"/>
+    <w:multiLevelType w:val="multilevel"/>
+    <w:tmpl w:val="62782B78"/>
+    <w:lvl w:ilvl="0">
+      <w:start w:val="1"/>
+      <w:numFmt w:val="bullet"/>
+      <w:lvlText w:val=""/>
+      <w:lvlJc w:val="left"/>
+      <w:pPr>
+        <w:tabs>
+          <w:tab w:val="num" w:pos="720"/>
+        </w:tabs>
+        <w:ind w:left="720" w:hanging="360"/>
+      </w:pPr>
+      <w:rPr>
+        <w:rFonts w:ascii="Symbol" w:hAnsi="Symbol" w:hint="default"/>
+        <w:sz w:val="20"/>
+      </w:rPr>
+    </w:lvl>
+    <w:lvl w:ilvl="1">
+      <w:start w:val="1"/>
+      <w:numFmt w:val="bullet"/>
+      <w:lvlText w:val="o"/>
+      <w:lvlJc w:val="left"/>
+      <w:pPr>
+        <w:tabs>
+          <w:tab w:val="num" w:pos="1440"/>
+        </w:tabs>
+        <w:ind w:left="1440" w:hanging="360"/>
+      </w:pPr>
+      <w:rPr>
+        <w:rFonts w:ascii="Courier New" w:hAnsi="Courier New" w:hint="default"/>
+        <w:sz w:val="20"/>
+      </w:rPr>
+    </w:lvl>
+    <w:lvl w:ilvl="2" w:tentative="1">
+      <w:start w:val="1"/>
+      <w:numFmt w:val="bullet"/>
+      <w:lvlText w:val=""/>
+      <w:lvlJc w:val="left"/>
+      <w:pPr>
+        <w:tabs>
+          <w:tab w:val="num" w:pos="2160"/>
+        </w:tabs>
+        <w:ind w:left="2160" w:hanging="360"/>
+      </w:pPr>
+      <w:rPr>
+        <w:rFonts w:ascii="Wingdings" w:hAnsi="Wingdings" w:hint="default"/>
+        <w:sz w:val="20"/>
+      </w:rPr>
+    </w:lvl>
+    <w:lvl w:ilvl="3" w:tentative="1">
+      <w:start w:val="1"/>
+      <w:numFmt w:val="bullet"/>
+      <w:lvlText w:val=""/>
+      <w:lvlJc w:val="left"/>
+      <w:pPr>
+        <w:tabs>
+          <w:tab w:val="num" w:pos="2880"/>
+        </w:tabs>
+        <w:ind w:left="2880" w:hanging="360"/>
+      </w:pPr>
+      <w:rPr>
+        <w:rFonts w:ascii="Wingdings" w:hAnsi="Wingdings" w:hint="default"/>
+        <w:sz w:val="20"/>
+      </w:rPr>
+    </w:lvl>
+    <w:lvl w:ilvl="4" w:tentative="1">
+      <w:start w:val="1"/>
+      <w:numFmt w:val="bullet"/>
+      <w:lvlText w:val=""/>
+      <w:lvlJc w:val="left"/>
+      <w:pPr>
+        <w:tabs>
+          <w:tab w:val="num" w:pos="3600"/>
+        </w:tabs>
+        <w:ind w:left="3600" w:hanging="360"/>
+      </w:pPr>
+      <w:rPr>
+        <w:rFonts w:ascii="Wingdings" w:hAnsi="Wingdings" w:hint="default"/>
+        <w:sz w:val="20"/>
+      </w:rPr>
+    </w:lvl>
+    <w:lvl w:ilvl="5" w:tentative="1">
+      <w:start w:val="1"/>
+      <w:numFmt w:val="bullet"/>
+      <w:lvlText w:val=""/>
+      <w:lvlJc w:val="left"/>
+      <w:pPr>
+        <w:tabs>
+          <w:tab w:val="num" w:pos="4320"/>
+        </w:tabs>
+        <w:ind w:left="4320" w:hanging="360"/>
+      </w:pPr>
+      <w:rPr>
+        <w:rFonts w:ascii="Wingdings" w:hAnsi="Wingdings" w:hint="default"/>
+        <w:sz w:val="20"/>
+      </w:rPr>
+    </w:lvl>
+    <w:lvl w:ilvl="6" w:tentative="1">
+      <w:start w:val="1"/>
+      <w:numFmt w:val="bullet"/>
+      <w:lvlText w:val=""/>
+      <w:lvlJc w:val="left"/>
+      <w:pPr>
+        <w:tabs>
+          <w:tab w:val="num" w:pos="5040"/>
+        </w:tabs>
+        <w:ind w:left="5040" w:hanging="360"/>
+      </w:pPr>
+      <w:rPr>
+        <w:rFonts w:ascii="Wingdings" w:hAnsi="Wingdings" w:hint="default"/>
+        <w:sz w:val="20"/>
+      </w:rPr>
+    </w:lvl>
+    <w:lvl w:ilvl="7" w:tentative="1">
+      <w:start w:val="1"/>
+      <w:numFmt w:val="bullet"/>
+      <w:lvlText w:val=""/>
+      <w:lvlJc w:val="left"/>
+      <w:pPr>
+        <w:tabs>
+          <w:tab w:val="num" w:pos="5760"/>
+        </w:tabs>
+        <w:ind w:left="5760" w:hanging="360"/>
+      </w:pPr>
+      <w:rPr>
+        <w:rFonts w:ascii="Wingdings" w:hAnsi="Wingdings" w:hint="default"/>
+        <w:sz w:val="20"/>
+      </w:rPr>
+    </w:lvl>
+    <w:lvl w:ilvl="8" w:tentative="1">
+      <w:start w:val="1"/>
+      <w:numFmt w:val="bullet"/>
+      <w:lvlText w:val=""/>
+      <w:lvlJc w:val="left"/>
+      <w:pPr>
+        <w:tabs>
+          <w:tab w:val="num" w:pos="6480"/>
+        </w:tabs>
+        <w:ind w:left="6480" w:hanging="360"/>
+      </w:pPr>
+      <w:rPr>
+        <w:rFonts w:ascii="Wingdings" w:hAnsi="Wingdings" w:hint="default"/>
+        <w:sz w:val="20"/>
+      </w:rPr>
+    </w:lvl>
+  </w:abstractNum>
+  <w:abstractNum w:abstractNumId="14" w15:restartNumberingAfterBreak="0">
+    <w:nsid w:val="16545534"/>
+    <w:multiLevelType w:val="multilevel"/>
+    <w:tmpl w:val="EDF807FE"/>
+    <w:lvl w:ilvl="0">
+      <w:start w:val="1"/>
+      <w:numFmt w:val="bullet"/>
+      <w:lvlText w:val=""/>
+      <w:lvlJc w:val="left"/>
+      <w:pPr>
+        <w:tabs>
+          <w:tab w:val="num" w:pos="720"/>
+        </w:tabs>
+        <w:ind w:left="720" w:hanging="360"/>
+      </w:pPr>
+      <w:rPr>
+        <w:rFonts w:ascii="Symbol" w:hAnsi="Symbol" w:hint="default"/>
+        <w:sz w:val="20"/>
+      </w:rPr>
+    </w:lvl>
+    <w:lvl w:ilvl="1" w:tentative="1">
+      <w:start w:val="1"/>
+      <w:numFmt w:val="bullet"/>
+      <w:lvlText w:val="o"/>
+      <w:lvlJc w:val="left"/>
+      <w:pPr>
+        <w:tabs>
+          <w:tab w:val="num" w:pos="1440"/>
+        </w:tabs>
+        <w:ind w:left="1440" w:hanging="360"/>
+      </w:pPr>
+      <w:rPr>
+        <w:rFonts w:ascii="Courier New" w:hAnsi="Courier New" w:hint="default"/>
+        <w:sz w:val="20"/>
+      </w:rPr>
+    </w:lvl>
+    <w:lvl w:ilvl="2" w:tentative="1">
+      <w:start w:val="1"/>
+      <w:numFmt w:val="bullet"/>
+      <w:lvlText w:val=""/>
+      <w:lvlJc w:val="left"/>
+      <w:pPr>
+        <w:tabs>
+          <w:tab w:val="num" w:pos="2160"/>
+        </w:tabs>
+        <w:ind w:left="2160" w:hanging="360"/>
+      </w:pPr>
+      <w:rPr>
+        <w:rFonts w:ascii="Wingdings" w:hAnsi="Wingdings" w:hint="default"/>
+        <w:sz w:val="20"/>
+      </w:rPr>
+    </w:lvl>
+    <w:lvl w:ilvl="3" w:tentative="1">
+      <w:start w:val="1"/>
+      <w:numFmt w:val="bullet"/>
+      <w:lvlText w:val=""/>
+      <w:lvlJc w:val="left"/>
+      <w:pPr>
+        <w:tabs>
+          <w:tab w:val="num" w:pos="2880"/>
+        </w:tabs>
+        <w:ind w:left="2880" w:hanging="360"/>
+      </w:pPr>
+      <w:rPr>
+        <w:rFonts w:ascii="Wingdings" w:hAnsi="Wingdings" w:hint="default"/>
+        <w:sz w:val="20"/>
+      </w:rPr>
+    </w:lvl>
+    <w:lvl w:ilvl="4" w:tentative="1">
+      <w:start w:val="1"/>
+      <w:numFmt w:val="bullet"/>
+      <w:lvlText w:val=""/>
+      <w:lvlJc w:val="left"/>
+      <w:pPr>
+        <w:tabs>
+          <w:tab w:val="num" w:pos="3600"/>
+        </w:tabs>
+        <w:ind w:left="3600" w:hanging="360"/>
+      </w:pPr>
+      <w:rPr>
+        <w:rFonts w:ascii="Wingdings" w:hAnsi="Wingdings" w:hint="default"/>
+        <w:sz w:val="20"/>
+      </w:rPr>
+    </w:lvl>
+    <w:lvl w:ilvl="5" w:tentative="1">
+      <w:start w:val="1"/>
+      <w:numFmt w:val="bullet"/>
+      <w:lvlText w:val=""/>
+      <w:lvlJc w:val="left"/>
+      <w:pPr>
+        <w:tabs>
+          <w:tab w:val="num" w:pos="4320"/>
+        </w:tabs>
+        <w:ind w:left="4320" w:hanging="360"/>
+      </w:pPr>
+      <w:rPr>
+        <w:rFonts w:ascii="Wingdings" w:hAnsi="Wingdings" w:hint="default"/>
+        <w:sz w:val="20"/>
+      </w:rPr>
+    </w:lvl>
+    <w:lvl w:ilvl="6" w:tentative="1">
+      <w:start w:val="1"/>
+      <w:numFmt w:val="bullet"/>
+      <w:lvlText w:val=""/>
+      <w:lvlJc w:val="left"/>
+      <w:pPr>
+        <w:tabs>
+          <w:tab w:val="num" w:pos="5040"/>
+        </w:tabs>
+        <w:ind w:left="5040" w:hanging="360"/>
+      </w:pPr>
+      <w:rPr>
+        <w:rFonts w:ascii="Wingdings" w:hAnsi="Wingdings" w:hint="default"/>
+        <w:sz w:val="20"/>
+      </w:rPr>
+    </w:lvl>
+    <w:lvl w:ilvl="7" w:tentative="1">
+      <w:start w:val="1"/>
+      <w:numFmt w:val="bullet"/>
+      <w:lvlText w:val=""/>
+      <w:lvlJc w:val="left"/>
+      <w:pPr>
+        <w:tabs>
+          <w:tab w:val="num" w:pos="5760"/>
+        </w:tabs>
+        <w:ind w:left="5760" w:hanging="360"/>
+      </w:pPr>
+      <w:rPr>
+        <w:rFonts w:ascii="Wingdings" w:hAnsi="Wingdings" w:hint="default"/>
+        <w:sz w:val="20"/>
+      </w:rPr>
+    </w:lvl>
+    <w:lvl w:ilvl="8" w:tentative="1">
+      <w:start w:val="1"/>
+      <w:numFmt w:val="bullet"/>
+      <w:lvlText w:val=""/>
+      <w:lvlJc w:val="left"/>
+      <w:pPr>
+        <w:tabs>
+          <w:tab w:val="num" w:pos="6480"/>
+        </w:tabs>
+        <w:ind w:left="6480" w:hanging="360"/>
+      </w:pPr>
+      <w:rPr>
+        <w:rFonts w:ascii="Wingdings" w:hAnsi="Wingdings" w:hint="default"/>
+        <w:sz w:val="20"/>
+      </w:rPr>
+    </w:lvl>
+  </w:abstractNum>
+  <w:abstractNum w:abstractNumId="15" w15:restartNumberingAfterBreak="0">
+    <w:nsid w:val="1DC82997"/>
+    <w:multiLevelType w:val="multilevel"/>
+    <w:tmpl w:val="6A00DE8C"/>
+    <w:lvl w:ilvl="0">
+      <w:start w:val="1"/>
+      <w:numFmt w:val="bullet"/>
+      <w:lvlText w:val=""/>
+      <w:lvlJc w:val="left"/>
+      <w:pPr>
+        <w:tabs>
+          <w:tab w:val="num" w:pos="720"/>
+        </w:tabs>
+        <w:ind w:left="720" w:hanging="360"/>
+      </w:pPr>
+      <w:rPr>
+        <w:rFonts w:ascii="Symbol" w:hAnsi="Symbol" w:hint="default"/>
+        <w:sz w:val="20"/>
+      </w:rPr>
+    </w:lvl>
+    <w:lvl w:ilvl="1" w:tentative="1">
+      <w:start w:val="1"/>
+      <w:numFmt w:val="bullet"/>
+      <w:lvlText w:val="o"/>
+      <w:lvlJc w:val="left"/>
+      <w:pPr>
+        <w:tabs>
+          <w:tab w:val="num" w:pos="1440"/>
+        </w:tabs>
+        <w:ind w:left="1440" w:hanging="360"/>
+      </w:pPr>
+      <w:rPr>
+        <w:rFonts w:ascii="Courier New" w:hAnsi="Courier New" w:hint="default"/>
+        <w:sz w:val="20"/>
+      </w:rPr>
+    </w:lvl>
+    <w:lvl w:ilvl="2" w:tentative="1">
+      <w:start w:val="1"/>
+      <w:numFmt w:val="bullet"/>
+      <w:lvlText w:val=""/>
+      <w:lvlJc w:val="left"/>
+      <w:pPr>
+        <w:tabs>
+          <w:tab w:val="num" w:pos="2160"/>
+        </w:tabs>
+        <w:ind w:left="2160" w:hanging="360"/>
+      </w:pPr>
+      <w:rPr>
+        <w:rFonts w:ascii="Wingdings" w:hAnsi="Wingdings" w:hint="default"/>
+        <w:sz w:val="20"/>
+      </w:rPr>
+    </w:lvl>
+    <w:lvl w:ilvl="3" w:tentative="1">
+      <w:start w:val="1"/>
+      <w:numFmt w:val="bullet"/>
+      <w:lvlText w:val=""/>
+      <w:lvlJc w:val="left"/>
+      <w:pPr>
+        <w:tabs>
+          <w:tab w:val="num" w:pos="2880"/>
+        </w:tabs>
+        <w:ind w:left="2880" w:hanging="360"/>
+      </w:pPr>
+      <w:rPr>
+        <w:rFonts w:ascii="Wingdings" w:hAnsi="Wingdings" w:hint="default"/>
+        <w:sz w:val="20"/>
+      </w:rPr>
+    </w:lvl>
+    <w:lvl w:ilvl="4" w:tentative="1">
+      <w:start w:val="1"/>
+      <w:numFmt w:val="bullet"/>
+      <w:lvlText w:val=""/>
+      <w:lvlJc w:val="left"/>
+      <w:pPr>
+        <w:tabs>
+          <w:tab w:val="num" w:pos="3600"/>
+        </w:tabs>
+        <w:ind w:left="3600" w:hanging="360"/>
+      </w:pPr>
+      <w:rPr>
+        <w:rFonts w:ascii="Wingdings" w:hAnsi="Wingdings" w:hint="default"/>
+        <w:sz w:val="20"/>
+      </w:rPr>
+    </w:lvl>
+    <w:lvl w:ilvl="5" w:tentative="1">
+      <w:start w:val="1"/>
+      <w:numFmt w:val="bullet"/>
+      <w:lvlText w:val=""/>
+      <w:lvlJc w:val="left"/>
+      <w:pPr>
+        <w:tabs>
+          <w:tab w:val="num" w:pos="4320"/>
+        </w:tabs>
+        <w:ind w:left="4320" w:hanging="360"/>
+      </w:pPr>
+      <w:rPr>
+        <w:rFonts w:ascii="Wingdings" w:hAnsi="Wingdings" w:hint="default"/>
+        <w:sz w:val="20"/>
+      </w:rPr>
+    </w:lvl>
+    <w:lvl w:ilvl="6" w:tentative="1">
+      <w:start w:val="1"/>
+      <w:numFmt w:val="bullet"/>
+      <w:lvlText w:val=""/>
+      <w:lvlJc w:val="left"/>
+      <w:pPr>
+        <w:tabs>
+          <w:tab w:val="num" w:pos="5040"/>
+        </w:tabs>
+        <w:ind w:left="5040" w:hanging="360"/>
+      </w:pPr>
+      <w:rPr>
+        <w:rFonts w:ascii="Wingdings" w:hAnsi="Wingdings" w:hint="default"/>
+        <w:sz w:val="20"/>
+      </w:rPr>
+    </w:lvl>
+    <w:lvl w:ilvl="7" w:tentative="1">
+      <w:start w:val="1"/>
+      <w:numFmt w:val="bullet"/>
+      <w:lvlText w:val=""/>
+      <w:lvlJc w:val="left"/>
+      <w:pPr>
+        <w:tabs>
+          <w:tab w:val="num" w:pos="5760"/>
+        </w:tabs>
+        <w:ind w:left="5760" w:hanging="360"/>
+      </w:pPr>
+      <w:rPr>
+        <w:rFonts w:ascii="Wingdings" w:hAnsi="Wingdings" w:hint="default"/>
+        <w:sz w:val="20"/>
+      </w:rPr>
+    </w:lvl>
+    <w:lvl w:ilvl="8" w:tentative="1">
+      <w:start w:val="1"/>
+      <w:numFmt w:val="bullet"/>
+      <w:lvlText w:val=""/>
+      <w:lvlJc w:val="left"/>
+      <w:pPr>
+        <w:tabs>
+          <w:tab w:val="num" w:pos="6480"/>
+        </w:tabs>
+        <w:ind w:left="6480" w:hanging="360"/>
+      </w:pPr>
+      <w:rPr>
+        <w:rFonts w:ascii="Wingdings" w:hAnsi="Wingdings" w:hint="default"/>
+        <w:sz w:val="20"/>
+      </w:rPr>
+    </w:lvl>
+  </w:abstractNum>
+  <w:abstractNum w:abstractNumId="16" w15:restartNumberingAfterBreak="0">
+    <w:nsid w:val="22BE1BF9"/>
+    <w:multiLevelType w:val="multilevel"/>
+    <w:tmpl w:val="C2F829EC"/>
+    <w:lvl w:ilvl="0">
+      <w:start w:val="6"/>
+      <w:numFmt w:val="decimal"/>
+      <w:lvlText w:val="%1."/>
+      <w:lvlJc w:val="left"/>
+      <w:pPr>
+        <w:tabs>
+          <w:tab w:val="num" w:pos="720"/>
+        </w:tabs>
+        <w:ind w:left="720" w:hanging="360"/>
+      </w:pPr>
+    </w:lvl>
+    <w:lvl w:ilvl="1" w:tentative="1">
+      <w:start w:val="1"/>
+      <w:numFmt w:val="decimal"/>
+      <w:lvlText w:val="%2."/>
+      <w:lvlJc w:val="left"/>
+      <w:pPr>
+        <w:tabs>
+          <w:tab w:val="num" w:pos="1440"/>
+        </w:tabs>
+        <w:ind w:left="1440" w:hanging="360"/>
+      </w:pPr>
+    </w:lvl>
+    <w:lvl w:ilvl="2" w:tentative="1">
+      <w:start w:val="1"/>
+      <w:numFmt w:val="decimal"/>
+      <w:lvlText w:val="%3."/>
+      <w:lvlJc w:val="left"/>
+      <w:pPr>
+        <w:tabs>
+          <w:tab w:val="num" w:pos="2160"/>
+        </w:tabs>
+        <w:ind w:left="2160" w:hanging="360"/>
+      </w:pPr>
+    </w:lvl>
+    <w:lvl w:ilvl="3" w:tentative="1">
+      <w:start w:val="1"/>
+      <w:numFmt w:val="decimal"/>
+      <w:lvlText w:val="%4."/>
+      <w:lvlJc w:val="left"/>
+      <w:pPr>
+        <w:tabs>
+          <w:tab w:val="num" w:pos="2880"/>
+        </w:tabs>
+        <w:ind w:left="2880" w:hanging="360"/>
+      </w:pPr>
+    </w:lvl>
+    <w:lvl w:ilvl="4" w:tentative="1">
+      <w:start w:val="1"/>
+      <w:numFmt w:val="decimal"/>
+      <w:lvlText w:val="%5."/>
+      <w:lvlJc w:val="left"/>
+      <w:pPr>
+        <w:tabs>
+          <w:tab w:val="num" w:pos="3600"/>
+        </w:tabs>
+        <w:ind w:left="3600" w:hanging="360"/>
+      </w:pPr>
+    </w:lvl>
+    <w:lvl w:ilvl="5" w:tentative="1">
+      <w:start w:val="1"/>
+      <w:numFmt w:val="decimal"/>
+      <w:lvlText w:val="%6."/>
+      <w:lvlJc w:val="left"/>
+      <w:pPr>
+        <w:tabs>
+          <w:tab w:val="num" w:pos="4320"/>
+        </w:tabs>
+        <w:ind w:left="4320" w:hanging="360"/>
+      </w:pPr>
+    </w:lvl>
+    <w:lvl w:ilvl="6" w:tentative="1">
+      <w:start w:val="1"/>
+      <w:numFmt w:val="decimal"/>
+      <w:lvlText w:val="%7."/>
+      <w:lvlJc w:val="left"/>
+      <w:pPr>
+        <w:tabs>
+          <w:tab w:val="num" w:pos="5040"/>
+        </w:tabs>
+        <w:ind w:left="5040" w:hanging="360"/>
+      </w:pPr>
+    </w:lvl>
+    <w:lvl w:ilvl="7" w:tentative="1">
+      <w:start w:val="1"/>
+      <w:numFmt w:val="decimal"/>
+      <w:lvlText w:val="%8."/>
+      <w:lvlJc w:val="left"/>
+      <w:pPr>
+        <w:tabs>
+          <w:tab w:val="num" w:pos="5760"/>
+        </w:tabs>
+        <w:ind w:left="5760" w:hanging="360"/>
+      </w:pPr>
+    </w:lvl>
+    <w:lvl w:ilvl="8" w:tentative="1">
+      <w:start w:val="1"/>
+      <w:numFmt w:val="decimal"/>
+      <w:lvlText w:val="%9."/>
+      <w:lvlJc w:val="left"/>
+      <w:pPr>
+        <w:tabs>
+          <w:tab w:val="num" w:pos="6480"/>
+        </w:tabs>
+        <w:ind w:left="6480" w:hanging="360"/>
+      </w:pPr>
+    </w:lvl>
+  </w:abstractNum>
+  <w:abstractNum w:abstractNumId="17" w15:restartNumberingAfterBreak="0">
+    <w:nsid w:val="26221CCA"/>
+    <w:multiLevelType w:val="multilevel"/>
+    <w:tmpl w:val="4F56EDA8"/>
+    <w:lvl w:ilvl="0">
+      <w:start w:val="1"/>
+      <w:numFmt w:val="bullet"/>
+      <w:lvlText w:val=""/>
+      <w:lvlJc w:val="left"/>
+      <w:pPr>
+        <w:tabs>
+          <w:tab w:val="num" w:pos="720"/>
+        </w:tabs>
+        <w:ind w:left="720" w:hanging="360"/>
+      </w:pPr>
+      <w:rPr>
+        <w:rFonts w:ascii="Symbol" w:hAnsi="Symbol" w:hint="default"/>
+        <w:sz w:val="20"/>
+      </w:rPr>
+    </w:lvl>
+    <w:lvl w:ilvl="1" w:tentative="1">
+      <w:start w:val="1"/>
+      <w:numFmt w:val="bullet"/>
+      <w:lvlText w:val="o"/>
+      <w:lvlJc w:val="left"/>
+      <w:pPr>
+        <w:tabs>
+          <w:tab w:val="num" w:pos="1440"/>
+        </w:tabs>
+        <w:ind w:left="1440" w:hanging="360"/>
+      </w:pPr>
+      <w:rPr>
+        <w:rFonts w:ascii="Courier New" w:hAnsi="Courier New" w:hint="default"/>
+        <w:sz w:val="20"/>
+      </w:rPr>
+    </w:lvl>
+    <w:lvl w:ilvl="2" w:tentative="1">
+      <w:start w:val="1"/>
+      <w:numFmt w:val="bullet"/>
+      <w:lvlText w:val=""/>
+      <w:lvlJc w:val="left"/>
+      <w:pPr>
+        <w:tabs>
+          <w:tab w:val="num" w:pos="2160"/>
+        </w:tabs>
+        <w:ind w:left="2160" w:hanging="360"/>
+      </w:pPr>
+      <w:rPr>
+        <w:rFonts w:ascii="Wingdings" w:hAnsi="Wingdings" w:hint="default"/>
+        <w:sz w:val="20"/>
+      </w:rPr>
+    </w:lvl>
+    <w:lvl w:ilvl="3" w:tentative="1">
+      <w:start w:val="1"/>
+      <w:numFmt w:val="bullet"/>
+      <w:lvlText w:val=""/>
+      <w:lvlJc w:val="left"/>
+      <w:pPr>
+        <w:tabs>
+          <w:tab w:val="num" w:pos="2880"/>
+        </w:tabs>
+        <w:ind w:left="2880" w:hanging="360"/>
+      </w:pPr>
+      <w:rPr>
+        <w:rFonts w:ascii="Wingdings" w:hAnsi="Wingdings" w:hint="default"/>
+        <w:sz w:val="20"/>
+      </w:rPr>
+    </w:lvl>
+    <w:lvl w:ilvl="4" w:tentative="1">
+      <w:start w:val="1"/>
+      <w:numFmt w:val="bullet"/>
+      <w:lvlText w:val=""/>
+      <w:lvlJc w:val="left"/>
+      <w:pPr>
+        <w:tabs>
+          <w:tab w:val="num" w:pos="3600"/>
+        </w:tabs>
+        <w:ind w:left="3600" w:hanging="360"/>
+      </w:pPr>
+      <w:rPr>
+        <w:rFonts w:ascii="Wingdings" w:hAnsi="Wingdings" w:hint="default"/>
+        <w:sz w:val="20"/>
+      </w:rPr>
+    </w:lvl>
+    <w:lvl w:ilvl="5" w:tentative="1">
+      <w:start w:val="1"/>
+      <w:numFmt w:val="bullet"/>
+      <w:lvlText w:val=""/>
+      <w:lvlJc w:val="left"/>
+      <w:pPr>
+        <w:tabs>
+          <w:tab w:val="num" w:pos="4320"/>
+        </w:tabs>
+        <w:ind w:left="4320" w:hanging="360"/>
+      </w:pPr>
+      <w:rPr>
+        <w:rFonts w:ascii="Wingdings" w:hAnsi="Wingdings" w:hint="default"/>
+        <w:sz w:val="20"/>
+      </w:rPr>
+    </w:lvl>
+    <w:lvl w:ilvl="6" w:tentative="1">
+      <w:start w:val="1"/>
+      <w:numFmt w:val="bullet"/>
+      <w:lvlText w:val=""/>
+      <w:lvlJc w:val="left"/>
+      <w:pPr>
+        <w:tabs>
+          <w:tab w:val="num" w:pos="5040"/>
+        </w:tabs>
+        <w:ind w:left="5040" w:hanging="360"/>
+      </w:pPr>
+      <w:rPr>
+        <w:rFonts w:ascii="Wingdings" w:hAnsi="Wingdings" w:hint="default"/>
+        <w:sz w:val="20"/>
+      </w:rPr>
+    </w:lvl>
+    <w:lvl w:ilvl="7" w:tentative="1">
+      <w:start w:val="1"/>
+      <w:numFmt w:val="bullet"/>
+      <w:lvlText w:val=""/>
+      <w:lvlJc w:val="left"/>
+      <w:pPr>
+        <w:tabs>
+          <w:tab w:val="num" w:pos="5760"/>
+        </w:tabs>
+        <w:ind w:left="5760" w:hanging="360"/>
+      </w:pPr>
+      <w:rPr>
+        <w:rFonts w:ascii="Wingdings" w:hAnsi="Wingdings" w:hint="default"/>
+        <w:sz w:val="20"/>
+      </w:rPr>
+    </w:lvl>
+    <w:lvl w:ilvl="8" w:tentative="1">
+      <w:start w:val="1"/>
+      <w:numFmt w:val="bullet"/>
+      <w:lvlText w:val=""/>
+      <w:lvlJc w:val="left"/>
+      <w:pPr>
+        <w:tabs>
+          <w:tab w:val="num" w:pos="6480"/>
+        </w:tabs>
+        <w:ind w:left="6480" w:hanging="360"/>
+      </w:pPr>
+      <w:rPr>
+        <w:rFonts w:ascii="Wingdings" w:hAnsi="Wingdings" w:hint="default"/>
+        <w:sz w:val="20"/>
+      </w:rPr>
+    </w:lvl>
+  </w:abstractNum>
+  <w:abstractNum w:abstractNumId="18" w15:restartNumberingAfterBreak="0">
+    <w:nsid w:val="36312A6C"/>
+    <w:multiLevelType w:val="multilevel"/>
+    <w:tmpl w:val="650CF8A8"/>
+    <w:lvl w:ilvl="0">
+      <w:start w:val="1"/>
+      <w:numFmt w:val="bullet"/>
+      <w:lvlText w:val=""/>
+      <w:lvlJc w:val="left"/>
+      <w:pPr>
+        <w:tabs>
+          <w:tab w:val="num" w:pos="720"/>
+        </w:tabs>
+        <w:ind w:left="720" w:hanging="360"/>
+      </w:pPr>
+      <w:rPr>
+        <w:rFonts w:ascii="Symbol" w:hAnsi="Symbol" w:hint="default"/>
+        <w:sz w:val="20"/>
+      </w:rPr>
+    </w:lvl>
+    <w:lvl w:ilvl="1">
+      <w:start w:val="1"/>
+      <w:numFmt w:val="bullet"/>
+      <w:lvlText w:val="o"/>
+      <w:lvlJc w:val="left"/>
+      <w:pPr>
+        <w:tabs>
+          <w:tab w:val="num" w:pos="1440"/>
+        </w:tabs>
+        <w:ind w:left="1440" w:hanging="360"/>
+      </w:pPr>
+      <w:rPr>
+        <w:rFonts w:ascii="Courier New" w:hAnsi="Courier New" w:hint="default"/>
+        <w:sz w:val="20"/>
+      </w:rPr>
+    </w:lvl>
+    <w:lvl w:ilvl="2" w:tentative="1">
+      <w:start w:val="1"/>
+      <w:numFmt w:val="bullet"/>
+      <w:lvlText w:val=""/>
+      <w:lvlJc w:val="left"/>
+      <w:pPr>
+        <w:tabs>
+          <w:tab w:val="num" w:pos="2160"/>
+        </w:tabs>
+        <w:ind w:left="2160" w:hanging="360"/>
+      </w:pPr>
+      <w:rPr>
+        <w:rFonts w:ascii="Wingdings" w:hAnsi="Wingdings" w:hint="default"/>
+        <w:sz w:val="20"/>
+      </w:rPr>
+    </w:lvl>
+    <w:lvl w:ilvl="3" w:tentative="1">
+      <w:start w:val="1"/>
+      <w:numFmt w:val="bullet"/>
+      <w:lvlText w:val=""/>
+      <w:lvlJc w:val="left"/>
+      <w:pPr>
+        <w:tabs>
+          <w:tab w:val="num" w:pos="2880"/>
+        </w:tabs>
+        <w:ind w:left="2880" w:hanging="360"/>
+      </w:pPr>
+      <w:rPr>
+        <w:rFonts w:ascii="Wingdings" w:hAnsi="Wingdings" w:hint="default"/>
+        <w:sz w:val="20"/>
+      </w:rPr>
+    </w:lvl>
+    <w:lvl w:ilvl="4" w:tentative="1">
+      <w:start w:val="1"/>
+      <w:numFmt w:val="bullet"/>
+      <w:lvlText w:val=""/>
+      <w:lvlJc w:val="left"/>
+      <w:pPr>
+        <w:tabs>
+          <w:tab w:val="num" w:pos="3600"/>
+        </w:tabs>
+        <w:ind w:left="3600" w:hanging="360"/>
+      </w:pPr>
+      <w:rPr>
+        <w:rFonts w:ascii="Wingdings" w:hAnsi="Wingdings" w:hint="default"/>
+        <w:sz w:val="20"/>
+      </w:rPr>
+    </w:lvl>
+    <w:lvl w:ilvl="5" w:tentative="1">
+      <w:start w:val="1"/>
+      <w:numFmt w:val="bullet"/>
+      <w:lvlText w:val=""/>
+      <w:lvlJc w:val="left"/>
+      <w:pPr>
+        <w:tabs>
+          <w:tab w:val="num" w:pos="4320"/>
+        </w:tabs>
+        <w:ind w:left="4320" w:hanging="360"/>
+      </w:pPr>
+      <w:rPr>
+        <w:rFonts w:ascii="Wingdings" w:hAnsi="Wingdings" w:hint="default"/>
+        <w:sz w:val="20"/>
+      </w:rPr>
+    </w:lvl>
+    <w:lvl w:ilvl="6" w:tentative="1">
+      <w:start w:val="1"/>
+      <w:numFmt w:val="bullet"/>
+      <w:lvlText w:val=""/>
+      <w:lvlJc w:val="left"/>
+      <w:pPr>
+        <w:tabs>
+          <w:tab w:val="num" w:pos="5040"/>
+        </w:tabs>
+        <w:ind w:left="5040" w:hanging="360"/>
+      </w:pPr>
+      <w:rPr>
+        <w:rFonts w:ascii="Wingdings" w:hAnsi="Wingdings" w:hint="default"/>
+        <w:sz w:val="20"/>
+      </w:rPr>
+    </w:lvl>
+    <w:lvl w:ilvl="7" w:tentative="1">
+      <w:start w:val="1"/>
+      <w:numFmt w:val="bullet"/>
+      <w:lvlText w:val=""/>
+      <w:lvlJc w:val="left"/>
+      <w:pPr>
+        <w:tabs>
+          <w:tab w:val="num" w:pos="5760"/>
+        </w:tabs>
+        <w:ind w:left="5760" w:hanging="360"/>
+      </w:pPr>
+      <w:rPr>
+        <w:rFonts w:ascii="Wingdings" w:hAnsi="Wingdings" w:hint="default"/>
+        <w:sz w:val="20"/>
+      </w:rPr>
+    </w:lvl>
+    <w:lvl w:ilvl="8" w:tentative="1">
+      <w:start w:val="1"/>
+      <w:numFmt w:val="bullet"/>
+      <w:lvlText w:val=""/>
+      <w:lvlJc w:val="left"/>
+      <w:pPr>
+        <w:tabs>
+          <w:tab w:val="num" w:pos="6480"/>
+        </w:tabs>
+        <w:ind w:left="6480" w:hanging="360"/>
+      </w:pPr>
+      <w:rPr>
+        <w:rFonts w:ascii="Wingdings" w:hAnsi="Wingdings" w:hint="default"/>
+        <w:sz w:val="20"/>
+      </w:rPr>
+    </w:lvl>
+  </w:abstractNum>
+  <w:abstractNum w:abstractNumId="19" w15:restartNumberingAfterBreak="0">
+    <w:nsid w:val="37C5438C"/>
+    <w:multiLevelType w:val="multilevel"/>
+    <w:tmpl w:val="4EF80140"/>
+    <w:lvl w:ilvl="0">
+      <w:start w:val="4"/>
+      <w:numFmt w:val="decimal"/>
+      <w:lvlText w:val="%1."/>
+      <w:lvlJc w:val="left"/>
+      <w:pPr>
+        <w:tabs>
+          <w:tab w:val="num" w:pos="720"/>
+        </w:tabs>
+        <w:ind w:left="720" w:hanging="360"/>
+      </w:pPr>
+    </w:lvl>
+    <w:lvl w:ilvl="1" w:tentative="1">
+      <w:start w:val="1"/>
+      <w:numFmt w:val="decimal"/>
+      <w:lvlText w:val="%2."/>
+      <w:lvlJc w:val="left"/>
+      <w:pPr>
+        <w:tabs>
+          <w:tab w:val="num" w:pos="1440"/>
+        </w:tabs>
+        <w:ind w:left="1440" w:hanging="360"/>
+      </w:pPr>
+    </w:lvl>
+    <w:lvl w:ilvl="2" w:tentative="1">
+      <w:start w:val="1"/>
+      <w:numFmt w:val="decimal"/>
+      <w:lvlText w:val="%3."/>
+      <w:lvlJc w:val="left"/>
+      <w:pPr>
+        <w:tabs>
+          <w:tab w:val="num" w:pos="2160"/>
+        </w:tabs>
+        <w:ind w:left="2160" w:hanging="360"/>
+      </w:pPr>
+    </w:lvl>
+    <w:lvl w:ilvl="3" w:tentative="1">
+      <w:start w:val="1"/>
+      <w:numFmt w:val="decimal"/>
+      <w:lvlText w:val="%4."/>
+      <w:lvlJc w:val="left"/>
+      <w:pPr>
+        <w:tabs>
+          <w:tab w:val="num" w:pos="2880"/>
+        </w:tabs>
+        <w:ind w:left="2880" w:hanging="360"/>
+      </w:pPr>
+    </w:lvl>
+    <w:lvl w:ilvl="4" w:tentative="1">
+      <w:start w:val="1"/>
+      <w:numFmt w:val="decimal"/>
+      <w:lvlText w:val="%5."/>
+      <w:lvlJc w:val="left"/>
+      <w:pPr>
+        <w:tabs>
+          <w:tab w:val="num" w:pos="3600"/>
+        </w:tabs>
+        <w:ind w:left="3600" w:hanging="360"/>
+      </w:pPr>
+    </w:lvl>
+    <w:lvl w:ilvl="5" w:tentative="1">
+      <w:start w:val="1"/>
+      <w:numFmt w:val="decimal"/>
+      <w:lvlText w:val="%6."/>
+      <w:lvlJc w:val="left"/>
+      <w:pPr>
+        <w:tabs>
+          <w:tab w:val="num" w:pos="4320"/>
+        </w:tabs>
+        <w:ind w:left="4320" w:hanging="360"/>
+      </w:pPr>
+    </w:lvl>
+    <w:lvl w:ilvl="6" w:tentative="1">
+      <w:start w:val="1"/>
+      <w:numFmt w:val="decimal"/>
+      <w:lvlText w:val="%7."/>
+      <w:lvlJc w:val="left"/>
+      <w:pPr>
+        <w:tabs>
+          <w:tab w:val="num" w:pos="5040"/>
+        </w:tabs>
+        <w:ind w:left="5040" w:hanging="360"/>
+      </w:pPr>
+    </w:lvl>
+    <w:lvl w:ilvl="7" w:tentative="1">
+      <w:start w:val="1"/>
+      <w:numFmt w:val="decimal"/>
+      <w:lvlText w:val="%8."/>
+      <w:lvlJc w:val="left"/>
+      <w:pPr>
+        <w:tabs>
+          <w:tab w:val="num" w:pos="5760"/>
+        </w:tabs>
+        <w:ind w:left="5760" w:hanging="360"/>
+      </w:pPr>
+    </w:lvl>
+    <w:lvl w:ilvl="8" w:tentative="1">
+      <w:start w:val="1"/>
+      <w:numFmt w:val="decimal"/>
+      <w:lvlText w:val="%9."/>
+      <w:lvlJc w:val="left"/>
+      <w:pPr>
+        <w:tabs>
+          <w:tab w:val="num" w:pos="6480"/>
+        </w:tabs>
+        <w:ind w:left="6480" w:hanging="360"/>
+      </w:pPr>
+    </w:lvl>
+  </w:abstractNum>
+  <w:abstractNum w:abstractNumId="20" w15:restartNumberingAfterBreak="0">
+    <w:nsid w:val="3A2152FF"/>
+    <w:multiLevelType w:val="multilevel"/>
+    <w:tmpl w:val="AFFE3458"/>
+    <w:lvl w:ilvl="0">
+      <w:start w:val="1"/>
+      <w:numFmt w:val="bullet"/>
+      <w:lvlText w:val=""/>
+      <w:lvlJc w:val="left"/>
+      <w:pPr>
+        <w:tabs>
+          <w:tab w:val="num" w:pos="720"/>
+        </w:tabs>
+        <w:ind w:left="720" w:hanging="360"/>
+      </w:pPr>
+      <w:rPr>
+        <w:rFonts w:ascii="Symbol" w:hAnsi="Symbol" w:hint="default"/>
+        <w:sz w:val="20"/>
+      </w:rPr>
+    </w:lvl>
+    <w:lvl w:ilvl="1" w:tentative="1">
+      <w:start w:val="1"/>
+      <w:numFmt w:val="bullet"/>
+      <w:lvlText w:val="o"/>
+      <w:lvlJc w:val="left"/>
+      <w:pPr>
+        <w:tabs>
+          <w:tab w:val="num" w:pos="1440"/>
+        </w:tabs>
+        <w:ind w:left="1440" w:hanging="360"/>
+      </w:pPr>
+      <w:rPr>
+        <w:rFonts w:ascii="Courier New" w:hAnsi="Courier New" w:hint="default"/>
+        <w:sz w:val="20"/>
+      </w:rPr>
+    </w:lvl>
+    <w:lvl w:ilvl="2" w:tentative="1">
+      <w:start w:val="1"/>
+      <w:numFmt w:val="bullet"/>
+      <w:lvlText w:val=""/>
+      <w:lvlJc w:val="left"/>
+      <w:pPr>
+        <w:tabs>
+          <w:tab w:val="num" w:pos="2160"/>
+        </w:tabs>
+        <w:ind w:left="2160" w:hanging="360"/>
+      </w:pPr>
+      <w:rPr>
+        <w:rFonts w:ascii="Wingdings" w:hAnsi="Wingdings" w:hint="default"/>
+        <w:sz w:val="20"/>
+      </w:rPr>
+    </w:lvl>
+    <w:lvl w:ilvl="3" w:tentative="1">
+      <w:start w:val="1"/>
+      <w:numFmt w:val="bullet"/>
+      <w:lvlText w:val=""/>
+      <w:lvlJc w:val="left"/>
+      <w:pPr>
+        <w:tabs>
+          <w:tab w:val="num" w:pos="2880"/>
+        </w:tabs>
+        <w:ind w:left="2880" w:hanging="360"/>
+      </w:pPr>
+      <w:rPr>
+        <w:rFonts w:ascii="Wingdings" w:hAnsi="Wingdings" w:hint="default"/>
+        <w:sz w:val="20"/>
+      </w:rPr>
+    </w:lvl>
+    <w:lvl w:ilvl="4" w:tentative="1">
+      <w:start w:val="1"/>
+      <w:numFmt w:val="bullet"/>
+      <w:lvlText w:val=""/>
+      <w:lvlJc w:val="left"/>
+      <w:pPr>
+        <w:tabs>
+          <w:tab w:val="num" w:pos="3600"/>
+        </w:tabs>
+        <w:ind w:left="3600" w:hanging="360"/>
+      </w:pPr>
+      <w:rPr>
+        <w:rFonts w:ascii="Wingdings" w:hAnsi="Wingdings" w:hint="default"/>
+        <w:sz w:val="20"/>
+      </w:rPr>
+    </w:lvl>
+    <w:lvl w:ilvl="5" w:tentative="1">
+      <w:start w:val="1"/>
+      <w:numFmt w:val="bullet"/>
+      <w:lvlText w:val=""/>
+      <w:lvlJc w:val="left"/>
+      <w:pPr>
+        <w:tabs>
+          <w:tab w:val="num" w:pos="4320"/>
+        </w:tabs>
+        <w:ind w:left="4320" w:hanging="360"/>
+      </w:pPr>
+      <w:rPr>
+        <w:rFonts w:ascii="Wingdings" w:hAnsi="Wingdings" w:hint="default"/>
+        <w:sz w:val="20"/>
+      </w:rPr>
+    </w:lvl>
+    <w:lvl w:ilvl="6" w:tentative="1">
+      <w:start w:val="1"/>
+      <w:numFmt w:val="bullet"/>
+      <w:lvlText w:val=""/>
+      <w:lvlJc w:val="left"/>
+      <w:pPr>
+        <w:tabs>
+          <w:tab w:val="num" w:pos="5040"/>
+        </w:tabs>
+        <w:ind w:left="5040" w:hanging="360"/>
+      </w:pPr>
+      <w:rPr>
+        <w:rFonts w:ascii="Wingdings" w:hAnsi="Wingdings" w:hint="default"/>
+        <w:sz w:val="20"/>
+      </w:rPr>
+    </w:lvl>
+    <w:lvl w:ilvl="7" w:tentative="1">
+      <w:start w:val="1"/>
+      <w:numFmt w:val="bullet"/>
+      <w:lvlText w:val=""/>
+      <w:lvlJc w:val="left"/>
+      <w:pPr>
+        <w:tabs>
+          <w:tab w:val="num" w:pos="5760"/>
+        </w:tabs>
+        <w:ind w:left="5760" w:hanging="360"/>
+      </w:pPr>
+      <w:rPr>
+        <w:rFonts w:ascii="Wingdings" w:hAnsi="Wingdings" w:hint="default"/>
+        <w:sz w:val="20"/>
+      </w:rPr>
+    </w:lvl>
+    <w:lvl w:ilvl="8" w:tentative="1">
+      <w:start w:val="1"/>
+      <w:numFmt w:val="bullet"/>
+      <w:lvlText w:val=""/>
+      <w:lvlJc w:val="left"/>
+      <w:pPr>
+        <w:tabs>
+          <w:tab w:val="num" w:pos="6480"/>
+        </w:tabs>
+        <w:ind w:left="6480" w:hanging="360"/>
+      </w:pPr>
+      <w:rPr>
+        <w:rFonts w:ascii="Wingdings" w:hAnsi="Wingdings" w:hint="default"/>
+        <w:sz w:val="20"/>
+      </w:rPr>
+    </w:lvl>
+  </w:abstractNum>
+  <w:abstractNum w:abstractNumId="21" w15:restartNumberingAfterBreak="0">
+    <w:nsid w:val="3A8700F1"/>
+    <w:multiLevelType w:val="multilevel"/>
+    <w:tmpl w:val="7CB005A2"/>
+    <w:lvl w:ilvl="0">
+      <w:start w:val="1"/>
+      <w:numFmt w:val="bullet"/>
+      <w:lvlText w:val=""/>
+      <w:lvlJc w:val="left"/>
+      <w:pPr>
+        <w:tabs>
+          <w:tab w:val="num" w:pos="720"/>
+        </w:tabs>
+        <w:ind w:left="720" w:hanging="360"/>
+      </w:pPr>
+      <w:rPr>
+        <w:rFonts w:ascii="Symbol" w:hAnsi="Symbol" w:hint="default"/>
+        <w:sz w:val="20"/>
+      </w:rPr>
+    </w:lvl>
+    <w:lvl w:ilvl="1">
+      <w:start w:val="1"/>
+      <w:numFmt w:val="bullet"/>
+      <w:lvlText w:val="o"/>
+      <w:lvlJc w:val="left"/>
+      <w:pPr>
+        <w:tabs>
+          <w:tab w:val="num" w:pos="1440"/>
+        </w:tabs>
+        <w:ind w:left="1440" w:hanging="360"/>
+      </w:pPr>
+      <w:rPr>
+        <w:rFonts w:ascii="Courier New" w:hAnsi="Courier New" w:hint="default"/>
+        <w:sz w:val="20"/>
+      </w:rPr>
+    </w:lvl>
+    <w:lvl w:ilvl="2" w:tentative="1">
+      <w:start w:val="1"/>
+      <w:numFmt w:val="bullet"/>
+      <w:lvlText w:val=""/>
+      <w:lvlJc w:val="left"/>
+      <w:pPr>
+        <w:tabs>
+          <w:tab w:val="num" w:pos="2160"/>
+        </w:tabs>
+        <w:ind w:left="2160" w:hanging="360"/>
+      </w:pPr>
+      <w:rPr>
+        <w:rFonts w:ascii="Wingdings" w:hAnsi="Wingdings" w:hint="default"/>
+        <w:sz w:val="20"/>
+      </w:rPr>
+    </w:lvl>
+    <w:lvl w:ilvl="3" w:tentative="1">
+      <w:start w:val="1"/>
+      <w:numFmt w:val="bullet"/>
+      <w:lvlText w:val=""/>
+      <w:lvlJc w:val="left"/>
+      <w:pPr>
+        <w:tabs>
+          <w:tab w:val="num" w:pos="2880"/>
+        </w:tabs>
+        <w:ind w:left="2880" w:hanging="360"/>
+      </w:pPr>
+      <w:rPr>
+        <w:rFonts w:ascii="Wingdings" w:hAnsi="Wingdings" w:hint="default"/>
+        <w:sz w:val="20"/>
+      </w:rPr>
+    </w:lvl>
+    <w:lvl w:ilvl="4" w:tentative="1">
+      <w:start w:val="1"/>
+      <w:numFmt w:val="bullet"/>
+      <w:lvlText w:val=""/>
+      <w:lvlJc w:val="left"/>
+      <w:pPr>
+        <w:tabs>
+          <w:tab w:val="num" w:pos="3600"/>
+        </w:tabs>
+        <w:ind w:left="3600" w:hanging="360"/>
+      </w:pPr>
+      <w:rPr>
+        <w:rFonts w:ascii="Wingdings" w:hAnsi="Wingdings" w:hint="default"/>
+        <w:sz w:val="20"/>
+      </w:rPr>
+    </w:lvl>
+    <w:lvl w:ilvl="5" w:tentative="1">
+      <w:start w:val="1"/>
+      <w:numFmt w:val="bullet"/>
+      <w:lvlText w:val=""/>
+      <w:lvlJc w:val="left"/>
+      <w:pPr>
+        <w:tabs>
+          <w:tab w:val="num" w:pos="4320"/>
+        </w:tabs>
+        <w:ind w:left="4320" w:hanging="360"/>
+      </w:pPr>
+      <w:rPr>
+        <w:rFonts w:ascii="Wingdings" w:hAnsi="Wingdings" w:hint="default"/>
+        <w:sz w:val="20"/>
+      </w:rPr>
+    </w:lvl>
+    <w:lvl w:ilvl="6" w:tentative="1">
+      <w:start w:val="1"/>
+      <w:numFmt w:val="bullet"/>
+      <w:lvlText w:val=""/>
+      <w:lvlJc w:val="left"/>
+      <w:pPr>
+        <w:tabs>
+          <w:tab w:val="num" w:pos="5040"/>
+        </w:tabs>
+        <w:ind w:left="5040" w:hanging="360"/>
+      </w:pPr>
+      <w:rPr>
+        <w:rFonts w:ascii="Wingdings" w:hAnsi="Wingdings" w:hint="default"/>
+        <w:sz w:val="20"/>
+      </w:rPr>
+    </w:lvl>
+    <w:lvl w:ilvl="7" w:tentative="1">
+      <w:start w:val="1"/>
+      <w:numFmt w:val="bullet"/>
+      <w:lvlText w:val=""/>
+      <w:lvlJc w:val="left"/>
+      <w:pPr>
+        <w:tabs>
+          <w:tab w:val="num" w:pos="5760"/>
+        </w:tabs>
+        <w:ind w:left="5760" w:hanging="360"/>
+      </w:pPr>
+      <w:rPr>
+        <w:rFonts w:ascii="Wingdings" w:hAnsi="Wingdings" w:hint="default"/>
+        <w:sz w:val="20"/>
+      </w:rPr>
+    </w:lvl>
+    <w:lvl w:ilvl="8" w:tentative="1">
+      <w:start w:val="1"/>
+      <w:numFmt w:val="bullet"/>
+      <w:lvlText w:val=""/>
+      <w:lvlJc w:val="left"/>
+      <w:pPr>
+        <w:tabs>
+          <w:tab w:val="num" w:pos="6480"/>
+        </w:tabs>
+        <w:ind w:left="6480" w:hanging="360"/>
+      </w:pPr>
+      <w:rPr>
+        <w:rFonts w:ascii="Wingdings" w:hAnsi="Wingdings" w:hint="default"/>
+        <w:sz w:val="20"/>
+      </w:rPr>
+    </w:lvl>
+  </w:abstractNum>
+  <w:abstractNum w:abstractNumId="22" w15:restartNumberingAfterBreak="0">
+    <w:nsid w:val="3C74724E"/>
+    <w:multiLevelType w:val="multilevel"/>
+    <w:tmpl w:val="B4DA8FC2"/>
+    <w:lvl w:ilvl="0">
+      <w:start w:val="7"/>
+      <w:numFmt w:val="decimal"/>
+      <w:lvlText w:val="%1."/>
+      <w:lvlJc w:val="left"/>
+      <w:pPr>
+        <w:tabs>
+          <w:tab w:val="num" w:pos="720"/>
+        </w:tabs>
+        <w:ind w:left="720" w:hanging="360"/>
+      </w:pPr>
+    </w:lvl>
+    <w:lvl w:ilvl="1" w:tentative="1">
+      <w:start w:val="1"/>
+      <w:numFmt w:val="decimal"/>
+      <w:lvlText w:val="%2."/>
+      <w:lvlJc w:val="left"/>
+      <w:pPr>
+        <w:tabs>
+          <w:tab w:val="num" w:pos="1440"/>
+        </w:tabs>
+        <w:ind w:left="1440" w:hanging="360"/>
+      </w:pPr>
+    </w:lvl>
+    <w:lvl w:ilvl="2" w:tentative="1">
+      <w:start w:val="1"/>
+      <w:numFmt w:val="decimal"/>
+      <w:lvlText w:val="%3."/>
+      <w:lvlJc w:val="left"/>
+      <w:pPr>
+        <w:tabs>
+          <w:tab w:val="num" w:pos="2160"/>
+        </w:tabs>
+        <w:ind w:left="2160" w:hanging="360"/>
+      </w:pPr>
+    </w:lvl>
+    <w:lvl w:ilvl="3" w:tentative="1">
+      <w:start w:val="1"/>
+      <w:numFmt w:val="decimal"/>
+      <w:lvlText w:val="%4."/>
+      <w:lvlJc w:val="left"/>
+      <w:pPr>
+        <w:tabs>
+          <w:tab w:val="num" w:pos="2880"/>
+        </w:tabs>
+        <w:ind w:left="2880" w:hanging="360"/>
+      </w:pPr>
+    </w:lvl>
+    <w:lvl w:ilvl="4" w:tentative="1">
+      <w:start w:val="1"/>
+      <w:numFmt w:val="decimal"/>
+      <w:lvlText w:val="%5."/>
+      <w:lvlJc w:val="left"/>
+      <w:pPr>
+        <w:tabs>
+          <w:tab w:val="num" w:pos="3600"/>
+        </w:tabs>
+        <w:ind w:left="3600" w:hanging="360"/>
+      </w:pPr>
+    </w:lvl>
+    <w:lvl w:ilvl="5" w:tentative="1">
+      <w:start w:val="1"/>
+      <w:numFmt w:val="decimal"/>
+      <w:lvlText w:val="%6."/>
+      <w:lvlJc w:val="left"/>
+      <w:pPr>
+        <w:tabs>
+          <w:tab w:val="num" w:pos="4320"/>
+        </w:tabs>
+        <w:ind w:left="4320" w:hanging="360"/>
+      </w:pPr>
+    </w:lvl>
+    <w:lvl w:ilvl="6" w:tentative="1">
+      <w:start w:val="1"/>
+      <w:numFmt w:val="decimal"/>
+      <w:lvlText w:val="%7."/>
+      <w:lvlJc w:val="left"/>
+      <w:pPr>
+        <w:tabs>
+          <w:tab w:val="num" w:pos="5040"/>
+        </w:tabs>
+        <w:ind w:left="5040" w:hanging="360"/>
+      </w:pPr>
+    </w:lvl>
+    <w:lvl w:ilvl="7" w:tentative="1">
+      <w:start w:val="1"/>
+      <w:numFmt w:val="decimal"/>
+      <w:lvlText w:val="%8."/>
+      <w:lvlJc w:val="left"/>
+      <w:pPr>
+        <w:tabs>
+          <w:tab w:val="num" w:pos="5760"/>
+        </w:tabs>
+        <w:ind w:left="5760" w:hanging="360"/>
+      </w:pPr>
+    </w:lvl>
+    <w:lvl w:ilvl="8" w:tentative="1">
+      <w:start w:val="1"/>
+      <w:numFmt w:val="decimal"/>
+      <w:lvlText w:val="%9."/>
+      <w:lvlJc w:val="left"/>
+      <w:pPr>
+        <w:tabs>
+          <w:tab w:val="num" w:pos="6480"/>
+        </w:tabs>
+        <w:ind w:left="6480" w:hanging="360"/>
+      </w:pPr>
+    </w:lvl>
+  </w:abstractNum>
+  <w:abstractNum w:abstractNumId="23" w15:restartNumberingAfterBreak="0">
+    <w:nsid w:val="48D55C00"/>
+    <w:multiLevelType w:val="multilevel"/>
+    <w:tmpl w:val="527A8AA6"/>
+    <w:lvl w:ilvl="0">
+      <w:start w:val="1"/>
+      <w:numFmt w:val="bullet"/>
+      <w:lvlText w:val=""/>
+      <w:lvlJc w:val="left"/>
+      <w:pPr>
+        <w:tabs>
+          <w:tab w:val="num" w:pos="720"/>
+        </w:tabs>
+        <w:ind w:left="720" w:hanging="360"/>
+      </w:pPr>
+      <w:rPr>
+        <w:rFonts w:ascii="Symbol" w:hAnsi="Symbol" w:hint="default"/>
+        <w:sz w:val="20"/>
+      </w:rPr>
+    </w:lvl>
+    <w:lvl w:ilvl="1" w:tentative="1">
+      <w:start w:val="1"/>
+      <w:numFmt w:val="bullet"/>
+      <w:lvlText w:val="o"/>
+      <w:lvlJc w:val="left"/>
+      <w:pPr>
+        <w:tabs>
+          <w:tab w:val="num" w:pos="1440"/>
+        </w:tabs>
+        <w:ind w:left="1440" w:hanging="360"/>
+      </w:pPr>
+      <w:rPr>
+        <w:rFonts w:ascii="Courier New" w:hAnsi="Courier New" w:hint="default"/>
+        <w:sz w:val="20"/>
+      </w:rPr>
+    </w:lvl>
+    <w:lvl w:ilvl="2" w:tentative="1">
+      <w:start w:val="1"/>
+      <w:numFmt w:val="bullet"/>
+      <w:lvlText w:val=""/>
+      <w:lvlJc w:val="left"/>
+      <w:pPr>
+        <w:tabs>
+          <w:tab w:val="num" w:pos="2160"/>
+        </w:tabs>
+        <w:ind w:left="2160" w:hanging="360"/>
+      </w:pPr>
+      <w:rPr>
+        <w:rFonts w:ascii="Wingdings" w:hAnsi="Wingdings" w:hint="default"/>
+        <w:sz w:val="20"/>
+      </w:rPr>
+    </w:lvl>
+    <w:lvl w:ilvl="3" w:tentative="1">
+      <w:start w:val="1"/>
+      <w:numFmt w:val="bullet"/>
+      <w:lvlText w:val=""/>
+      <w:lvlJc w:val="left"/>
+      <w:pPr>
+        <w:tabs>
+          <w:tab w:val="num" w:pos="2880"/>
+        </w:tabs>
+        <w:ind w:left="2880" w:hanging="360"/>
+      </w:pPr>
+      <w:rPr>
+        <w:rFonts w:ascii="Wingdings" w:hAnsi="Wingdings" w:hint="default"/>
+        <w:sz w:val="20"/>
+      </w:rPr>
+    </w:lvl>
+    <w:lvl w:ilvl="4" w:tentative="1">
+      <w:start w:val="1"/>
+      <w:numFmt w:val="bullet"/>
+      <w:lvlText w:val=""/>
+      <w:lvlJc w:val="left"/>
+      <w:pPr>
+        <w:tabs>
+          <w:tab w:val="num" w:pos="3600"/>
+        </w:tabs>
+        <w:ind w:left="3600" w:hanging="360"/>
+      </w:pPr>
+      <w:rPr>
+        <w:rFonts w:ascii="Wingdings" w:hAnsi="Wingdings" w:hint="default"/>
+        <w:sz w:val="20"/>
+      </w:rPr>
+    </w:lvl>
+    <w:lvl w:ilvl="5" w:tentative="1">
+      <w:start w:val="1"/>
+      <w:numFmt w:val="bullet"/>
+      <w:lvlText w:val=""/>
+      <w:lvlJc w:val="left"/>
+      <w:pPr>
+        <w:tabs>
+          <w:tab w:val="num" w:pos="4320"/>
+        </w:tabs>
+        <w:ind w:left="4320" w:hanging="360"/>
+      </w:pPr>
+      <w:rPr>
+        <w:rFonts w:ascii="Wingdings" w:hAnsi="Wingdings" w:hint="default"/>
+        <w:sz w:val="20"/>
+      </w:rPr>
+    </w:lvl>
+    <w:lvl w:ilvl="6" w:tentative="1">
+      <w:start w:val="1"/>
+      <w:numFmt w:val="bullet"/>
+      <w:lvlText w:val=""/>
+      <w:lvlJc w:val="left"/>
+      <w:pPr>
+        <w:tabs>
+          <w:tab w:val="num" w:pos="5040"/>
+        </w:tabs>
+        <w:ind w:left="5040" w:hanging="360"/>
+      </w:pPr>
+      <w:rPr>
+        <w:rFonts w:ascii="Wingdings" w:hAnsi="Wingdings" w:hint="default"/>
+        <w:sz w:val="20"/>
+      </w:rPr>
+    </w:lvl>
+    <w:lvl w:ilvl="7" w:tentative="1">
+      <w:start w:val="1"/>
+      <w:numFmt w:val="bullet"/>
+      <w:lvlText w:val=""/>
+      <w:lvlJc w:val="left"/>
+      <w:pPr>
+        <w:tabs>
+          <w:tab w:val="num" w:pos="5760"/>
+        </w:tabs>
+        <w:ind w:left="5760" w:hanging="360"/>
+      </w:pPr>
+      <w:rPr>
+        <w:rFonts w:ascii="Wingdings" w:hAnsi="Wingdings" w:hint="default"/>
+        <w:sz w:val="20"/>
+      </w:rPr>
+    </w:lvl>
+    <w:lvl w:ilvl="8" w:tentative="1">
+      <w:start w:val="1"/>
+      <w:numFmt w:val="bullet"/>
+      <w:lvlText w:val=""/>
+      <w:lvlJc w:val="left"/>
+      <w:pPr>
+        <w:tabs>
+          <w:tab w:val="num" w:pos="6480"/>
+        </w:tabs>
+        <w:ind w:left="6480" w:hanging="360"/>
+      </w:pPr>
+      <w:rPr>
+        <w:rFonts w:ascii="Wingdings" w:hAnsi="Wingdings" w:hint="default"/>
+        <w:sz w:val="20"/>
+      </w:rPr>
+    </w:lvl>
+  </w:abstractNum>
+  <w:abstractNum w:abstractNumId="24" w15:restartNumberingAfterBreak="0">
+    <w:nsid w:val="49A74077"/>
+    <w:multiLevelType w:val="multilevel"/>
+    <w:tmpl w:val="B3B4AFE2"/>
+    <w:lvl w:ilvl="0">
+      <w:start w:val="1"/>
+      <w:numFmt w:val="bullet"/>
+      <w:lvlText w:val=""/>
+      <w:lvlJc w:val="left"/>
+      <w:pPr>
+        <w:tabs>
+          <w:tab w:val="num" w:pos="720"/>
+        </w:tabs>
+        <w:ind w:left="720" w:hanging="360"/>
+      </w:pPr>
+      <w:rPr>
+        <w:rFonts w:ascii="Symbol" w:hAnsi="Symbol" w:hint="default"/>
+        <w:sz w:val="20"/>
+      </w:rPr>
+    </w:lvl>
+    <w:lvl w:ilvl="1">
+      <w:start w:val="1"/>
+      <w:numFmt w:val="bullet"/>
+      <w:lvlText w:val="o"/>
+      <w:lvlJc w:val="left"/>
+      <w:pPr>
+        <w:tabs>
+          <w:tab w:val="num" w:pos="1440"/>
+        </w:tabs>
+        <w:ind w:left="1440" w:hanging="360"/>
+      </w:pPr>
+      <w:rPr>
+        <w:rFonts w:ascii="Courier New" w:hAnsi="Courier New" w:hint="default"/>
+        <w:sz w:val="20"/>
+      </w:rPr>
+    </w:lvl>
+    <w:lvl w:ilvl="2" w:tentative="1">
+      <w:start w:val="1"/>
+      <w:numFmt w:val="bullet"/>
+      <w:lvlText w:val=""/>
+      <w:lvlJc w:val="left"/>
+      <w:pPr>
+        <w:tabs>
+          <w:tab w:val="num" w:pos="2160"/>
+        </w:tabs>
+        <w:ind w:left="2160" w:hanging="360"/>
+      </w:pPr>
+      <w:rPr>
+        <w:rFonts w:ascii="Wingdings" w:hAnsi="Wingdings" w:hint="default"/>
+        <w:sz w:val="20"/>
+      </w:rPr>
+    </w:lvl>
+    <w:lvl w:ilvl="3" w:tentative="1">
+      <w:start w:val="1"/>
+      <w:numFmt w:val="bullet"/>
+      <w:lvlText w:val=""/>
+      <w:lvlJc w:val="left"/>
+      <w:pPr>
+        <w:tabs>
+          <w:tab w:val="num" w:pos="2880"/>
+        </w:tabs>
+        <w:ind w:left="2880" w:hanging="360"/>
+      </w:pPr>
+      <w:rPr>
+        <w:rFonts w:ascii="Wingdings" w:hAnsi="Wingdings" w:hint="default"/>
+        <w:sz w:val="20"/>
+      </w:rPr>
+    </w:lvl>
+    <w:lvl w:ilvl="4" w:tentative="1">
+      <w:start w:val="1"/>
+      <w:numFmt w:val="bullet"/>
+      <w:lvlText w:val=""/>
+      <w:lvlJc w:val="left"/>
+      <w:pPr>
+        <w:tabs>
+          <w:tab w:val="num" w:pos="3600"/>
+        </w:tabs>
+        <w:ind w:left="3600" w:hanging="360"/>
+      </w:pPr>
+      <w:rPr>
+        <w:rFonts w:ascii="Wingdings" w:hAnsi="Wingdings" w:hint="default"/>
+        <w:sz w:val="20"/>
+      </w:rPr>
+    </w:lvl>
+    <w:lvl w:ilvl="5" w:tentative="1">
+      <w:start w:val="1"/>
+      <w:numFmt w:val="bullet"/>
+      <w:lvlText w:val=""/>
+      <w:lvlJc w:val="left"/>
+      <w:pPr>
+        <w:tabs>
+          <w:tab w:val="num" w:pos="4320"/>
+        </w:tabs>
+        <w:ind w:left="4320" w:hanging="360"/>
+      </w:pPr>
+      <w:rPr>
+        <w:rFonts w:ascii="Wingdings" w:hAnsi="Wingdings" w:hint="default"/>
+        <w:sz w:val="20"/>
+      </w:rPr>
+    </w:lvl>
+    <w:lvl w:ilvl="6" w:tentative="1">
+      <w:start w:val="1"/>
+      <w:numFmt w:val="bullet"/>
+      <w:lvlText w:val=""/>
+      <w:lvlJc w:val="left"/>
+      <w:pPr>
+        <w:tabs>
+          <w:tab w:val="num" w:pos="5040"/>
+        </w:tabs>
+        <w:ind w:left="5040" w:hanging="360"/>
+      </w:pPr>
+      <w:rPr>
+        <w:rFonts w:ascii="Wingdings" w:hAnsi="Wingdings" w:hint="default"/>
+        <w:sz w:val="20"/>
+      </w:rPr>
+    </w:lvl>
+    <w:lvl w:ilvl="7" w:tentative="1">
+      <w:start w:val="1"/>
+      <w:numFmt w:val="bullet"/>
+      <w:lvlText w:val=""/>
+      <w:lvlJc w:val="left"/>
+      <w:pPr>
+        <w:tabs>
+          <w:tab w:val="num" w:pos="5760"/>
+        </w:tabs>
+        <w:ind w:left="5760" w:hanging="360"/>
+      </w:pPr>
+      <w:rPr>
+        <w:rFonts w:ascii="Wingdings" w:hAnsi="Wingdings" w:hint="default"/>
+        <w:sz w:val="20"/>
+      </w:rPr>
+    </w:lvl>
+    <w:lvl w:ilvl="8" w:tentative="1">
+      <w:start w:val="1"/>
+      <w:numFmt w:val="bullet"/>
+      <w:lvlText w:val=""/>
+      <w:lvlJc w:val="left"/>
+      <w:pPr>
+        <w:tabs>
+          <w:tab w:val="num" w:pos="6480"/>
+        </w:tabs>
+        <w:ind w:left="6480" w:hanging="360"/>
+      </w:pPr>
+      <w:rPr>
+        <w:rFonts w:ascii="Wingdings" w:hAnsi="Wingdings" w:hint="default"/>
+        <w:sz w:val="20"/>
+      </w:rPr>
+    </w:lvl>
+  </w:abstractNum>
+  <w:abstractNum w:abstractNumId="25" w15:restartNumberingAfterBreak="0">
+    <w:nsid w:val="4ADD535C"/>
+    <w:multiLevelType w:val="multilevel"/>
+    <w:tmpl w:val="8CFC0DDA"/>
+    <w:lvl w:ilvl="0">
+      <w:start w:val="1"/>
+      <w:numFmt w:val="bullet"/>
+      <w:lvlText w:val=""/>
+      <w:lvlJc w:val="left"/>
+      <w:pPr>
+        <w:tabs>
+          <w:tab w:val="num" w:pos="720"/>
+        </w:tabs>
+        <w:ind w:left="720" w:hanging="360"/>
+      </w:pPr>
+      <w:rPr>
+        <w:rFonts w:ascii="Symbol" w:hAnsi="Symbol" w:hint="default"/>
+        <w:sz w:val="20"/>
+      </w:rPr>
+    </w:lvl>
+    <w:lvl w:ilvl="1">
+      <w:start w:val="1"/>
+      <w:numFmt w:val="bullet"/>
+      <w:lvlText w:val="o"/>
+      <w:lvlJc w:val="left"/>
+      <w:pPr>
+        <w:tabs>
+          <w:tab w:val="num" w:pos="1440"/>
+        </w:tabs>
+        <w:ind w:left="1440" w:hanging="360"/>
+      </w:pPr>
+      <w:rPr>
+        <w:rFonts w:ascii="Courier New" w:hAnsi="Courier New" w:hint="default"/>
+        <w:sz w:val="20"/>
+      </w:rPr>
+    </w:lvl>
+    <w:lvl w:ilvl="2" w:tentative="1">
+      <w:start w:val="1"/>
+      <w:numFmt w:val="bullet"/>
+      <w:lvlText w:val=""/>
+      <w:lvlJc w:val="left"/>
+      <w:pPr>
+        <w:tabs>
+          <w:tab w:val="num" w:pos="2160"/>
+        </w:tabs>
+        <w:ind w:left="2160" w:hanging="360"/>
+      </w:pPr>
+      <w:rPr>
+        <w:rFonts w:ascii="Wingdings" w:hAnsi="Wingdings" w:hint="default"/>
+        <w:sz w:val="20"/>
+      </w:rPr>
+    </w:lvl>
+    <w:lvl w:ilvl="3" w:tentative="1">
+      <w:start w:val="1"/>
+      <w:numFmt w:val="bullet"/>
+      <w:lvlText w:val=""/>
+      <w:lvlJc w:val="left"/>
+      <w:pPr>
+        <w:tabs>
+          <w:tab w:val="num" w:pos="2880"/>
+        </w:tabs>
+        <w:ind w:left="2880" w:hanging="360"/>
+      </w:pPr>
+      <w:rPr>
+        <w:rFonts w:ascii="Wingdings" w:hAnsi="Wingdings" w:hint="default"/>
+        <w:sz w:val="20"/>
+      </w:rPr>
+    </w:lvl>
+    <w:lvl w:ilvl="4" w:tentative="1">
+      <w:start w:val="1"/>
+      <w:numFmt w:val="bullet"/>
+      <w:lvlText w:val=""/>
+      <w:lvlJc w:val="left"/>
+      <w:pPr>
+        <w:tabs>
+          <w:tab w:val="num" w:pos="3600"/>
+        </w:tabs>
+        <w:ind w:left="3600" w:hanging="360"/>
+      </w:pPr>
+      <w:rPr>
+        <w:rFonts w:ascii="Wingdings" w:hAnsi="Wingdings" w:hint="default"/>
+        <w:sz w:val="20"/>
+      </w:rPr>
+    </w:lvl>
+    <w:lvl w:ilvl="5" w:tentative="1">
+      <w:start w:val="1"/>
+      <w:numFmt w:val="bullet"/>
+      <w:lvlText w:val=""/>
+      <w:lvlJc w:val="left"/>
+      <w:pPr>
+        <w:tabs>
+          <w:tab w:val="num" w:pos="4320"/>
+        </w:tabs>
+        <w:ind w:left="4320" w:hanging="360"/>
+      </w:pPr>
+      <w:rPr>
+        <w:rFonts w:ascii="Wingdings" w:hAnsi="Wingdings" w:hint="default"/>
+        <w:sz w:val="20"/>
+      </w:rPr>
+    </w:lvl>
+    <w:lvl w:ilvl="6" w:tentative="1">
+      <w:start w:val="1"/>
+      <w:numFmt w:val="bullet"/>
+      <w:lvlText w:val=""/>
+      <w:lvlJc w:val="left"/>
+      <w:pPr>
+        <w:tabs>
+          <w:tab w:val="num" w:pos="5040"/>
+        </w:tabs>
+        <w:ind w:left="5040" w:hanging="360"/>
+      </w:pPr>
+      <w:rPr>
+        <w:rFonts w:ascii="Wingdings" w:hAnsi="Wingdings" w:hint="default"/>
+        <w:sz w:val="20"/>
+      </w:rPr>
+    </w:lvl>
+    <w:lvl w:ilvl="7" w:tentative="1">
+      <w:start w:val="1"/>
+      <w:numFmt w:val="bullet"/>
+      <w:lvlText w:val=""/>
+      <w:lvlJc w:val="left"/>
+      <w:pPr>
+        <w:tabs>
+          <w:tab w:val="num" w:pos="5760"/>
+        </w:tabs>
+        <w:ind w:left="5760" w:hanging="360"/>
+      </w:pPr>
+      <w:rPr>
+        <w:rFonts w:ascii="Wingdings" w:hAnsi="Wingdings" w:hint="default"/>
+        <w:sz w:val="20"/>
+      </w:rPr>
+    </w:lvl>
+    <w:lvl w:ilvl="8" w:tentative="1">
+      <w:start w:val="1"/>
+      <w:numFmt w:val="bullet"/>
+      <w:lvlText w:val=""/>
+      <w:lvlJc w:val="left"/>
+      <w:pPr>
+        <w:tabs>
+          <w:tab w:val="num" w:pos="6480"/>
+        </w:tabs>
+        <w:ind w:left="6480" w:hanging="360"/>
+      </w:pPr>
+      <w:rPr>
+        <w:rFonts w:ascii="Wingdings" w:hAnsi="Wingdings" w:hint="default"/>
+        <w:sz w:val="20"/>
+      </w:rPr>
+    </w:lvl>
+  </w:abstractNum>
+  <w:abstractNum w:abstractNumId="26" w15:restartNumberingAfterBreak="0">
+    <w:nsid w:val="54B26EF3"/>
+    <w:multiLevelType w:val="multilevel"/>
+    <w:tmpl w:val="3E1E936A"/>
+    <w:lvl w:ilvl="0">
+      <w:start w:val="1"/>
+      <w:numFmt w:val="bullet"/>
+      <w:lvlText w:val=""/>
+      <w:lvlJc w:val="left"/>
+      <w:pPr>
+        <w:tabs>
+          <w:tab w:val="num" w:pos="720"/>
+        </w:tabs>
+        <w:ind w:left="720" w:hanging="360"/>
+      </w:pPr>
+      <w:rPr>
+        <w:rFonts w:ascii="Symbol" w:hAnsi="Symbol" w:hint="default"/>
+        <w:sz w:val="20"/>
+      </w:rPr>
+    </w:lvl>
+    <w:lvl w:ilvl="1" w:tentative="1">
+      <w:start w:val="1"/>
+      <w:numFmt w:val="bullet"/>
+      <w:lvlText w:val="o"/>
+      <w:lvlJc w:val="left"/>
+      <w:pPr>
+        <w:tabs>
+          <w:tab w:val="num" w:pos="1440"/>
+        </w:tabs>
+        <w:ind w:left="1440" w:hanging="360"/>
+      </w:pPr>
+      <w:rPr>
+        <w:rFonts w:ascii="Courier New" w:hAnsi="Courier New" w:hint="default"/>
+        <w:sz w:val="20"/>
+      </w:rPr>
+    </w:lvl>
+    <w:lvl w:ilvl="2" w:tentative="1">
+      <w:start w:val="1"/>
+      <w:numFmt w:val="bullet"/>
+      <w:lvlText w:val=""/>
+      <w:lvlJc w:val="left"/>
+      <w:pPr>
+        <w:tabs>
+          <w:tab w:val="num" w:pos="2160"/>
+        </w:tabs>
+        <w:ind w:left="2160" w:hanging="360"/>
+      </w:pPr>
+      <w:rPr>
+        <w:rFonts w:ascii="Wingdings" w:hAnsi="Wingdings" w:hint="default"/>
+        <w:sz w:val="20"/>
+      </w:rPr>
+    </w:lvl>
+    <w:lvl w:ilvl="3" w:tentative="1">
+      <w:start w:val="1"/>
+      <w:numFmt w:val="bullet"/>
+      <w:lvlText w:val=""/>
+      <w:lvlJc w:val="left"/>
+      <w:pPr>
+        <w:tabs>
+          <w:tab w:val="num" w:pos="2880"/>
+        </w:tabs>
+        <w:ind w:left="2880" w:hanging="360"/>
+      </w:pPr>
+      <w:rPr>
+        <w:rFonts w:ascii="Wingdings" w:hAnsi="Wingdings" w:hint="default"/>
+        <w:sz w:val="20"/>
+      </w:rPr>
+    </w:lvl>
+    <w:lvl w:ilvl="4" w:tentative="1">
+      <w:start w:val="1"/>
+      <w:numFmt w:val="bullet"/>
+      <w:lvlText w:val=""/>
+      <w:lvlJc w:val="left"/>
+      <w:pPr>
+        <w:tabs>
+          <w:tab w:val="num" w:pos="3600"/>
+        </w:tabs>
+        <w:ind w:left="3600" w:hanging="360"/>
+      </w:pPr>
+      <w:rPr>
+        <w:rFonts w:ascii="Wingdings" w:hAnsi="Wingdings" w:hint="default"/>
+        <w:sz w:val="20"/>
+      </w:rPr>
+    </w:lvl>
+    <w:lvl w:ilvl="5" w:tentative="1">
+      <w:start w:val="1"/>
+      <w:numFmt w:val="bullet"/>
+      <w:lvlText w:val=""/>
+      <w:lvlJc w:val="left"/>
+      <w:pPr>
+        <w:tabs>
+          <w:tab w:val="num" w:pos="4320"/>
+        </w:tabs>
+        <w:ind w:left="4320" w:hanging="360"/>
+      </w:pPr>
+      <w:rPr>
+        <w:rFonts w:ascii="Wingdings" w:hAnsi="Wingdings" w:hint="default"/>
+        <w:sz w:val="20"/>
+      </w:rPr>
+    </w:lvl>
+    <w:lvl w:ilvl="6" w:tentative="1">
+      <w:start w:val="1"/>
+      <w:numFmt w:val="bullet"/>
+      <w:lvlText w:val=""/>
+      <w:lvlJc w:val="left"/>
+      <w:pPr>
+        <w:tabs>
+          <w:tab w:val="num" w:pos="5040"/>
+        </w:tabs>
+        <w:ind w:left="5040" w:hanging="360"/>
+      </w:pPr>
+      <w:rPr>
+        <w:rFonts w:ascii="Wingdings" w:hAnsi="Wingdings" w:hint="default"/>
+        <w:sz w:val="20"/>
+      </w:rPr>
+    </w:lvl>
+    <w:lvl w:ilvl="7" w:tentative="1">
+      <w:start w:val="1"/>
+      <w:numFmt w:val="bullet"/>
+      <w:lvlText w:val=""/>
+      <w:lvlJc w:val="left"/>
+      <w:pPr>
+        <w:tabs>
+          <w:tab w:val="num" w:pos="5760"/>
+        </w:tabs>
+        <w:ind w:left="5760" w:hanging="360"/>
+      </w:pPr>
+      <w:rPr>
+        <w:rFonts w:ascii="Wingdings" w:hAnsi="Wingdings" w:hint="default"/>
+        <w:sz w:val="20"/>
+      </w:rPr>
+    </w:lvl>
+    <w:lvl w:ilvl="8" w:tentative="1">
+      <w:start w:val="1"/>
+      <w:numFmt w:val="bullet"/>
+      <w:lvlText w:val=""/>
+      <w:lvlJc w:val="left"/>
+      <w:pPr>
+        <w:tabs>
+          <w:tab w:val="num" w:pos="6480"/>
+        </w:tabs>
+        <w:ind w:left="6480" w:hanging="360"/>
+      </w:pPr>
+      <w:rPr>
+        <w:rFonts w:ascii="Wingdings" w:hAnsi="Wingdings" w:hint="default"/>
+        <w:sz w:val="20"/>
+      </w:rPr>
+    </w:lvl>
+  </w:abstractNum>
+  <w:abstractNum w:abstractNumId="27" w15:restartNumberingAfterBreak="0">
+    <w:nsid w:val="60317CBD"/>
+    <w:multiLevelType w:val="multilevel"/>
+    <w:tmpl w:val="807EE206"/>
+    <w:lvl w:ilvl="0">
+      <w:start w:val="2"/>
+      <w:numFmt w:val="decimal"/>
+      <w:lvlText w:val="%1."/>
+      <w:lvlJc w:val="left"/>
+      <w:pPr>
+        <w:tabs>
+          <w:tab w:val="num" w:pos="720"/>
+        </w:tabs>
+        <w:ind w:left="720" w:hanging="360"/>
+      </w:pPr>
+    </w:lvl>
+    <w:lvl w:ilvl="1" w:tentative="1">
+      <w:start w:val="1"/>
+      <w:numFmt w:val="decimal"/>
+      <w:lvlText w:val="%2."/>
+      <w:lvlJc w:val="left"/>
+      <w:pPr>
+        <w:tabs>
+          <w:tab w:val="num" w:pos="1440"/>
+        </w:tabs>
+        <w:ind w:left="1440" w:hanging="360"/>
+      </w:pPr>
+    </w:lvl>
+    <w:lvl w:ilvl="2" w:tentative="1">
+      <w:start w:val="1"/>
+      <w:numFmt w:val="decimal"/>
+      <w:lvlText w:val="%3."/>
+      <w:lvlJc w:val="left"/>
+      <w:pPr>
+        <w:tabs>
+          <w:tab w:val="num" w:pos="2160"/>
+        </w:tabs>
+        <w:ind w:left="2160" w:hanging="360"/>
+      </w:pPr>
+    </w:lvl>
+    <w:lvl w:ilvl="3" w:tentative="1">
+      <w:start w:val="1"/>
+      <w:numFmt w:val="decimal"/>
+      <w:lvlText w:val="%4."/>
+      <w:lvlJc w:val="left"/>
+      <w:pPr>
+        <w:tabs>
+          <w:tab w:val="num" w:pos="2880"/>
+        </w:tabs>
+        <w:ind w:left="2880" w:hanging="360"/>
+      </w:pPr>
+    </w:lvl>
+    <w:lvl w:ilvl="4" w:tentative="1">
+      <w:start w:val="1"/>
+      <w:numFmt w:val="decimal"/>
+      <w:lvlText w:val="%5."/>
+      <w:lvlJc w:val="left"/>
+      <w:pPr>
+        <w:tabs>
+          <w:tab w:val="num" w:pos="3600"/>
+        </w:tabs>
+        <w:ind w:left="3600" w:hanging="360"/>
+      </w:pPr>
+    </w:lvl>
+    <w:lvl w:ilvl="5" w:tentative="1">
+      <w:start w:val="1"/>
+      <w:numFmt w:val="decimal"/>
+      <w:lvlText w:val="%6."/>
+      <w:lvlJc w:val="left"/>
+      <w:pPr>
+        <w:tabs>
+          <w:tab w:val="num" w:pos="4320"/>
+        </w:tabs>
+        <w:ind w:left="4320" w:hanging="360"/>
+      </w:pPr>
+    </w:lvl>
+    <w:lvl w:ilvl="6" w:tentative="1">
+      <w:start w:val="1"/>
+      <w:numFmt w:val="decimal"/>
+      <w:lvlText w:val="%7."/>
+      <w:lvlJc w:val="left"/>
+      <w:pPr>
+        <w:tabs>
+          <w:tab w:val="num" w:pos="5040"/>
+        </w:tabs>
+        <w:ind w:left="5040" w:hanging="360"/>
+      </w:pPr>
+    </w:lvl>
+    <w:lvl w:ilvl="7" w:tentative="1">
+      <w:start w:val="1"/>
+      <w:numFmt w:val="decimal"/>
+      <w:lvlText w:val="%8."/>
+      <w:lvlJc w:val="left"/>
+      <w:pPr>
+        <w:tabs>
+          <w:tab w:val="num" w:pos="5760"/>
+        </w:tabs>
+        <w:ind w:left="5760" w:hanging="360"/>
+      </w:pPr>
+    </w:lvl>
+    <w:lvl w:ilvl="8" w:tentative="1">
+      <w:start w:val="1"/>
+      <w:numFmt w:val="decimal"/>
+      <w:lvlText w:val="%9."/>
+      <w:lvlJc w:val="left"/>
+      <w:pPr>
+        <w:tabs>
+          <w:tab w:val="num" w:pos="6480"/>
+        </w:tabs>
+        <w:ind w:left="6480" w:hanging="360"/>
+      </w:pPr>
+    </w:lvl>
+  </w:abstractNum>
+  <w:abstractNum w:abstractNumId="28" w15:restartNumberingAfterBreak="0">
+    <w:nsid w:val="670322BA"/>
+    <w:multiLevelType w:val="multilevel"/>
+    <w:tmpl w:val="F0BE4D14"/>
+    <w:lvl w:ilvl="0">
+      <w:start w:val="1"/>
+      <w:numFmt w:val="decimal"/>
+      <w:lvlText w:val="%1."/>
+      <w:lvlJc w:val="left"/>
+      <w:pPr>
+        <w:tabs>
+          <w:tab w:val="num" w:pos="720"/>
+        </w:tabs>
+        <w:ind w:left="720" w:hanging="360"/>
+      </w:pPr>
+    </w:lvl>
+    <w:lvl w:ilvl="1" w:tentative="1">
+      <w:start w:val="1"/>
+      <w:numFmt w:val="decimal"/>
+      <w:lvlText w:val="%2."/>
+      <w:lvlJc w:val="left"/>
+      <w:pPr>
+        <w:tabs>
+          <w:tab w:val="num" w:pos="1440"/>
+        </w:tabs>
+        <w:ind w:left="1440" w:hanging="360"/>
+      </w:pPr>
+    </w:lvl>
+    <w:lvl w:ilvl="2" w:tentative="1">
+      <w:start w:val="1"/>
+      <w:numFmt w:val="decimal"/>
+      <w:lvlText w:val="%3."/>
+      <w:lvlJc w:val="left"/>
+      <w:pPr>
+        <w:tabs>
+          <w:tab w:val="num" w:pos="2160"/>
+        </w:tabs>
+        <w:ind w:left="2160" w:hanging="360"/>
+      </w:pPr>
+    </w:lvl>
+    <w:lvl w:ilvl="3" w:tentative="1">
+      <w:start w:val="1"/>
+      <w:numFmt w:val="decimal"/>
+      <w:lvlText w:val="%4."/>
+      <w:lvlJc w:val="left"/>
+      <w:pPr>
+        <w:tabs>
+          <w:tab w:val="num" w:pos="2880"/>
+        </w:tabs>
+        <w:ind w:left="2880" w:hanging="360"/>
+      </w:pPr>
+    </w:lvl>
+    <w:lvl w:ilvl="4" w:tentative="1">
+      <w:start w:val="1"/>
+      <w:numFmt w:val="decimal"/>
+      <w:lvlText w:val="%5."/>
+      <w:lvlJc w:val="left"/>
+      <w:pPr>
+        <w:tabs>
+          <w:tab w:val="num" w:pos="3600"/>
+        </w:tabs>
+        <w:ind w:left="3600" w:hanging="360"/>
+      </w:pPr>
+    </w:lvl>
+    <w:lvl w:ilvl="5" w:tentative="1">
+      <w:start w:val="1"/>
+      <w:numFmt w:val="decimal"/>
+      <w:lvlText w:val="%6."/>
+      <w:lvlJc w:val="left"/>
+      <w:pPr>
+        <w:tabs>
+          <w:tab w:val="num" w:pos="4320"/>
+        </w:tabs>
+        <w:ind w:left="4320" w:hanging="360"/>
+      </w:pPr>
+    </w:lvl>
+    <w:lvl w:ilvl="6" w:tentative="1">
+      <w:start w:val="1"/>
+      <w:numFmt w:val="decimal"/>
+      <w:lvlText w:val="%7."/>
+      <w:lvlJc w:val="left"/>
+      <w:pPr>
+        <w:tabs>
+          <w:tab w:val="num" w:pos="5040"/>
+        </w:tabs>
+        <w:ind w:left="5040" w:hanging="360"/>
+      </w:pPr>
+    </w:lvl>
+    <w:lvl w:ilvl="7" w:tentative="1">
+      <w:start w:val="1"/>
+      <w:numFmt w:val="decimal"/>
+      <w:lvlText w:val="%8."/>
+      <w:lvlJc w:val="left"/>
+      <w:pPr>
+        <w:tabs>
+          <w:tab w:val="num" w:pos="5760"/>
+        </w:tabs>
+        <w:ind w:left="5760" w:hanging="360"/>
+      </w:pPr>
+    </w:lvl>
+    <w:lvl w:ilvl="8" w:tentative="1">
+      <w:start w:val="1"/>
+      <w:numFmt w:val="decimal"/>
+      <w:lvlText w:val="%9."/>
+      <w:lvlJc w:val="left"/>
+      <w:pPr>
+        <w:tabs>
+          <w:tab w:val="num" w:pos="6480"/>
+        </w:tabs>
+        <w:ind w:left="6480" w:hanging="360"/>
+      </w:pPr>
+    </w:lvl>
+  </w:abstractNum>
+  <w:abstractNum w:abstractNumId="29" w15:restartNumberingAfterBreak="0">
+    <w:nsid w:val="6D343579"/>
+    <w:multiLevelType w:val="multilevel"/>
+    <w:tmpl w:val="65887FB6"/>
+    <w:lvl w:ilvl="0">
+      <w:start w:val="1"/>
+      <w:numFmt w:val="bullet"/>
+      <w:lvlText w:val=""/>
+      <w:lvlJc w:val="left"/>
+      <w:pPr>
+        <w:tabs>
+          <w:tab w:val="num" w:pos="720"/>
+        </w:tabs>
+        <w:ind w:left="720" w:hanging="360"/>
+      </w:pPr>
+      <w:rPr>
+        <w:rFonts w:ascii="Symbol" w:hAnsi="Symbol" w:hint="default"/>
+        <w:sz w:val="20"/>
+      </w:rPr>
+    </w:lvl>
+    <w:lvl w:ilvl="1" w:tentative="1">
+      <w:start w:val="1"/>
+      <w:numFmt w:val="bullet"/>
+      <w:lvlText w:val="o"/>
+      <w:lvlJc w:val="left"/>
+      <w:pPr>
+        <w:tabs>
+          <w:tab w:val="num" w:pos="1440"/>
+        </w:tabs>
+        <w:ind w:left="1440" w:hanging="360"/>
+      </w:pPr>
+      <w:rPr>
+        <w:rFonts w:ascii="Courier New" w:hAnsi="Courier New" w:hint="default"/>
+        <w:sz w:val="20"/>
+      </w:rPr>
+    </w:lvl>
+    <w:lvl w:ilvl="2" w:tentative="1">
+      <w:start w:val="1"/>
+      <w:numFmt w:val="bullet"/>
+      <w:lvlText w:val=""/>
+      <w:lvlJc w:val="left"/>
+      <w:pPr>
+        <w:tabs>
+          <w:tab w:val="num" w:pos="2160"/>
+        </w:tabs>
+        <w:ind w:left="2160" w:hanging="360"/>
+      </w:pPr>
+      <w:rPr>
+        <w:rFonts w:ascii="Wingdings" w:hAnsi="Wingdings" w:hint="default"/>
+        <w:sz w:val="20"/>
+      </w:rPr>
+    </w:lvl>
+    <w:lvl w:ilvl="3" w:tentative="1">
+      <w:start w:val="1"/>
+      <w:numFmt w:val="bullet"/>
+      <w:lvlText w:val=""/>
+      <w:lvlJc w:val="left"/>
+      <w:pPr>
+        <w:tabs>
+          <w:tab w:val="num" w:pos="2880"/>
+        </w:tabs>
+        <w:ind w:left="2880" w:hanging="360"/>
+      </w:pPr>
+      <w:rPr>
+        <w:rFonts w:ascii="Wingdings" w:hAnsi="Wingdings" w:hint="default"/>
+        <w:sz w:val="20"/>
+      </w:rPr>
+    </w:lvl>
+    <w:lvl w:ilvl="4" w:tentative="1">
+      <w:start w:val="1"/>
+      <w:numFmt w:val="bullet"/>
+      <w:lvlText w:val=""/>
+      <w:lvlJc w:val="left"/>
+      <w:pPr>
+        <w:tabs>
+          <w:tab w:val="num" w:pos="3600"/>
+        </w:tabs>
+        <w:ind w:left="3600" w:hanging="360"/>
+      </w:pPr>
+      <w:rPr>
+        <w:rFonts w:ascii="Wingdings" w:hAnsi="Wingdings" w:hint="default"/>
+        <w:sz w:val="20"/>
+      </w:rPr>
+    </w:lvl>
+    <w:lvl w:ilvl="5" w:tentative="1">
+      <w:start w:val="1"/>
+      <w:numFmt w:val="bullet"/>
+      <w:lvlText w:val=""/>
+      <w:lvlJc w:val="left"/>
+      <w:pPr>
+        <w:tabs>
+          <w:tab w:val="num" w:pos="4320"/>
+        </w:tabs>
+        <w:ind w:left="4320" w:hanging="360"/>
+      </w:pPr>
+      <w:rPr>
+        <w:rFonts w:ascii="Wingdings" w:hAnsi="Wingdings" w:hint="default"/>
+        <w:sz w:val="20"/>
+      </w:rPr>
+    </w:lvl>
+    <w:lvl w:ilvl="6" w:tentative="1">
+      <w:start w:val="1"/>
+      <w:numFmt w:val="bullet"/>
+      <w:lvlText w:val=""/>
+      <w:lvlJc w:val="left"/>
+      <w:pPr>
+        <w:tabs>
+          <w:tab w:val="num" w:pos="5040"/>
+        </w:tabs>
+        <w:ind w:left="5040" w:hanging="360"/>
+      </w:pPr>
+      <w:rPr>
+        <w:rFonts w:ascii="Wingdings" w:hAnsi="Wingdings" w:hint="default"/>
+        <w:sz w:val="20"/>
+      </w:rPr>
+    </w:lvl>
+    <w:lvl w:ilvl="7" w:tentative="1">
+      <w:start w:val="1"/>
+      <w:numFmt w:val="bullet"/>
+      <w:lvlText w:val=""/>
+      <w:lvlJc w:val="left"/>
+      <w:pPr>
+        <w:tabs>
+          <w:tab w:val="num" w:pos="5760"/>
+        </w:tabs>
+        <w:ind w:left="5760" w:hanging="360"/>
+      </w:pPr>
+      <w:rPr>
+        <w:rFonts w:ascii="Wingdings" w:hAnsi="Wingdings" w:hint="default"/>
+        <w:sz w:val="20"/>
+      </w:rPr>
+    </w:lvl>
+    <w:lvl w:ilvl="8" w:tentative="1">
+      <w:start w:val="1"/>
+      <w:numFmt w:val="bullet"/>
+      <w:lvlText w:val=""/>
+      <w:lvlJc w:val="left"/>
+      <w:pPr>
+        <w:tabs>
+          <w:tab w:val="num" w:pos="6480"/>
+        </w:tabs>
+        <w:ind w:left="6480" w:hanging="360"/>
+      </w:pPr>
+      <w:rPr>
+        <w:rFonts w:ascii="Wingdings" w:hAnsi="Wingdings" w:hint="default"/>
+        <w:sz w:val="20"/>
+      </w:rPr>
+    </w:lvl>
+  </w:abstractNum>
+  <w:abstractNum w:abstractNumId="30" w15:restartNumberingAfterBreak="0">
+    <w:nsid w:val="6EBC6C54"/>
+    <w:multiLevelType w:val="multilevel"/>
+    <w:tmpl w:val="1DB88740"/>
+    <w:lvl w:ilvl="0">
+      <w:start w:val="5"/>
+      <w:numFmt w:val="decimal"/>
+      <w:lvlText w:val="%1."/>
+      <w:lvlJc w:val="left"/>
+      <w:pPr>
+        <w:tabs>
+          <w:tab w:val="num" w:pos="720"/>
+        </w:tabs>
+        <w:ind w:left="720" w:hanging="360"/>
+      </w:pPr>
+    </w:lvl>
+    <w:lvl w:ilvl="1" w:tentative="1">
+      <w:start w:val="1"/>
+      <w:numFmt w:val="decimal"/>
+      <w:lvlText w:val="%2."/>
+      <w:lvlJc w:val="left"/>
+      <w:pPr>
+        <w:tabs>
+          <w:tab w:val="num" w:pos="1440"/>
+        </w:tabs>
+        <w:ind w:left="1440" w:hanging="360"/>
+      </w:pPr>
+    </w:lvl>
+    <w:lvl w:ilvl="2" w:tentative="1">
+      <w:start w:val="1"/>
+      <w:numFmt w:val="decimal"/>
+      <w:lvlText w:val="%3."/>
+      <w:lvlJc w:val="left"/>
+      <w:pPr>
+        <w:tabs>
+          <w:tab w:val="num" w:pos="2160"/>
+        </w:tabs>
+        <w:ind w:left="2160" w:hanging="360"/>
+      </w:pPr>
+    </w:lvl>
+    <w:lvl w:ilvl="3" w:tentative="1">
+      <w:start w:val="1"/>
+      <w:numFmt w:val="decimal"/>
+      <w:lvlText w:val="%4."/>
+      <w:lvlJc w:val="left"/>
+      <w:pPr>
+        <w:tabs>
+          <w:tab w:val="num" w:pos="2880"/>
+        </w:tabs>
+        <w:ind w:left="2880" w:hanging="360"/>
+      </w:pPr>
+    </w:lvl>
+    <w:lvl w:ilvl="4" w:tentative="1">
+      <w:start w:val="1"/>
+      <w:numFmt w:val="decimal"/>
+      <w:lvlText w:val="%5."/>
+      <w:lvlJc w:val="left"/>
+      <w:pPr>
+        <w:tabs>
+          <w:tab w:val="num" w:pos="3600"/>
+        </w:tabs>
+        <w:ind w:left="3600" w:hanging="360"/>
+      </w:pPr>
+    </w:lvl>
+    <w:lvl w:ilvl="5" w:tentative="1">
+      <w:start w:val="1"/>
+      <w:numFmt w:val="decimal"/>
+      <w:lvlText w:val="%6."/>
+      <w:lvlJc w:val="left"/>
+      <w:pPr>
+        <w:tabs>
+          <w:tab w:val="num" w:pos="4320"/>
+        </w:tabs>
+        <w:ind w:left="4320" w:hanging="360"/>
+      </w:pPr>
+    </w:lvl>
+    <w:lvl w:ilvl="6" w:tentative="1">
+      <w:start w:val="1"/>
+      <w:numFmt w:val="decimal"/>
+      <w:lvlText w:val="%7."/>
+      <w:lvlJc w:val="left"/>
+      <w:pPr>
+        <w:tabs>
+          <w:tab w:val="num" w:pos="5040"/>
+        </w:tabs>
+        <w:ind w:left="5040" w:hanging="360"/>
+      </w:pPr>
+    </w:lvl>
+    <w:lvl w:ilvl="7" w:tentative="1">
+      <w:start w:val="1"/>
+      <w:numFmt w:val="decimal"/>
+      <w:lvlText w:val="%8."/>
+      <w:lvlJc w:val="left"/>
+      <w:pPr>
+        <w:tabs>
+          <w:tab w:val="num" w:pos="5760"/>
+        </w:tabs>
+        <w:ind w:left="5760" w:hanging="360"/>
+      </w:pPr>
+    </w:lvl>
+    <w:lvl w:ilvl="8" w:tentative="1">
+      <w:start w:val="1"/>
+      <w:numFmt w:val="decimal"/>
+      <w:lvlText w:val="%9."/>
+      <w:lvlJc w:val="left"/>
+      <w:pPr>
+        <w:tabs>
+          <w:tab w:val="num" w:pos="6480"/>
+        </w:tabs>
+        <w:ind w:left="6480" w:hanging="360"/>
+      </w:pPr>
+    </w:lvl>
+  </w:abstractNum>
+  <w:abstractNum w:abstractNumId="31" w15:restartNumberingAfterBreak="0">
+    <w:nsid w:val="7420502C"/>
+    <w:multiLevelType w:val="multilevel"/>
+    <w:tmpl w:val="E64442C8"/>
+    <w:lvl w:ilvl="0">
+      <w:start w:val="3"/>
+      <w:numFmt w:val="decimal"/>
+      <w:lvlText w:val="%1."/>
+      <w:lvlJc w:val="left"/>
+      <w:pPr>
+        <w:tabs>
+          <w:tab w:val="num" w:pos="720"/>
+        </w:tabs>
+        <w:ind w:left="720" w:hanging="360"/>
+      </w:pPr>
+    </w:lvl>
+    <w:lvl w:ilvl="1" w:tentative="1">
+      <w:start w:val="1"/>
+      <w:numFmt w:val="decimal"/>
+      <w:lvlText w:val="%2."/>
+      <w:lvlJc w:val="left"/>
+      <w:pPr>
+        <w:tabs>
+          <w:tab w:val="num" w:pos="1440"/>
+        </w:tabs>
+        <w:ind w:left="1440" w:hanging="360"/>
+      </w:pPr>
+    </w:lvl>
+    <w:lvl w:ilvl="2" w:tentative="1">
+      <w:start w:val="1"/>
+      <w:numFmt w:val="decimal"/>
+      <w:lvlText w:val="%3."/>
+      <w:lvlJc w:val="left"/>
+      <w:pPr>
+        <w:tabs>
+          <w:tab w:val="num" w:pos="2160"/>
+        </w:tabs>
+        <w:ind w:left="2160" w:hanging="360"/>
+      </w:pPr>
+    </w:lvl>
+    <w:lvl w:ilvl="3" w:tentative="1">
+      <w:start w:val="1"/>
+      <w:numFmt w:val="decimal"/>
+      <w:lvlText w:val="%4."/>
+      <w:lvlJc w:val="left"/>
+      <w:pPr>
+        <w:tabs>
+          <w:tab w:val="num" w:pos="2880"/>
+        </w:tabs>
+        <w:ind w:left="2880" w:hanging="360"/>
+      </w:pPr>
+    </w:lvl>
+    <w:lvl w:ilvl="4" w:tentative="1">
+      <w:start w:val="1"/>
+      <w:numFmt w:val="decimal"/>
+      <w:lvlText w:val="%5."/>
+      <w:lvlJc w:val="left"/>
+      <w:pPr>
+        <w:tabs>
+          <w:tab w:val="num" w:pos="3600"/>
+        </w:tabs>
+        <w:ind w:left="3600" w:hanging="360"/>
+      </w:pPr>
+    </w:lvl>
+    <w:lvl w:ilvl="5" w:tentative="1">
+      <w:start w:val="1"/>
+      <w:numFmt w:val="decimal"/>
+      <w:lvlText w:val="%6."/>
+      <w:lvlJc w:val="left"/>
+      <w:pPr>
+        <w:tabs>
+          <w:tab w:val="num" w:pos="4320"/>
+        </w:tabs>
+        <w:ind w:left="4320" w:hanging="360"/>
+      </w:pPr>
+    </w:lvl>
+    <w:lvl w:ilvl="6" w:tentative="1">
+      <w:start w:val="1"/>
+      <w:numFmt w:val="decimal"/>
+      <w:lvlText w:val="%7."/>
+      <w:lvlJc w:val="left"/>
+      <w:pPr>
+        <w:tabs>
+          <w:tab w:val="num" w:pos="5040"/>
+        </w:tabs>
+        <w:ind w:left="5040" w:hanging="360"/>
+      </w:pPr>
+    </w:lvl>
+    <w:lvl w:ilvl="7" w:tentative="1">
+      <w:start w:val="1"/>
+      <w:numFmt w:val="decimal"/>
+      <w:lvlText w:val="%8."/>
+      <w:lvlJc w:val="left"/>
+      <w:pPr>
+        <w:tabs>
+          <w:tab w:val="num" w:pos="5760"/>
+        </w:tabs>
+        <w:ind w:left="5760" w:hanging="360"/>
+      </w:pPr>
+    </w:lvl>
+    <w:lvl w:ilvl="8" w:tentative="1">
+      <w:start w:val="1"/>
+      <w:numFmt w:val="decimal"/>
+      <w:lvlText w:val="%9."/>
+      <w:lvlJc w:val="left"/>
+      <w:pPr>
+        <w:tabs>
+          <w:tab w:val="num" w:pos="6480"/>
+        </w:tabs>
+        <w:ind w:left="6480" w:hanging="360"/>
+      </w:pPr>
+    </w:lvl>
+  </w:abstractNum>
+  <w:abstractNum w:abstractNumId="32" w15:restartNumberingAfterBreak="0">
+    <w:nsid w:val="75614D24"/>
+    <w:multiLevelType w:val="multilevel"/>
+    <w:tmpl w:val="51E04FF0"/>
+    <w:lvl w:ilvl="0">
+      <w:start w:val="1"/>
+      <w:numFmt w:val="bullet"/>
+      <w:lvlText w:val=""/>
+      <w:lvlJc w:val="left"/>
+      <w:pPr>
+        <w:tabs>
+          <w:tab w:val="num" w:pos="720"/>
+        </w:tabs>
+        <w:ind w:left="720" w:hanging="360"/>
+      </w:pPr>
+      <w:rPr>
+        <w:rFonts w:ascii="Symbol" w:hAnsi="Symbol" w:hint="default"/>
+        <w:sz w:val="20"/>
+      </w:rPr>
+    </w:lvl>
+    <w:lvl w:ilvl="1">
+      <w:start w:val="1"/>
+      <w:numFmt w:val="bullet"/>
+      <w:lvlText w:val="o"/>
+      <w:lvlJc w:val="left"/>
+      <w:pPr>
+        <w:tabs>
+          <w:tab w:val="num" w:pos="1440"/>
+        </w:tabs>
+        <w:ind w:left="1440" w:hanging="360"/>
+      </w:pPr>
+      <w:rPr>
+        <w:rFonts w:ascii="Courier New" w:hAnsi="Courier New" w:hint="default"/>
+        <w:sz w:val="20"/>
+      </w:rPr>
+    </w:lvl>
+    <w:lvl w:ilvl="2" w:tentative="1">
+      <w:start w:val="1"/>
+      <w:numFmt w:val="bullet"/>
+      <w:lvlText w:val=""/>
+      <w:lvlJc w:val="left"/>
+      <w:pPr>
+        <w:tabs>
+          <w:tab w:val="num" w:pos="2160"/>
+        </w:tabs>
+        <w:ind w:left="2160" w:hanging="360"/>
+      </w:pPr>
+      <w:rPr>
+        <w:rFonts w:ascii="Wingdings" w:hAnsi="Wingdings" w:hint="default"/>
+        <w:sz w:val="20"/>
+      </w:rPr>
+    </w:lvl>
+    <w:lvl w:ilvl="3" w:tentative="1">
+      <w:start w:val="1"/>
+      <w:numFmt w:val="bullet"/>
+      <w:lvlText w:val=""/>
+      <w:lvlJc w:val="left"/>
+      <w:pPr>
+        <w:tabs>
+          <w:tab w:val="num" w:pos="2880"/>
+        </w:tabs>
+        <w:ind w:left="2880" w:hanging="360"/>
+      </w:pPr>
+      <w:rPr>
+        <w:rFonts w:ascii="Wingdings" w:hAnsi="Wingdings" w:hint="default"/>
+        <w:sz w:val="20"/>
+      </w:rPr>
+    </w:lvl>
+    <w:lvl w:ilvl="4" w:tentative="1">
+      <w:start w:val="1"/>
+      <w:numFmt w:val="bullet"/>
+      <w:lvlText w:val=""/>
+      <w:lvlJc w:val="left"/>
+      <w:pPr>
+        <w:tabs>
+          <w:tab w:val="num" w:pos="3600"/>
+        </w:tabs>
+        <w:ind w:left="3600" w:hanging="360"/>
+      </w:pPr>
+      <w:rPr>
+        <w:rFonts w:ascii="Wingdings" w:hAnsi="Wingdings" w:hint="default"/>
+        <w:sz w:val="20"/>
+      </w:rPr>
+    </w:lvl>
+    <w:lvl w:ilvl="5" w:tentative="1">
+      <w:start w:val="1"/>
+      <w:numFmt w:val="bullet"/>
+      <w:lvlText w:val=""/>
+      <w:lvlJc w:val="left"/>
+      <w:pPr>
+        <w:tabs>
+          <w:tab w:val="num" w:pos="4320"/>
+        </w:tabs>
+        <w:ind w:left="4320" w:hanging="360"/>
+      </w:pPr>
+      <w:rPr>
+        <w:rFonts w:ascii="Wingdings" w:hAnsi="Wingdings" w:hint="default"/>
+        <w:sz w:val="20"/>
+      </w:rPr>
+    </w:lvl>
+    <w:lvl w:ilvl="6" w:tentative="1">
+      <w:start w:val="1"/>
+      <w:numFmt w:val="bullet"/>
+      <w:lvlText w:val=""/>
+      <w:lvlJc w:val="left"/>
+      <w:pPr>
+        <w:tabs>
+          <w:tab w:val="num" w:pos="5040"/>
+        </w:tabs>
+        <w:ind w:left="5040" w:hanging="360"/>
+      </w:pPr>
+      <w:rPr>
+        <w:rFonts w:ascii="Wingdings" w:hAnsi="Wingdings" w:hint="default"/>
+        <w:sz w:val="20"/>
+      </w:rPr>
+    </w:lvl>
+    <w:lvl w:ilvl="7" w:tentative="1">
+      <w:start w:val="1"/>
+      <w:numFmt w:val="bullet"/>
+      <w:lvlText w:val=""/>
+      <w:lvlJc w:val="left"/>
+      <w:pPr>
+        <w:tabs>
+          <w:tab w:val="num" w:pos="5760"/>
+        </w:tabs>
+        <w:ind w:left="5760" w:hanging="360"/>
+      </w:pPr>
+      <w:rPr>
+        <w:rFonts w:ascii="Wingdings" w:hAnsi="Wingdings" w:hint="default"/>
+        <w:sz w:val="20"/>
+      </w:rPr>
+    </w:lvl>
+    <w:lvl w:ilvl="8" w:tentative="1">
+      <w:start w:val="1"/>
+      <w:numFmt w:val="bullet"/>
+      <w:lvlText w:val=""/>
+      <w:lvlJc w:val="left"/>
+      <w:pPr>
+        <w:tabs>
+          <w:tab w:val="num" w:pos="6480"/>
+        </w:tabs>
+        <w:ind w:left="6480" w:hanging="360"/>
+      </w:pPr>
+      <w:rPr>
+        <w:rFonts w:ascii="Wingdings" w:hAnsi="Wingdings" w:hint="default"/>
+        <w:sz w:val="20"/>
       </w:rPr>
     </w:lvl>
   </w:abstractNum>
@@ -746,6 +6257,78 @@
   </w:num>
   <w:num w:numId="9" w16cid:durableId="1681930125">
     <w:abstractNumId w:val="0"/>
+  </w:num>
+  <w:num w:numId="10" w16cid:durableId="601493715">
+    <w:abstractNumId w:val="28"/>
+  </w:num>
+  <w:num w:numId="11" w16cid:durableId="177890055">
+    <w:abstractNumId w:val="14"/>
+  </w:num>
+  <w:num w:numId="12" w16cid:durableId="1193884003">
+    <w:abstractNumId w:val="27"/>
+  </w:num>
+  <w:num w:numId="13" w16cid:durableId="1172649423">
+    <w:abstractNumId w:val="23"/>
+  </w:num>
+  <w:num w:numId="14" w16cid:durableId="416099873">
+    <w:abstractNumId w:val="12"/>
+  </w:num>
+  <w:num w:numId="15" w16cid:durableId="939334611">
+    <w:abstractNumId w:val="31"/>
+  </w:num>
+  <w:num w:numId="16" w16cid:durableId="36126935">
+    <w:abstractNumId w:val="18"/>
+  </w:num>
+  <w:num w:numId="17" w16cid:durableId="918103479">
+    <w:abstractNumId w:val="19"/>
+  </w:num>
+  <w:num w:numId="18" w16cid:durableId="1852716631">
+    <w:abstractNumId w:val="10"/>
+  </w:num>
+  <w:num w:numId="19" w16cid:durableId="153879850">
+    <w:abstractNumId w:val="30"/>
+  </w:num>
+  <w:num w:numId="20" w16cid:durableId="1158616162">
+    <w:abstractNumId w:val="21"/>
+  </w:num>
+  <w:num w:numId="21" w16cid:durableId="814225123">
+    <w:abstractNumId w:val="20"/>
+  </w:num>
+  <w:num w:numId="22" w16cid:durableId="83768209">
+    <w:abstractNumId w:val="17"/>
+  </w:num>
+  <w:num w:numId="23" w16cid:durableId="1720931663">
+    <w:abstractNumId w:val="11"/>
+  </w:num>
+  <w:num w:numId="24" w16cid:durableId="80490969">
+    <w:abstractNumId w:val="32"/>
+  </w:num>
+  <w:num w:numId="25" w16cid:durableId="606959986">
+    <w:abstractNumId w:val="15"/>
+  </w:num>
+  <w:num w:numId="26" w16cid:durableId="1880118916">
+    <w:abstractNumId w:val="25"/>
+  </w:num>
+  <w:num w:numId="27" w16cid:durableId="1517697104">
+    <w:abstractNumId w:val="26"/>
+  </w:num>
+  <w:num w:numId="28" w16cid:durableId="1815679736">
+    <w:abstractNumId w:val="9"/>
+  </w:num>
+  <w:num w:numId="29" w16cid:durableId="1707749966">
+    <w:abstractNumId w:val="29"/>
+  </w:num>
+  <w:num w:numId="30" w16cid:durableId="1392075567">
+    <w:abstractNumId w:val="16"/>
+  </w:num>
+  <w:num w:numId="31" w16cid:durableId="1943102672">
+    <w:abstractNumId w:val="24"/>
+  </w:num>
+  <w:num w:numId="32" w16cid:durableId="1336683966">
+    <w:abstractNumId w:val="22"/>
+  </w:num>
+  <w:num w:numId="33" w16cid:durableId="37748869">
+    <w:abstractNumId w:val="13"/>
   </w:num>
 </w:numbering>
 </file>
@@ -1353,7 +6936,6 @@
   <w:style w:type="character" w:default="1" w:styleId="Carpredefinitoparagrafo">
     <w:name w:val="Default Paragraph Font"/>
     <w:uiPriority w:val="1"/>
-    <w:semiHidden/>
     <w:unhideWhenUsed/>
   </w:style>
   <w:style w:type="table" w:default="1" w:styleId="Tabellanormale">
